--- a/pr-preview/pr-290/model-validation-handout.docx
+++ b/pr-preview/pr-290/model-validation-handout.docx
@@ -15,7 +15,7 @@
         <w:pStyle w:val="Date"/>
       </w:pPr>
       <w:r>
-        <w:t xml:space="preserve">Last modified: 2026-10-17 02:12:30 (PDT)</w:t>
+        <w:t xml:space="preserve">Last modified: 2026-10-17 07:37:54 (PDT)</w:t>
       </w:r>
     </w:p>
     <w:bookmarkStart w:id="17" w:name="sec-data-sets"/>
@@ -3534,6 +3534,64 @@
         <w:t xml:space="preserve"> </w:t>
       </w:r>
       <w:r>
+        <w:t xml:space="preserve">is shorthand for the</w:t>
+      </w:r>
+      <w:r>
+        <w:t xml:space="preserve"> </w:t>
+      </w:r>
+      <w:hyperlink w:anchor="def-fitted-model">
+        <w:r>
+          <w:rPr>
+            <w:rStyle w:val="Hyperlink"/>
+          </w:rPr>
+          <w:t xml:space="preserve">fitted model</w:t>
+        </w:r>
+      </w:hyperlink>
+      <w:r>
+        <w:t xml:space="preserve"> </w:t>
+      </w:r>
+      <m:oMath>
+        <m:sSub>
+          <m:e>
+            <m:acc>
+              <m:accPr>
+                <m:chr m:val="̂"/>
+              </m:accPr>
+              <m:e>
+                <m:r>
+                  <m:t>y</m:t>
+                </m:r>
+              </m:e>
+            </m:acc>
+          </m:e>
+          <m:sub>
+            <m:sSub>
+              <m:e>
+                <m:r>
+                  <m:rPr>
+                    <m:scr m:val="script"/>
+                    <m:sty m:val="p"/>
+                  </m:rPr>
+                  <m:t>D</m:t>
+                </m:r>
+              </m:e>
+              <m:sub>
+                <m:r>
+                  <m:rPr>
+                    <m:nor/>
+                    <m:sty m:val="p"/>
+                  </m:rPr>
+                  <m:t>train</m:t>
+                </m:r>
+              </m:sub>
+            </m:sSub>
+          </m:sub>
+        </m:sSub>
+      </m:oMath>
+      <w:r>
+        <w:t xml:space="preserve"> </w:t>
+      </w:r>
+      <w:r>
         <w:t xml:space="preserve">that a</w:t>
       </w:r>
       <w:r>
@@ -3559,7 +3617,7 @@
         <w:t xml:space="preserve"> </w:t>
       </w:r>
       <w:r>
-        <w:t xml:space="preserve">produces from a</w:t>
+        <w:t xml:space="preserve">produces from the</w:t>
       </w:r>
       <w:r>
         <w:t xml:space="preserve"> </w:t>
@@ -3598,97 +3656,13 @@
         </m:sSub>
       </m:oMath>
       <w:r>
-        <w:t xml:space="preserve"> </w:t>
-      </w:r>
-      <w:r>
-        <w:t xml:space="preserve">is the function that maps each covariate value</w:t>
-      </w:r>
-      <w:r>
-        <w:t xml:space="preserve"> </w:t>
-      </w:r>
-      <m:oMath>
-        <m:r>
-          <m:t>x</m:t>
-        </m:r>
-      </m:oMath>
-      <w:r>
-        <w:t xml:space="preserve"> </w:t>
-      </w:r>
-      <w:r>
-        <w:t xml:space="preserve">to the</w:t>
-      </w:r>
-      <w:r>
-        <w:t xml:space="preserve"> </w:t>
-      </w:r>
-      <w:hyperlink r:id="rId18">
-        <w:r>
-          <w:rPr>
-            <w:rStyle w:val="Hyperlink"/>
-          </w:rPr>
-          <w:t xml:space="preserve">prediction</w:t>
-        </w:r>
-      </w:hyperlink>
-      <w:r>
-        <w:t xml:space="preserve"> </w:t>
-      </w:r>
-      <w:r>
-        <w:t xml:space="preserve">that</w:t>
-      </w:r>
-      <w:r>
-        <w:t xml:space="preserve"> </w:t>
-      </w:r>
-      <m:oMath>
-        <m:r>
-          <m:t>g</m:t>
-        </m:r>
-      </m:oMath>
-      <w:r>
-        <w:t xml:space="preserve"> </w:t>
-      </w:r>
-      <w:r>
-        <w:t xml:space="preserve">computes from</w:t>
-      </w:r>
-      <w:r>
-        <w:t xml:space="preserve"> </w:t>
-      </w:r>
-      <m:oMath>
-        <m:r>
-          <m:t>x</m:t>
-        </m:r>
-      </m:oMath>
-      <w:r>
-        <w:t xml:space="preserve"> </w:t>
-      </w:r>
-      <w:r>
-        <w:t xml:space="preserve">and</w:t>
-      </w:r>
-      <w:r>
-        <w:t xml:space="preserve"> </w:t>
-      </w:r>
-      <m:oMath>
-        <m:sSub>
-          <m:e>
-            <m:r>
-              <m:rPr>
-                <m:scr m:val="script"/>
-                <m:sty m:val="p"/>
-              </m:rPr>
-              <m:t>D</m:t>
-            </m:r>
-          </m:e>
-          <m:sub>
-            <m:r>
-              <m:rPr>
-                <m:nor/>
-                <m:sty m:val="p"/>
-              </m:rPr>
-              <m:t>train</m:t>
-            </m:r>
-          </m:sub>
-        </m:sSub>
-      </m:oMath>
-      <w:r>
-        <w:t xml:space="preserve">:</w:t>
+        <w:t xml:space="preserve">,</w:t>
+      </w:r>
+      <w:r>
+        <w:t xml:space="preserve"> </w:t>
+      </w:r>
+      <w:r>
+        <w:t xml:space="preserve">written without the subscript when the training set is the one in use:</w:t>
       </w:r>
     </w:p>
     <w:p>
@@ -3711,44 +3685,39 @@
               </m:r>
             </m:e>
           </m:acc>
-          <m:r>
-            <m:rPr>
-              <m:sty m:val="p"/>
-            </m:rPr>
-            <m:t>:</m:t>
-          </m:r>
-          <m:r>
-            <m:t>x</m:t>
-          </m:r>
-          <m:r>
-            <m:rPr>
-              <m:sty m:val="p"/>
-            </m:rPr>
-            <m:t>↦</m:t>
-          </m:r>
-          <m:r>
-            <m:t>g</m:t>
-          </m:r>
-          <m:r>
-            <m:t>​</m:t>
-          </m:r>
-          <m:d>
-            <m:dPr>
-              <m:begChr m:val="("/>
-              <m:sepChr m:val=""/>
-              <m:endChr m:val=")"/>
-              <m:grow/>
-            </m:dPr>
+          <m:limUpp>
             <m:e>
-              <m:r>
-                <m:t>x</m:t>
-              </m:r>
               <m:r>
                 <m:rPr>
                   <m:sty m:val="p"/>
                 </m:rPr>
-                <m:t>;</m:t>
-              </m:r>
+                <m:t>=</m:t>
+              </m:r>
+            </m:e>
+            <m:lim>
+              <m:r>
+                <m:rPr>
+                  <m:nor/>
+                  <m:sty m:val="p"/>
+                </m:rPr>
+                <m:t>def</m:t>
+              </m:r>
+            </m:lim>
+          </m:limUpp>
+          <m:sSub>
+            <m:e>
+              <m:acc>
+                <m:accPr>
+                  <m:chr m:val="̂"/>
+                </m:accPr>
+                <m:e>
+                  <m:r>
+                    <m:t>y</m:t>
+                  </m:r>
+                </m:e>
+              </m:acc>
+            </m:e>
+            <m:sub>
               <m:sSub>
                 <m:e>
                   <m:r>
@@ -3769,11 +3738,8 @@
                   </m:r>
                 </m:sub>
               </m:sSub>
-            </m:e>
-          </m:d>
-          <m:r>
-            <m:t>​</m:t>
-          </m:r>
+            </m:sub>
+          </m:sSub>
           <m:r>
             <m:rPr>
               <m:sty m:val="p"/>
@@ -4785,28 +4751,32 @@
           </m:e>
         </m:acc>
         <m:r>
-          <m:rPr>
-            <m:sty m:val="p"/>
-          </m:rPr>
-          <m:t>(</m:t>
-        </m:r>
-        <m:sSub>
+          <m:t>​</m:t>
+        </m:r>
+        <m:d>
+          <m:dPr>
+            <m:begChr m:val="("/>
+            <m:sepChr m:val=""/>
+            <m:endChr m:val=")"/>
+            <m:grow/>
+          </m:dPr>
           <m:e>
-            <m:r>
-              <m:t>x</m:t>
-            </m:r>
+            <m:sSub>
+              <m:e>
+                <m:r>
+                  <m:t>x</m:t>
+                </m:r>
+              </m:e>
+              <m:sub>
+                <m:r>
+                  <m:t>i</m:t>
+                </m:r>
+              </m:sub>
+            </m:sSub>
           </m:e>
-          <m:sub>
-            <m:r>
-              <m:t>i</m:t>
-            </m:r>
-          </m:sub>
-        </m:sSub>
-        <m:r>
-          <m:rPr>
-            <m:sty m:val="p"/>
-          </m:rPr>
-          <m:t>)</m:t>
+        </m:d>
+        <m:r>
+          <m:t>​</m:t>
         </m:r>
       </m:oMath>
       <w:r>
@@ -4920,28 +4890,32 @@
                 </m:e>
               </m:acc>
               <m:r>
-                <m:rPr>
-                  <m:sty m:val="p"/>
-                </m:rPr>
-                <m:t>(</m:t>
-              </m:r>
-              <m:sSub>
+                <m:t>​</m:t>
+              </m:r>
+              <m:d>
+                <m:dPr>
+                  <m:begChr m:val="("/>
+                  <m:sepChr m:val=""/>
+                  <m:endChr m:val=")"/>
+                  <m:grow/>
+                </m:dPr>
                 <m:e>
-                  <m:r>
-                    <m:t>x</m:t>
-                  </m:r>
+                  <m:sSub>
+                    <m:e>
+                      <m:r>
+                        <m:t>x</m:t>
+                      </m:r>
+                    </m:e>
+                    <m:sub>
+                      <m:r>
+                        <m:t>i</m:t>
+                      </m:r>
+                    </m:sub>
+                  </m:sSub>
                 </m:e>
-                <m:sub>
-                  <m:r>
-                    <m:t>i</m:t>
-                  </m:r>
-                </m:sub>
-              </m:sSub>
-              <m:r>
-                <m:rPr>
-                  <m:sty m:val="p"/>
-                </m:rPr>
-                <m:t>)</m:t>
+              </m:d>
+              <m:r>
+                <m:t>​</m:t>
               </m:r>
             </m:e>
           </m:d>
@@ -5133,31 +5107,35 @@
               </m:e>
             </m:acc>
             <m:r>
-              <m:rPr>
-                <m:sty m:val="p"/>
-              </m:rPr>
-              <m:t>(</m:t>
-            </m:r>
-            <m:sSub>
+              <m:t>​</m:t>
+            </m:r>
+            <m:d>
+              <m:dPr>
+                <m:begChr m:val="("/>
+                <m:sepChr m:val=""/>
+                <m:endChr m:val=")"/>
+                <m:grow/>
+              </m:dPr>
               <m:e>
-                <m:r>
-                  <m:t>X</m:t>
-                </m:r>
+                <m:sSub>
+                  <m:e>
+                    <m:r>
+                      <m:t>X</m:t>
+                    </m:r>
+                  </m:e>
+                  <m:sub>
+                    <m:r>
+                      <m:rPr>
+                        <m:sty m:val="p"/>
+                      </m:rPr>
+                      <m:t>*</m:t>
+                    </m:r>
+                  </m:sub>
+                </m:sSub>
               </m:e>
-              <m:sub>
-                <m:r>
-                  <m:rPr>
-                    <m:sty m:val="p"/>
-                  </m:rPr>
-                  <m:t>*</m:t>
-                </m:r>
-              </m:sub>
-            </m:sSub>
-            <m:r>
-              <m:rPr>
-                <m:sty m:val="p"/>
-              </m:rPr>
-              <m:t>)</m:t>
+            </m:d>
+            <m:r>
+              <m:t>​</m:t>
             </m:r>
           </m:e>
         </m:d>
@@ -10326,19 +10304,23 @@
             <m:t>μ</m:t>
           </m:r>
           <m:r>
-            <m:rPr>
-              <m:sty m:val="p"/>
-            </m:rPr>
-            <m:t>(</m:t>
+            <m:t>​</m:t>
           </m:r>
+          <m:d>
+            <m:dPr>
+              <m:begChr m:val="("/>
+              <m:sepChr m:val=""/>
+              <m:endChr m:val=")"/>
+              <m:grow/>
+            </m:dPr>
+            <m:e>
+              <m:r>
+                <m:t>x</m:t>
+              </m:r>
+            </m:e>
+          </m:d>
           <m:r>
-            <m:t>x</m:t>
-          </m:r>
-          <m:r>
-            <m:rPr>
-              <m:sty m:val="p"/>
-            </m:rPr>
-            <m:t>)</m:t>
+            <m:t>​</m:t>
           </m:r>
           <m:limUpp>
             <m:e>
@@ -12082,9 +12064,16 @@
         <w:t xml:space="preserve"> </w:t>
       </w:r>
       <m:oMath>
-        <m:r>
-          <m:t>g</m:t>
-        </m:r>
+        <m:acc>
+          <m:accPr>
+            <m:chr m:val="̂"/>
+          </m:accPr>
+          <m:e>
+            <m:r>
+              <m:t>y</m:t>
+            </m:r>
+          </m:e>
+        </m:acc>
         <m:r>
           <m:t>​</m:t>
         </m:r>
@@ -12099,32 +12088,6 @@
             <m:r>
               <m:t>x</m:t>
             </m:r>
-            <m:r>
-              <m:rPr>
-                <m:sty m:val="p"/>
-              </m:rPr>
-              <m:t>;</m:t>
-            </m:r>
-            <m:sSub>
-              <m:e>
-                <m:r>
-                  <m:rPr>
-                    <m:scr m:val="script"/>
-                    <m:sty m:val="p"/>
-                  </m:rPr>
-                  <m:t>D</m:t>
-                </m:r>
-              </m:e>
-              <m:sub>
-                <m:r>
-                  <m:rPr>
-                    <m:nor/>
-                    <m:sty m:val="p"/>
-                  </m:rPr>
-                  <m:t>train</m:t>
-                </m:r>
-              </m:sub>
-            </m:sSub>
           </m:e>
         </m:d>
         <m:r>
@@ -13038,9 +13001,16 @@
         <w:t xml:space="preserve"> </w:t>
       </w:r>
       <m:oMath>
-        <m:r>
-          <m:t>g</m:t>
-        </m:r>
+        <m:acc>
+          <m:accPr>
+            <m:chr m:val="̂"/>
+          </m:accPr>
+          <m:e>
+            <m:r>
+              <m:t>y</m:t>
+            </m:r>
+          </m:e>
+        </m:acc>
         <m:r>
           <m:t>​</m:t>
         </m:r>
@@ -13055,32 +13025,6 @@
             <m:r>
               <m:t>x</m:t>
             </m:r>
-            <m:r>
-              <m:rPr>
-                <m:sty m:val="p"/>
-              </m:rPr>
-              <m:t>;</m:t>
-            </m:r>
-            <m:sSub>
-              <m:e>
-                <m:r>
-                  <m:rPr>
-                    <m:scr m:val="script"/>
-                    <m:sty m:val="p"/>
-                  </m:rPr>
-                  <m:t>D</m:t>
-                </m:r>
-              </m:e>
-              <m:sub>
-                <m:r>
-                  <m:rPr>
-                    <m:nor/>
-                    <m:sty m:val="p"/>
-                  </m:rPr>
-                  <m:t>train</m:t>
-                </m:r>
-              </m:sub>
-            </m:sSub>
           </m:e>
         </m:d>
         <m:r>
@@ -13284,19 +13228,23 @@
           <m:t>μ</m:t>
         </m:r>
         <m:r>
-          <m:rPr>
-            <m:sty m:val="p"/>
-          </m:rPr>
-          <m:t>(</m:t>
-        </m:r>
-        <m:r>
-          <m:t>x</m:t>
-        </m:r>
-        <m:r>
-          <m:rPr>
-            <m:sty m:val="p"/>
-          </m:rPr>
-          <m:t>)</m:t>
+          <m:t>​</m:t>
+        </m:r>
+        <m:d>
+          <m:dPr>
+            <m:begChr m:val="("/>
+            <m:sepChr m:val=""/>
+            <m:endChr m:val=")"/>
+            <m:grow/>
+          </m:dPr>
+          <m:e>
+            <m:r>
+              <m:t>x</m:t>
+            </m:r>
+          </m:e>
+        </m:d>
+        <m:r>
+          <m:t>​</m:t>
         </m:r>
       </m:oMath>
       <w:r>
@@ -14406,42 +14354,6 @@
           </m:e>
         </m:acc>
         <m:r>
-          <m:rPr>
-            <m:sty m:val="p"/>
-          </m:rPr>
-          <m:t>(</m:t>
-        </m:r>
-        <m:sSub>
-          <m:e>
-            <m:r>
-              <m:t>X</m:t>
-            </m:r>
-          </m:e>
-          <m:sub>
-            <m:r>
-              <m:rPr>
-                <m:sty m:val="p"/>
-              </m:rPr>
-              <m:t>*</m:t>
-            </m:r>
-          </m:sub>
-        </m:sSub>
-        <m:r>
-          <m:rPr>
-            <m:sty m:val="p"/>
-          </m:rPr>
-          <m:t>)</m:t>
-        </m:r>
-        <m:r>
-          <m:rPr>
-            <m:sty m:val="p"/>
-          </m:rPr>
-          <m:t>=</m:t>
-        </m:r>
-        <m:r>
-          <m:t>g</m:t>
-        </m:r>
-        <m:r>
           <m:t>​</m:t>
         </m:r>
         <m:d>
@@ -14467,12 +14379,31 @@
                 </m:r>
               </m:sub>
             </m:sSub>
-            <m:r>
-              <m:rPr>
-                <m:sty m:val="p"/>
-              </m:rPr>
-              <m:t>;</m:t>
-            </m:r>
+          </m:e>
+        </m:d>
+        <m:r>
+          <m:t>​</m:t>
+        </m:r>
+        <m:r>
+          <m:rPr>
+            <m:sty m:val="p"/>
+          </m:rPr>
+          <m:t>=</m:t>
+        </m:r>
+        <m:sSub>
+          <m:e>
+            <m:acc>
+              <m:accPr>
+                <m:chr m:val="̂"/>
+              </m:accPr>
+              <m:e>
+                <m:r>
+                  <m:t>y</m:t>
+                </m:r>
+              </m:e>
+            </m:acc>
+          </m:e>
+          <m:sub>
             <m:sSub>
               <m:e>
                 <m:r>
@@ -14490,6 +14421,34 @@
                     <m:sty m:val="p"/>
                   </m:rPr>
                   <m:t>train</m:t>
+                </m:r>
+              </m:sub>
+            </m:sSub>
+          </m:sub>
+        </m:sSub>
+        <m:r>
+          <m:t>​</m:t>
+        </m:r>
+        <m:d>
+          <m:dPr>
+            <m:begChr m:val="("/>
+            <m:sepChr m:val=""/>
+            <m:endChr m:val=")"/>
+            <m:grow/>
+          </m:dPr>
+          <m:e>
+            <m:sSub>
+              <m:e>
+                <m:r>
+                  <m:t>X</m:t>
+                </m:r>
+              </m:e>
+              <m:sub>
+                <m:r>
+                  <m:rPr>
+                    <m:sty m:val="p"/>
+                  </m:rPr>
+                  <m:t>*</m:t>
                 </m:r>
               </m:sub>
             </m:sSub>
@@ -15211,7 +15170,7 @@
           <w:b/>
           <w:bCs/>
         </w:rPr>
-        <w:t xml:space="preserve">Definition 28 (Average fit)</w:t>
+        <w:t xml:space="preserve">Definition 28 (Expected prediction)</w:t>
       </w:r>
       <w:r>
         <w:t xml:space="preserve"> </w:t>
@@ -15312,7 +15271,7 @@
           <w:b/>
           <w:bCs/>
         </w:rPr>
-        <w:t xml:space="preserve">average fit</w:t>
+        <w:t xml:space="preserve">expected prediction</w:t>
       </w:r>
       <w:r>
         <w:t xml:space="preserve"> </w:t>
@@ -15346,15 +15305,22 @@
         <w:t xml:space="preserve"> </w:t>
       </w:r>
       <w:r>
-        <w:t xml:space="preserve">is the prediction</w:t>
+        <w:t xml:space="preserve">is the value</w:t>
       </w:r>
       <w:r>
         <w:t xml:space="preserve"> </w:t>
       </w:r>
       <m:oMath>
-        <m:r>
-          <m:t>g</m:t>
-        </m:r>
+        <m:acc>
+          <m:accPr>
+            <m:chr m:val="̂"/>
+          </m:accPr>
+          <m:e>
+            <m:r>
+              <m:t>y</m:t>
+            </m:r>
+          </m:e>
+        </m:acc>
         <m:r>
           <m:t>​</m:t>
         </m:r>
@@ -15369,32 +15335,6 @@
             <m:r>
               <m:t>x</m:t>
             </m:r>
-            <m:r>
-              <m:rPr>
-                <m:sty m:val="p"/>
-              </m:rPr>
-              <m:t>;</m:t>
-            </m:r>
-            <m:sSub>
-              <m:e>
-                <m:r>
-                  <m:rPr>
-                    <m:scr m:val="script"/>
-                    <m:sty m:val="p"/>
-                  </m:rPr>
-                  <m:t>D</m:t>
-                </m:r>
-              </m:e>
-              <m:sub>
-                <m:r>
-                  <m:rPr>
-                    <m:nor/>
-                    <m:sty m:val="p"/>
-                  </m:rPr>
-                  <m:t>train</m:t>
-                </m:r>
-              </m:sub>
-            </m:sSub>
           </m:e>
         </m:d>
         <m:r>
@@ -15405,7 +15345,56 @@
         <w:t xml:space="preserve"> </w:t>
       </w:r>
       <w:r>
-        <w:t xml:space="preserve">averaged over every training set it might have been fitted to:</w:t>
+        <w:t xml:space="preserve">of the</w:t>
+      </w:r>
+      <w:r>
+        <w:t xml:space="preserve"> </w:t>
+      </w:r>
+      <w:hyperlink w:anchor="def-prediction-rule">
+        <w:r>
+          <w:rPr>
+            <w:rStyle w:val="Hyperlink"/>
+          </w:rPr>
+          <w:t xml:space="preserve">prediction rule</w:t>
+        </w:r>
+      </w:hyperlink>
+      <w:r>
+        <w:t xml:space="preserve"> </w:t>
+      </w:r>
+      <m:oMath>
+        <m:acc>
+          <m:accPr>
+            <m:chr m:val="̂"/>
+          </m:accPr>
+          <m:e>
+            <m:r>
+              <m:t>y</m:t>
+            </m:r>
+          </m:e>
+        </m:acc>
+      </m:oMath>
+      <w:r>
+        <w:t xml:space="preserve"> </w:t>
+      </w:r>
+      <w:r>
+        <w:t xml:space="preserve">at</w:t>
+      </w:r>
+      <w:r>
+        <w:t xml:space="preserve"> </w:t>
+      </w:r>
+      <m:oMath>
+        <m:r>
+          <m:t>x</m:t>
+        </m:r>
+      </m:oMath>
+      <w:r>
+        <w:t xml:space="preserve">,</w:t>
+      </w:r>
+      <w:r>
+        <w:t xml:space="preserve"> </w:t>
+      </w:r>
+      <w:r>
+        <w:t xml:space="preserve">averaged over the population distribution of all training sets that might have been collected:</w:t>
       </w:r>
     </w:p>
     <w:p>
@@ -15468,12 +15457,38 @@
               </m:r>
             </m:lim>
           </m:limUpp>
-          <m:r>
-            <m:rPr>
-              <m:sty m:val="p"/>
-            </m:rPr>
-            <m:t>E</m:t>
-          </m:r>
+          <m:sSub>
+            <m:e>
+              <m:r>
+                <m:rPr>
+                  <m:sty m:val="p"/>
+                </m:rPr>
+                <m:t>E</m:t>
+              </m:r>
+            </m:e>
+            <m:sub>
+              <m:sSub>
+                <m:e>
+                  <m:r>
+                    <m:rPr>
+                      <m:scr m:val="script"/>
+                      <m:sty m:val="p"/>
+                    </m:rPr>
+                    <m:t>D</m:t>
+                  </m:r>
+                </m:e>
+                <m:sub>
+                  <m:r>
+                    <m:rPr>
+                      <m:nor/>
+                      <m:sty m:val="p"/>
+                    </m:rPr>
+                    <m:t>train</m:t>
+                  </m:r>
+                </m:sub>
+              </m:sSub>
+            </m:sub>
+          </m:sSub>
           <m:r>
             <m:t>​</m:t>
           </m:r>
@@ -15485,9 +15500,16 @@
               <m:grow/>
             </m:dPr>
             <m:e>
-              <m:r>
-                <m:t>g</m:t>
-              </m:r>
+              <m:acc>
+                <m:accPr>
+                  <m:chr m:val="̂"/>
+                </m:accPr>
+                <m:e>
+                  <m:r>
+                    <m:t>y</m:t>
+                  </m:r>
+                </m:e>
+              </m:acc>
               <m:r>
                 <m:t>​</m:t>
               </m:r>
@@ -15502,32 +15524,6 @@
                   <m:r>
                     <m:t>x</m:t>
                   </m:r>
-                  <m:r>
-                    <m:rPr>
-                      <m:sty m:val="p"/>
-                    </m:rPr>
-                    <m:t>;</m:t>
-                  </m:r>
-                  <m:sSub>
-                    <m:e>
-                      <m:r>
-                        <m:rPr>
-                          <m:scr m:val="script"/>
-                          <m:sty m:val="p"/>
-                        </m:rPr>
-                        <m:t>D</m:t>
-                      </m:r>
-                    </m:e>
-                    <m:sub>
-                      <m:r>
-                        <m:rPr>
-                          <m:nor/>
-                          <m:sty m:val="p"/>
-                        </m:rPr>
-                        <m:t>train</m:t>
-                      </m:r>
-                    </m:sub>
-                  </m:sSub>
                 </m:e>
               </m:d>
               <m:r>
@@ -15582,7 +15578,7 @@
         <w:t xml:space="preserve">. </w:t>
       </w:r>
       <w:r>
-        <w:t xml:space="preserve">The average fit is not a prediction anyone ever holds,</w:t>
+        <w:t xml:space="preserve">The expected prediction is not the prediction of any one analysis,</w:t>
       </w:r>
       <w:r>
         <w:t xml:space="preserve"> </w:t>
@@ -15630,7 +15626,7 @@
           <w:b/>
           <w:bCs/>
         </w:rPr>
-        <w:t xml:space="preserve">Example 15 (Computing the average fit)</w:t>
+        <w:t xml:space="preserve">Example 15 (Computing the expected prediction)</w:t>
       </w:r>
       <w:r>
         <w:t xml:space="preserve"> </w:t>
@@ -15642,9 +15638,16 @@
         <w:t xml:space="preserve"> </w:t>
       </w:r>
       <m:oMath>
-        <m:r>
-          <m:t>g</m:t>
-        </m:r>
+        <m:acc>
+          <m:accPr>
+            <m:chr m:val="̂"/>
+          </m:accPr>
+          <m:e>
+            <m:r>
+              <m:t>y</m:t>
+            </m:r>
+          </m:e>
+        </m:acc>
         <m:r>
           <m:t>​</m:t>
         </m:r>
@@ -15659,32 +15662,6 @@
             <m:r>
               <m:t>x</m:t>
             </m:r>
-            <m:r>
-              <m:rPr>
-                <m:sty m:val="p"/>
-              </m:rPr>
-              <m:t>;</m:t>
-            </m:r>
-            <m:sSub>
-              <m:e>
-                <m:r>
-                  <m:rPr>
-                    <m:scr m:val="script"/>
-                    <m:sty m:val="p"/>
-                  </m:rPr>
-                  <m:t>D</m:t>
-                </m:r>
-              </m:e>
-              <m:sub>
-                <m:r>
-                  <m:rPr>
-                    <m:nor/>
-                    <m:sty m:val="p"/>
-                  </m:rPr>
-                  <m:t>train</m:t>
-                </m:r>
-              </m:sub>
-            </m:sSub>
           </m:e>
         </m:d>
         <m:r>
@@ -15991,9 +15968,16 @@
         <w:t xml:space="preserve"> </w:t>
       </w:r>
       <m:oMath>
-        <m:r>
-          <m:t>g</m:t>
-        </m:r>
+        <m:acc>
+          <m:accPr>
+            <m:chr m:val="̂"/>
+          </m:accPr>
+          <m:e>
+            <m:r>
+              <m:t>y</m:t>
+            </m:r>
+          </m:e>
+        </m:acc>
         <m:r>
           <m:t>​</m:t>
         </m:r>
@@ -16008,32 +15992,6 @@
             <m:r>
               <m:t>x</m:t>
             </m:r>
-            <m:r>
-              <m:rPr>
-                <m:sty m:val="p"/>
-              </m:rPr>
-              <m:t>;</m:t>
-            </m:r>
-            <m:sSub>
-              <m:e>
-                <m:r>
-                  <m:rPr>
-                    <m:scr m:val="script"/>
-                    <m:sty m:val="p"/>
-                  </m:rPr>
-                  <m:t>D</m:t>
-                </m:r>
-              </m:e>
-              <m:sub>
-                <m:r>
-                  <m:rPr>
-                    <m:nor/>
-                    <m:sty m:val="p"/>
-                  </m:rPr>
-                  <m:t>train</m:t>
-                </m:r>
-              </m:sub>
-            </m:sSub>
           </m:e>
         </m:d>
         <m:r>
@@ -16143,21 +16101,6 @@
       <m:oMath>
         <m:r>
           <m:t>μ</m:t>
-        </m:r>
-        <m:r>
-          <m:rPr>
-            <m:sty m:val="p"/>
-          </m:rPr>
-          <m:t>(</m:t>
-        </m:r>
-        <m:r>
-          <m:t>x</m:t>
-        </m:r>
-        <m:r>
-          <m:rPr>
-            <m:sty m:val="p"/>
-          </m:rPr>
-          <m:t>)</m:t>
         </m:r>
       </m:oMath>
       <w:r>
@@ -16197,9 +16140,16 @@
               <m:grow/>
             </m:dPr>
             <m:e>
-              <m:r>
-                <m:t>g</m:t>
-              </m:r>
+              <m:acc>
+                <m:accPr>
+                  <m:chr m:val="̂"/>
+                </m:accPr>
+                <m:e>
+                  <m:r>
+                    <m:t>y</m:t>
+                  </m:r>
+                </m:e>
+              </m:acc>
               <m:r>
                 <m:t>​</m:t>
               </m:r>
@@ -16214,32 +16164,6 @@
                   <m:r>
                     <m:t>x</m:t>
                   </m:r>
-                  <m:r>
-                    <m:rPr>
-                      <m:sty m:val="p"/>
-                    </m:rPr>
-                    <m:t>;</m:t>
-                  </m:r>
-                  <m:sSub>
-                    <m:e>
-                      <m:r>
-                        <m:rPr>
-                          <m:scr m:val="script"/>
-                          <m:sty m:val="p"/>
-                        </m:rPr>
-                        <m:t>D</m:t>
-                      </m:r>
-                    </m:e>
-                    <m:sub>
-                      <m:r>
-                        <m:rPr>
-                          <m:nor/>
-                          <m:sty m:val="p"/>
-                        </m:rPr>
-                        <m:t>train</m:t>
-                      </m:r>
-                    </m:sub>
-                  </m:sSub>
                 </m:e>
               </m:d>
               <m:r>
@@ -16287,9 +16211,16 @@
                   <m:grow/>
                 </m:dPr>
                 <m:e>
-                  <m:r>
-                    <m:t>g</m:t>
-                  </m:r>
+                  <m:acc>
+                    <m:accPr>
+                      <m:chr m:val="̂"/>
+                    </m:accPr>
+                    <m:e>
+                      <m:r>
+                        <m:t>y</m:t>
+                      </m:r>
+                    </m:e>
+                  </m:acc>
                   <m:r>
                     <m:t>​</m:t>
                   </m:r>
@@ -16304,32 +16235,6 @@
                       <m:r>
                         <m:t>x</m:t>
                       </m:r>
-                      <m:r>
-                        <m:rPr>
-                          <m:sty m:val="p"/>
-                        </m:rPr>
-                        <m:t>;</m:t>
-                      </m:r>
-                      <m:sSub>
-                        <m:e>
-                          <m:r>
-                            <m:rPr>
-                              <m:scr m:val="script"/>
-                              <m:sty m:val="p"/>
-                            </m:rPr>
-                            <m:t>D</m:t>
-                          </m:r>
-                        </m:e>
-                        <m:sub>
-                          <m:r>
-                            <m:rPr>
-                              <m:nor/>
-                              <m:sty m:val="p"/>
-                            </m:rPr>
-                            <m:t>train</m:t>
-                          </m:r>
-                        </m:sub>
-                      </m:sSub>
                     </m:e>
                   </m:d>
                   <m:r>
@@ -16436,21 +16341,6 @@
           <m:rPr>
             <m:sty m:val="p"/>
           </m:rPr>
-          <m:t>(</m:t>
-        </m:r>
-        <m:r>
-          <m:t>x</m:t>
-        </m:r>
-        <m:r>
-          <m:rPr>
-            <m:sty m:val="p"/>
-          </m:rPr>
-          <m:t>)</m:t>
-        </m:r>
-        <m:r>
-          <m:rPr>
-            <m:sty m:val="p"/>
-          </m:rPr>
           <m:t>=</m:t>
         </m:r>
         <m:r>
@@ -16470,9 +16360,16 @@
         <w:t xml:space="preserve"> </w:t>
       </w:r>
       <m:oMath>
-        <m:r>
-          <m:t>g</m:t>
-        </m:r>
+        <m:acc>
+          <m:accPr>
+            <m:chr m:val="̂"/>
+          </m:accPr>
+          <m:e>
+            <m:r>
+              <m:t>y</m:t>
+            </m:r>
+          </m:e>
+        </m:acc>
         <m:r>
           <m:t>​</m:t>
         </m:r>
@@ -16487,32 +16384,6 @@
             <m:r>
               <m:t>x</m:t>
             </m:r>
-            <m:r>
-              <m:rPr>
-                <m:sty m:val="p"/>
-              </m:rPr>
-              <m:t>;</m:t>
-            </m:r>
-            <m:sSub>
-              <m:e>
-                <m:r>
-                  <m:rPr>
-                    <m:scr m:val="script"/>
-                    <m:sty m:val="p"/>
-                  </m:rPr>
-                  <m:t>D</m:t>
-                </m:r>
-              </m:e>
-              <m:sub>
-                <m:r>
-                  <m:rPr>
-                    <m:nor/>
-                    <m:sty m:val="p"/>
-                  </m:rPr>
-                  <m:t>train</m:t>
-                </m:r>
-              </m:sub>
-            </m:sSub>
           </m:e>
         </m:d>
         <m:r>
@@ -16580,54 +16451,16 @@
                   <m:grow/>
                 </m:dPr>
                 <m:e>
-                  <m:r>
-                    <m:t>g</m:t>
-                  </m:r>
-                  <m:r>
-                    <m:t>​</m:t>
-                  </m:r>
-                  <m:d>
-                    <m:dPr>
-                      <m:begChr m:val="("/>
-                      <m:sepChr m:val=""/>
-                      <m:endChr m:val=")"/>
-                      <m:grow/>
-                    </m:dPr>
+                  <m:acc>
+                    <m:accPr>
+                      <m:chr m:val="̂"/>
+                    </m:accPr>
                     <m:e>
                       <m:r>
-                        <m:t>x</m:t>
+                        <m:t>y</m:t>
                       </m:r>
-                      <m:r>
-                        <m:rPr>
-                          <m:sty m:val="p"/>
-                        </m:rPr>
-                        <m:t>;</m:t>
-                      </m:r>
-                      <m:sSub>
-                        <m:e>
-                          <m:r>
-                            <m:rPr>
-                              <m:scr m:val="script"/>
-                              <m:sty m:val="p"/>
-                            </m:rPr>
-                            <m:t>D</m:t>
-                          </m:r>
-                        </m:e>
-                        <m:sub>
-                          <m:r>
-                            <m:rPr>
-                              <m:nor/>
-                              <m:sty m:val="p"/>
-                            </m:rPr>
-                            <m:t>train</m:t>
-                          </m:r>
-                        </m:sub>
-                      </m:sSub>
                     </m:e>
-                  </m:d>
-                  <m:r>
-                    <m:t>​</m:t>
-                  </m:r>
+                  </m:acc>
                 </m:e>
               </m:d>
               <m:r>
@@ -16673,54 +16506,16 @@
                       <m:grow/>
                     </m:dPr>
                     <m:e>
-                      <m:r>
-                        <m:t>g</m:t>
-                      </m:r>
-                      <m:r>
-                        <m:t>​</m:t>
-                      </m:r>
-                      <m:d>
-                        <m:dPr>
-                          <m:begChr m:val="("/>
-                          <m:sepChr m:val=""/>
-                          <m:endChr m:val=")"/>
-                          <m:grow/>
-                        </m:dPr>
+                      <m:acc>
+                        <m:accPr>
+                          <m:chr m:val="̂"/>
+                        </m:accPr>
                         <m:e>
                           <m:r>
-                            <m:t>x</m:t>
+                            <m:t>y</m:t>
                           </m:r>
-                          <m:r>
-                            <m:rPr>
-                              <m:sty m:val="p"/>
-                            </m:rPr>
-                            <m:t>;</m:t>
-                          </m:r>
-                          <m:sSub>
-                            <m:e>
-                              <m:r>
-                                <m:rPr>
-                                  <m:scr m:val="script"/>
-                                  <m:sty m:val="p"/>
-                                </m:rPr>
-                                <m:t>D</m:t>
-                              </m:r>
-                            </m:e>
-                            <m:sub>
-                              <m:r>
-                                <m:rPr>
-                                  <m:nor/>
-                                  <m:sty m:val="p"/>
-                                </m:rPr>
-                                <m:t>train</m:t>
-                              </m:r>
-                            </m:sub>
-                          </m:sSub>
                         </m:e>
-                      </m:d>
-                      <m:r>
-                        <m:t>​</m:t>
-                      </m:r>
+                      </m:acc>
                     </m:e>
                   </m:d>
                   <m:r>
@@ -16742,12 +16537,38 @@
                 </m:rPr>
                 <m:t>=</m:t>
               </m:r>
-              <m:r>
-                <m:rPr>
-                  <m:sty m:val="p"/>
-                </m:rPr>
-                <m:t>E</m:t>
-              </m:r>
+              <m:sSub>
+                <m:e>
+                  <m:r>
+                    <m:rPr>
+                      <m:sty m:val="p"/>
+                    </m:rPr>
+                    <m:t>E</m:t>
+                  </m:r>
+                </m:e>
+                <m:sub>
+                  <m:sSub>
+                    <m:e>
+                      <m:r>
+                        <m:rPr>
+                          <m:scr m:val="script"/>
+                          <m:sty m:val="p"/>
+                        </m:rPr>
+                        <m:t>D</m:t>
+                      </m:r>
+                    </m:e>
+                    <m:sub>
+                      <m:r>
+                        <m:rPr>
+                          <m:nor/>
+                          <m:sty m:val="p"/>
+                        </m:rPr>
+                        <m:t>train</m:t>
+                      </m:r>
+                    </m:sub>
+                  </m:sSub>
+                </m:sub>
+              </m:sSub>
               <m:r>
                 <m:t>​</m:t>
               </m:r>
@@ -16759,54 +16580,16 @@
                   <m:grow/>
                 </m:dPr>
                 <m:e>
-                  <m:r>
-                    <m:t>g</m:t>
-                  </m:r>
-                  <m:r>
-                    <m:t>​</m:t>
-                  </m:r>
-                  <m:d>
-                    <m:dPr>
-                      <m:begChr m:val="("/>
-                      <m:sepChr m:val=""/>
-                      <m:endChr m:val=")"/>
-                      <m:grow/>
-                    </m:dPr>
+                  <m:acc>
+                    <m:accPr>
+                      <m:chr m:val="̂"/>
+                    </m:accPr>
                     <m:e>
                       <m:r>
-                        <m:t>x</m:t>
+                        <m:t>y</m:t>
                       </m:r>
-                      <m:r>
-                        <m:rPr>
-                          <m:sty m:val="p"/>
-                        </m:rPr>
-                        <m:t>;</m:t>
-                      </m:r>
-                      <m:sSub>
-                        <m:e>
-                          <m:r>
-                            <m:rPr>
-                              <m:scr m:val="script"/>
-                              <m:sty m:val="p"/>
-                            </m:rPr>
-                            <m:t>D</m:t>
-                          </m:r>
-                        </m:e>
-                        <m:sub>
-                          <m:r>
-                            <m:rPr>
-                              <m:nor/>
-                              <m:sty m:val="p"/>
-                            </m:rPr>
-                            <m:t>train</m:t>
-                          </m:r>
-                        </m:sub>
-                      </m:sSub>
                     </m:e>
-                  </m:d>
-                  <m:r>
-                    <m:t>​</m:t>
-                  </m:r>
+                  </m:acc>
                 </m:e>
               </m:d>
               <m:r>
@@ -16820,21 +16603,6 @@
               </m:r>
               <m:r>
                 <m:t>μ</m:t>
-              </m:r>
-              <m:r>
-                <m:rPr>
-                  <m:sty m:val="p"/>
-                </m:rPr>
-                <m:t>(</m:t>
-              </m:r>
-              <m:r>
-                <m:t>x</m:t>
-              </m:r>
-              <m:r>
-                <m:rPr>
-                  <m:sty m:val="p"/>
-                </m:rPr>
-                <m:t>)</m:t>
               </m:r>
             </m:e>
             <m:e>
@@ -16964,8 +16732,58 @@
         <w:t xml:space="preserve"> </w:t>
       </w:r>
       <m:oMath>
-        <m:r>
-          <m:t>g</m:t>
+        <m:acc>
+          <m:accPr>
+            <m:chr m:val="̂"/>
+          </m:accPr>
+          <m:e>
+            <m:r>
+              <m:t>y</m:t>
+            </m:r>
+          </m:e>
+        </m:acc>
+      </m:oMath>
+      <w:r>
+        <w:t xml:space="preserve"> </w:t>
+      </w:r>
+      <w:r>
+        <w:t xml:space="preserve">at a covariate value</w:t>
+      </w:r>
+      <w:r>
+        <w:t xml:space="preserve"> </w:t>
+      </w:r>
+      <m:oMath>
+        <m:r>
+          <m:t>x</m:t>
+        </m:r>
+      </m:oMath>
+      <w:r>
+        <w:t xml:space="preserve"> </w:t>
+      </w:r>
+      <w:r>
+        <w:t xml:space="preserve">has</w:t>
+      </w:r>
+      <w:r>
+        <w:t xml:space="preserve"> </w:t>
+      </w:r>
+      <w:r>
+        <w:t xml:space="preserve">squared bias</w:t>
+      </w:r>
+      <w:r>
+        <w:t xml:space="preserve"> </w:t>
+      </w:r>
+      <m:oMath>
+        <m:r>
+          <m:rPr>
+            <m:sty m:val="p"/>
+          </m:rPr>
+          <m:t>[</m:t>
+        </m:r>
+        <m:r>
+          <m:rPr>
+            <m:sty m:val="p"/>
+          </m:rPr>
+          <m:t>Bias</m:t>
         </m:r>
         <m:r>
           <m:t>​</m:t>
@@ -16978,82 +16796,61 @@
             <m:grow/>
           </m:dPr>
           <m:e>
-            <m:r>
-              <m:t>x</m:t>
-            </m:r>
+            <m:acc>
+              <m:accPr>
+                <m:chr m:val="̂"/>
+              </m:accPr>
+              <m:e>
+                <m:r>
+                  <m:t>y</m:t>
+                </m:r>
+              </m:e>
+            </m:acc>
+          </m:e>
+        </m:d>
+        <m:r>
+          <m:t>​</m:t>
+        </m:r>
+        <m:sSup>
+          <m:e>
             <m:r>
               <m:rPr>
                 <m:sty m:val="p"/>
               </m:rPr>
-              <m:t>;</m:t>
-            </m:r>
-            <m:sSub>
-              <m:e>
-                <m:r>
-                  <m:rPr>
-                    <m:scr m:val="script"/>
-                    <m:sty m:val="p"/>
-                  </m:rPr>
-                  <m:t>D</m:t>
-                </m:r>
-              </m:e>
-              <m:sub>
-                <m:r>
-                  <m:rPr>
-                    <m:nor/>
-                    <m:sty m:val="p"/>
-                  </m:rPr>
-                  <m:t>train</m:t>
-                </m:r>
-              </m:sub>
-            </m:sSub>
+              <m:t>]</m:t>
+            </m:r>
           </m:e>
-        </m:d>
-        <m:r>
-          <m:t>​</m:t>
-        </m:r>
-      </m:oMath>
-      <w:r>
-        <w:t xml:space="preserve"> </w:t>
-      </w:r>
-      <w:r>
-        <w:t xml:space="preserve">at a covariate value</w:t>
-      </w:r>
-      <w:r>
-        <w:t xml:space="preserve"> </w:t>
-      </w:r>
-      <m:oMath>
-        <m:r>
-          <m:t>x</m:t>
-        </m:r>
-      </m:oMath>
-      <w:r>
-        <w:t xml:space="preserve"> </w:t>
-      </w:r>
-      <w:r>
-        <w:t xml:space="preserve">has</w:t>
-      </w:r>
-      <w:r>
-        <w:t xml:space="preserve"> </w:t>
-      </w:r>
-      <w:r>
-        <w:t xml:space="preserve">squared bias</w:t>
-      </w:r>
-      <w:r>
-        <w:t xml:space="preserve"> </w:t>
-      </w:r>
-      <m:oMath>
+          <m:sup>
+            <m:r>
+              <m:t>2</m:t>
+            </m:r>
+          </m:sup>
+        </m:sSup>
         <m:r>
           <m:rPr>
             <m:sty m:val="p"/>
           </m:rPr>
-          <m:t>[</m:t>
-        </m:r>
+          <m:t>=</m:t>
+        </m:r>
+        <m:r>
+          <m:t>1</m:t>
+        </m:r>
+      </m:oMath>
+      <w:r>
+        <w:t xml:space="preserve"> </w:t>
+      </w:r>
+      <w:r>
+        <w:t xml:space="preserve">and variance</w:t>
+      </w:r>
+      <w:r>
+        <w:t xml:space="preserve"> </w:t>
+      </w:r>
+      <m:oMath>
         <m:r>
           <m:rPr>
             <m:sty m:val="p"/>
           </m:rPr>
-          <m:t>Bias</m:t>
+          <m:t>Var</m:t>
         </m:r>
         <m:r>
           <m:t>​</m:t>
@@ -17066,74 +16863,21 @@
             <m:grow/>
           </m:dPr>
           <m:e>
-            <m:r>
-              <m:t>g</m:t>
-            </m:r>
-            <m:r>
-              <m:t>​</m:t>
-            </m:r>
-            <m:d>
-              <m:dPr>
-                <m:begChr m:val="("/>
-                <m:sepChr m:val=""/>
-                <m:endChr m:val=")"/>
-                <m:grow/>
-              </m:dPr>
+            <m:acc>
+              <m:accPr>
+                <m:chr m:val="̂"/>
+              </m:accPr>
               <m:e>
                 <m:r>
-                  <m:t>x</m:t>
+                  <m:t>y</m:t>
                 </m:r>
-                <m:r>
-                  <m:rPr>
-                    <m:sty m:val="p"/>
-                  </m:rPr>
-                  <m:t>;</m:t>
-                </m:r>
-                <m:sSub>
-                  <m:e>
-                    <m:r>
-                      <m:rPr>
-                        <m:scr m:val="script"/>
-                        <m:sty m:val="p"/>
-                      </m:rPr>
-                      <m:t>D</m:t>
-                    </m:r>
-                  </m:e>
-                  <m:sub>
-                    <m:r>
-                      <m:rPr>
-                        <m:nor/>
-                        <m:sty m:val="p"/>
-                      </m:rPr>
-                      <m:t>train</m:t>
-                    </m:r>
-                  </m:sub>
-                </m:sSub>
               </m:e>
-            </m:d>
-            <m:r>
-              <m:t>​</m:t>
-            </m:r>
+            </m:acc>
           </m:e>
         </m:d>
         <m:r>
           <m:t>​</m:t>
         </m:r>
-        <m:sSup>
-          <m:e>
-            <m:r>
-              <m:rPr>
-                <m:sty m:val="p"/>
-              </m:rPr>
-              <m:t>]</m:t>
-            </m:r>
-          </m:e>
-          <m:sup>
-            <m:r>
-              <m:t>2</m:t>
-            </m:r>
-          </m:sup>
-        </m:sSup>
         <m:r>
           <m:rPr>
             <m:sty m:val="p"/>
@@ -17141,89 +16885,37 @@
           <m:t>=</m:t>
         </m:r>
         <m:r>
-          <m:t>1</m:t>
+          <m:t>2</m:t>
         </m:r>
       </m:oMath>
       <w:r>
-        <w:t xml:space="preserve"> </w:t>
-      </w:r>
-      <w:r>
-        <w:t xml:space="preserve">and variance</w:t>
+        <w:t xml:space="preserve">.</w:t>
+      </w:r>
+      <w:r>
+        <w:t xml:space="preserve"> </w:t>
+      </w:r>
+      <w:r>
+        <w:t xml:space="preserve">The new outcome is</w:t>
       </w:r>
       <w:r>
         <w:t xml:space="preserve"> </w:t>
       </w:r>
       <m:oMath>
-        <m:r>
-          <m:rPr>
-            <m:sty m:val="p"/>
-          </m:rPr>
-          <m:t>Var</m:t>
-        </m:r>
-        <m:r>
-          <m:t>​</m:t>
-        </m:r>
-        <m:d>
-          <m:dPr>
-            <m:begChr m:val="("/>
-            <m:sepChr m:val=""/>
-            <m:endChr m:val=")"/>
-            <m:grow/>
-          </m:dPr>
+        <m:sSub>
           <m:e>
             <m:r>
-              <m:t>g</m:t>
-            </m:r>
-            <m:r>
-              <m:t>​</m:t>
-            </m:r>
-            <m:d>
-              <m:dPr>
-                <m:begChr m:val="("/>
-                <m:sepChr m:val=""/>
-                <m:endChr m:val=")"/>
-                <m:grow/>
-              </m:dPr>
-              <m:e>
-                <m:r>
-                  <m:t>x</m:t>
-                </m:r>
-                <m:r>
-                  <m:rPr>
-                    <m:sty m:val="p"/>
-                  </m:rPr>
-                  <m:t>;</m:t>
-                </m:r>
-                <m:sSub>
-                  <m:e>
-                    <m:r>
-                      <m:rPr>
-                        <m:scr m:val="script"/>
-                        <m:sty m:val="p"/>
-                      </m:rPr>
-                      <m:t>D</m:t>
-                    </m:r>
-                  </m:e>
-                  <m:sub>
-                    <m:r>
-                      <m:rPr>
-                        <m:nor/>
-                        <m:sty m:val="p"/>
-                      </m:rPr>
-                      <m:t>train</m:t>
-                    </m:r>
-                  </m:sub>
-                </m:sSub>
-              </m:e>
-            </m:d>
-            <m:r>
-              <m:t>​</m:t>
+              <m:t>Y</m:t>
             </m:r>
           </m:e>
-        </m:d>
-        <m:r>
-          <m:t>​</m:t>
-        </m:r>
+          <m:sub>
+            <m:r>
+              <m:rPr>
+                <m:sty m:val="p"/>
+              </m:rPr>
+              <m:t>*</m:t>
+            </m:r>
+          </m:sub>
+        </m:sSub>
         <m:r>
           <m:rPr>
             <m:sty m:val="p"/>
@@ -17231,37 +16923,71 @@
           <m:t>=</m:t>
         </m:r>
         <m:r>
-          <m:t>2</m:t>
+          <m:t>μ</m:t>
+        </m:r>
+        <m:r>
+          <m:rPr>
+            <m:sty m:val="p"/>
+          </m:rPr>
+          <m:t>+</m:t>
+        </m:r>
+        <m:r>
+          <m:t>ν</m:t>
         </m:r>
       </m:oMath>
       <w:r>
-        <w:t xml:space="preserve">.</w:t>
-      </w:r>
-      <w:r>
-        <w:t xml:space="preserve"> </w:t>
-      </w:r>
-      <w:r>
-        <w:t xml:space="preserve">The new outcome is</w:t>
+        <w:t xml:space="preserve">,</w:t>
+      </w:r>
+      <w:r>
+        <w:t xml:space="preserve"> </w:t>
+      </w:r>
+      <w:r>
+        <w:t xml:space="preserve">where</w:t>
       </w:r>
       <w:r>
         <w:t xml:space="preserve"> </w:t>
       </w:r>
       <m:oMath>
-        <m:sSub>
+        <m:r>
+          <m:t>ν</m:t>
+        </m:r>
+      </m:oMath>
+      <w:r>
+        <w:t xml:space="preserve"> </w:t>
+      </w:r>
+      <w:r>
+        <w:t xml:space="preserve">has mean</w:t>
+      </w:r>
+      <w:r>
+        <w:t xml:space="preserve"> </w:t>
+      </w:r>
+      <m:oMath>
+        <m:r>
+          <m:t>0</m:t>
+        </m:r>
+      </m:oMath>
+      <w:r>
+        <w:t xml:space="preserve"> </w:t>
+      </w:r>
+      <w:r>
+        <w:t xml:space="preserve">and variance</w:t>
+      </w:r>
+      <w:r>
+        <w:t xml:space="preserve"> </w:t>
+      </w:r>
+      <m:oMath>
+        <m:sSup>
           <m:e>
             <m:r>
-              <m:t>Y</m:t>
+              <m:t>σ</m:t>
             </m:r>
           </m:e>
-          <m:sub>
-            <m:r>
-              <m:rPr>
-                <m:sty m:val="p"/>
-              </m:rPr>
-              <m:t>*</m:t>
-            </m:r>
-          </m:sub>
-        </m:sSub>
+          <m:sup>
+            <m:r>
+              <m:t>2</m:t>
+            </m:r>
+          </m:sup>
+        </m:sSup>
         <m:r>
           <m:rPr>
             <m:sty m:val="p"/>
@@ -17269,154 +16995,29 @@
           <m:t>=</m:t>
         </m:r>
         <m:r>
-          <m:t>μ</m:t>
-        </m:r>
-        <m:r>
-          <m:rPr>
-            <m:sty m:val="p"/>
-          </m:rPr>
-          <m:t>(</m:t>
-        </m:r>
-        <m:r>
-          <m:t>x</m:t>
-        </m:r>
-        <m:r>
-          <m:rPr>
-            <m:sty m:val="p"/>
-          </m:rPr>
-          <m:t>)</m:t>
-        </m:r>
-        <m:r>
-          <m:rPr>
-            <m:sty m:val="p"/>
-          </m:rPr>
-          <m:t>+</m:t>
-        </m:r>
-        <m:r>
-          <m:t>ν</m:t>
+          <m:t>3</m:t>
         </m:r>
       </m:oMath>
       <w:r>
-        <w:t xml:space="preserve">,</w:t>
-      </w:r>
-      <w:r>
-        <w:t xml:space="preserve"> </w:t>
-      </w:r>
-      <w:r>
-        <w:t xml:space="preserve">where</w:t>
+        <w:t xml:space="preserve"> </w:t>
+      </w:r>
+      <w:r>
+        <w:t xml:space="preserve">and is independent of</w:t>
       </w:r>
       <w:r>
         <w:t xml:space="preserve"> </w:t>
       </w:r>
       <m:oMath>
-        <m:r>
-          <m:t>ν</m:t>
-        </m:r>
-      </m:oMath>
-      <w:r>
-        <w:t xml:space="preserve"> </w:t>
-      </w:r>
-      <w:r>
-        <w:t xml:space="preserve">has mean</w:t>
-      </w:r>
-      <w:r>
-        <w:t xml:space="preserve"> </w:t>
-      </w:r>
-      <m:oMath>
-        <m:r>
-          <m:t>0</m:t>
-        </m:r>
-      </m:oMath>
-      <w:r>
-        <w:t xml:space="preserve"> </w:t>
-      </w:r>
-      <w:r>
-        <w:t xml:space="preserve">and variance</w:t>
-      </w:r>
-      <w:r>
-        <w:t xml:space="preserve"> </w:t>
-      </w:r>
-      <m:oMath>
-        <m:sSup>
+        <m:acc>
+          <m:accPr>
+            <m:chr m:val="̂"/>
+          </m:accPr>
           <m:e>
             <m:r>
-              <m:t>σ</m:t>
+              <m:t>y</m:t>
             </m:r>
           </m:e>
-          <m:sup>
-            <m:r>
-              <m:t>2</m:t>
-            </m:r>
-          </m:sup>
-        </m:sSup>
-        <m:r>
-          <m:rPr>
-            <m:sty m:val="p"/>
-          </m:rPr>
-          <m:t>=</m:t>
-        </m:r>
-        <m:r>
-          <m:t>3</m:t>
-        </m:r>
-      </m:oMath>
-      <w:r>
-        <w:t xml:space="preserve"> </w:t>
-      </w:r>
-      <w:r>
-        <w:t xml:space="preserve">and is independent of</w:t>
-      </w:r>
-      <w:r>
-        <w:t xml:space="preserve"> </w:t>
-      </w:r>
-      <m:oMath>
-        <m:r>
-          <m:t>g</m:t>
-        </m:r>
-        <m:r>
-          <m:t>​</m:t>
-        </m:r>
-        <m:d>
-          <m:dPr>
-            <m:begChr m:val="("/>
-            <m:sepChr m:val=""/>
-            <m:endChr m:val=")"/>
-            <m:grow/>
-          </m:dPr>
-          <m:e>
-            <m:r>
-              <m:t>x</m:t>
-            </m:r>
-            <m:r>
-              <m:rPr>
-                <m:sty m:val="p"/>
-              </m:rPr>
-              <m:t>;</m:t>
-            </m:r>
-            <m:sSub>
-              <m:e>
-                <m:r>
-                  <m:rPr>
-                    <m:scr m:val="script"/>
-                    <m:sty m:val="p"/>
-                  </m:rPr>
-                  <m:t>D</m:t>
-                </m:r>
-              </m:e>
-              <m:sub>
-                <m:r>
-                  <m:rPr>
-                    <m:nor/>
-                    <m:sty m:val="p"/>
-                  </m:rPr>
-                  <m:t>train</m:t>
-                </m:r>
-              </m:sub>
-            </m:sSub>
-          </m:e>
-        </m:d>
-        <m:r>
-          <m:t>​</m:t>
-        </m:r>
+        </m:acc>
       </m:oMath>
       <w:r>
         <w:t xml:space="preserve">.</w:t>
@@ -17481,54 +17082,16 @@
               </m:rPr>
               <m:t>−</m:t>
             </m:r>
-            <m:r>
-              <m:t>g</m:t>
-            </m:r>
-            <m:r>
-              <m:t>​</m:t>
-            </m:r>
-            <m:d>
-              <m:dPr>
-                <m:begChr m:val="("/>
-                <m:sepChr m:val=""/>
-                <m:endChr m:val=")"/>
-                <m:grow/>
-              </m:dPr>
+            <m:acc>
+              <m:accPr>
+                <m:chr m:val="̂"/>
+              </m:accPr>
               <m:e>
                 <m:r>
-                  <m:t>x</m:t>
+                  <m:t>y</m:t>
                 </m:r>
-                <m:r>
-                  <m:rPr>
-                    <m:sty m:val="p"/>
-                  </m:rPr>
-                  <m:t>;</m:t>
-                </m:r>
-                <m:sSub>
-                  <m:e>
-                    <m:r>
-                      <m:rPr>
-                        <m:scr m:val="script"/>
-                        <m:sty m:val="p"/>
-                      </m:rPr>
-                      <m:t>D</m:t>
-                    </m:r>
-                  </m:e>
-                  <m:sub>
-                    <m:r>
-                      <m:rPr>
-                        <m:nor/>
-                        <m:sty m:val="p"/>
-                      </m:rPr>
-                      <m:t>train</m:t>
-                    </m:r>
-                  </m:sub>
-                </m:sSub>
               </m:e>
-            </m:d>
-            <m:r>
-              <m:t>​</m:t>
-            </m:r>
+            </m:acc>
             <m:sSup>
               <m:e>
                 <m:r>
@@ -17569,54 +17132,16 @@
         <w:t xml:space="preserve"> </w:t>
       </w:r>
       <m:oMath>
-        <m:r>
-          <m:t>g</m:t>
-        </m:r>
-        <m:r>
-          <m:t>​</m:t>
-        </m:r>
-        <m:d>
-          <m:dPr>
-            <m:begChr m:val="("/>
-            <m:sepChr m:val=""/>
-            <m:endChr m:val=")"/>
-            <m:grow/>
-          </m:dPr>
+        <m:acc>
+          <m:accPr>
+            <m:chr m:val="̂"/>
+          </m:accPr>
           <m:e>
             <m:r>
-              <m:t>x</m:t>
-            </m:r>
-            <m:r>
-              <m:rPr>
-                <m:sty m:val="p"/>
-              </m:rPr>
-              <m:t>;</m:t>
-            </m:r>
-            <m:sSub>
-              <m:e>
-                <m:r>
-                  <m:rPr>
-                    <m:scr m:val="script"/>
-                    <m:sty m:val="p"/>
-                  </m:rPr>
-                  <m:t>D</m:t>
-                </m:r>
-              </m:e>
-              <m:sub>
-                <m:r>
-                  <m:rPr>
-                    <m:nor/>
-                    <m:sty m:val="p"/>
-                  </m:rPr>
-                  <m:t>train</m:t>
-                </m:r>
-              </m:sub>
-            </m:sSub>
+              <m:t>y</m:t>
+            </m:r>
           </m:e>
-        </m:d>
-        <m:r>
-          <m:t>​</m:t>
-        </m:r>
+        </m:acc>
       </m:oMath>
       <w:r>
         <w:t xml:space="preserve">,</w:t>
@@ -17649,54 +17174,16 @@
         <w:t xml:space="preserve"> </w:t>
       </w:r>
       <m:oMath>
-        <m:r>
-          <m:t>g</m:t>
-        </m:r>
-        <m:r>
-          <m:t>​</m:t>
-        </m:r>
-        <m:d>
-          <m:dPr>
-            <m:begChr m:val="("/>
-            <m:sepChr m:val=""/>
-            <m:endChr m:val=")"/>
-            <m:grow/>
-          </m:dPr>
+        <m:acc>
+          <m:accPr>
+            <m:chr m:val="̂"/>
+          </m:accPr>
           <m:e>
             <m:r>
-              <m:t>x</m:t>
-            </m:r>
-            <m:r>
-              <m:rPr>
-                <m:sty m:val="p"/>
-              </m:rPr>
-              <m:t>;</m:t>
-            </m:r>
-            <m:sSub>
-              <m:e>
-                <m:r>
-                  <m:rPr>
-                    <m:scr m:val="script"/>
-                    <m:sty m:val="p"/>
-                  </m:rPr>
-                  <m:t>D</m:t>
-                </m:r>
-              </m:e>
-              <m:sub>
-                <m:r>
-                  <m:rPr>
-                    <m:nor/>
-                    <m:sty m:val="p"/>
-                  </m:rPr>
-                  <m:t>train</m:t>
-                </m:r>
-              </m:sub>
-            </m:sSub>
+              <m:t>y</m:t>
+            </m:r>
           </m:e>
-        </m:d>
-        <m:r>
-          <m:t>​</m:t>
-        </m:r>
+        </m:acc>
       </m:oMath>
       <w:r>
         <w:t xml:space="preserve">,</w:t>
@@ -17915,54 +17402,16 @@
         <w:t xml:space="preserve"> </w:t>
       </w:r>
       <m:oMath>
-        <m:r>
-          <m:t>g</m:t>
-        </m:r>
-        <m:r>
-          <m:t>​</m:t>
-        </m:r>
-        <m:d>
-          <m:dPr>
-            <m:begChr m:val="("/>
-            <m:sepChr m:val=""/>
-            <m:endChr m:val=")"/>
-            <m:grow/>
-          </m:dPr>
+        <m:acc>
+          <m:accPr>
+            <m:chr m:val="̂"/>
+          </m:accPr>
           <m:e>
             <m:r>
-              <m:t>x</m:t>
-            </m:r>
-            <m:r>
-              <m:rPr>
-                <m:sty m:val="p"/>
-              </m:rPr>
-              <m:t>;</m:t>
-            </m:r>
-            <m:sSub>
-              <m:e>
-                <m:r>
-                  <m:rPr>
-                    <m:scr m:val="script"/>
-                    <m:sty m:val="p"/>
-                  </m:rPr>
-                  <m:t>D</m:t>
-                </m:r>
-              </m:e>
-              <m:sub>
-                <m:r>
-                  <m:rPr>
-                    <m:nor/>
-                    <m:sty m:val="p"/>
-                  </m:rPr>
-                  <m:t>train</m:t>
-                </m:r>
-              </m:sub>
-            </m:sSub>
+              <m:t>y</m:t>
+            </m:r>
           </m:e>
-        </m:d>
-        <m:r>
-          <m:t>​</m:t>
-        </m:r>
+        </m:acc>
       </m:oMath>
       <w:r>
         <w:t xml:space="preserve">,</w:t>
@@ -18118,21 +17567,6 @@
         </m:r>
         <m:r>
           <m:t>μ</m:t>
-        </m:r>
-        <m:r>
-          <m:rPr>
-            <m:sty m:val="p"/>
-          </m:rPr>
-          <m:t>(</m:t>
-        </m:r>
-        <m:r>
-          <m:t>x</m:t>
-        </m:r>
-        <m:r>
-          <m:rPr>
-            <m:sty m:val="p"/>
-          </m:rPr>
-          <m:t>)</m:t>
         </m:r>
         <m:r>
           <m:rPr>
@@ -18322,21 +17756,6 @@
       <m:oMath>
         <m:r>
           <m:t>μ</m:t>
-        </m:r>
-        <m:r>
-          <m:rPr>
-            <m:sty m:val="p"/>
-          </m:rPr>
-          <m:t>(</m:t>
-        </m:r>
-        <m:r>
-          <m:t>x</m:t>
-        </m:r>
-        <m:r>
-          <m:rPr>
-            <m:sty m:val="p"/>
-          </m:rPr>
-          <m:t>)</m:t>
         </m:r>
       </m:oMath>
       <w:r>
@@ -18420,54 +17839,16 @@
                         </m:rPr>
                         <m:t>−</m:t>
                       </m:r>
-                      <m:r>
-                        <m:t>g</m:t>
-                      </m:r>
-                      <m:r>
-                        <m:t>​</m:t>
-                      </m:r>
-                      <m:d>
-                        <m:dPr>
-                          <m:begChr m:val="("/>
-                          <m:sepChr m:val=""/>
-                          <m:endChr m:val=")"/>
-                          <m:grow/>
-                        </m:dPr>
+                      <m:acc>
+                        <m:accPr>
+                          <m:chr m:val="̂"/>
+                        </m:accPr>
                         <m:e>
                           <m:r>
-                            <m:t>x</m:t>
+                            <m:t>y</m:t>
                           </m:r>
-                          <m:r>
-                            <m:rPr>
-                              <m:sty m:val="p"/>
-                            </m:rPr>
-                            <m:t>;</m:t>
-                          </m:r>
-                          <m:sSub>
-                            <m:e>
-                              <m:r>
-                                <m:rPr>
-                                  <m:scr m:val="script"/>
-                                  <m:sty m:val="p"/>
-                                </m:rPr>
-                                <m:t>D</m:t>
-                              </m:r>
-                            </m:e>
-                            <m:sub>
-                              <m:r>
-                                <m:rPr>
-                                  <m:nor/>
-                                  <m:sty m:val="p"/>
-                                </m:rPr>
-                                <m:t>train</m:t>
-                              </m:r>
-                            </m:sub>
-                          </m:sSub>
                         </m:e>
-                      </m:d>
-                      <m:r>
-                        <m:t>​</m:t>
-                      </m:r>
+                      </m:acc>
                     </m:e>
                   </m:d>
                   <m:r>
@@ -18582,21 +17963,6 @@
         <m:r>
           <m:t>μ</m:t>
         </m:r>
-        <m:r>
-          <m:rPr>
-            <m:sty m:val="p"/>
-          </m:rPr>
-          <m:t>(</m:t>
-        </m:r>
-        <m:r>
-          <m:t>x</m:t>
-        </m:r>
-        <m:r>
-          <m:rPr>
-            <m:sty m:val="p"/>
-          </m:rPr>
-          <m:t>)</m:t>
-        </m:r>
       </m:oMath>
       <w:r>
         <w:t xml:space="preserve">:</w:t>
@@ -18634,54 +18000,16 @@
                 </m:rPr>
                 <m:t>−</m:t>
               </m:r>
-              <m:r>
-                <m:t>g</m:t>
-              </m:r>
-              <m:r>
-                <m:t>​</m:t>
-              </m:r>
-              <m:d>
-                <m:dPr>
-                  <m:begChr m:val="("/>
-                  <m:sepChr m:val=""/>
-                  <m:endChr m:val=")"/>
-                  <m:grow/>
-                </m:dPr>
+              <m:acc>
+                <m:accPr>
+                  <m:chr m:val="̂"/>
+                </m:accPr>
                 <m:e>
                   <m:r>
-                    <m:t>x</m:t>
+                    <m:t>y</m:t>
                   </m:r>
-                  <m:r>
-                    <m:rPr>
-                      <m:sty m:val="p"/>
-                    </m:rPr>
-                    <m:t>;</m:t>
-                  </m:r>
-                  <m:sSub>
-                    <m:e>
-                      <m:r>
-                        <m:rPr>
-                          <m:scr m:val="script"/>
-                          <m:sty m:val="p"/>
-                        </m:rPr>
-                        <m:t>D</m:t>
-                      </m:r>
-                    </m:e>
-                    <m:sub>
-                      <m:r>
-                        <m:rPr>
-                          <m:nor/>
-                          <m:sty m:val="p"/>
-                        </m:rPr>
-                        <m:t>train</m:t>
-                      </m:r>
-                    </m:sub>
-                  </m:sSub>
                 </m:e>
-              </m:d>
-              <m:r>
-                <m:t>​</m:t>
-              </m:r>
+              </m:acc>
               <m:r>
                 <m:t>&amp;</m:t>
               </m:r>
@@ -18726,21 +18054,6 @@
                   <m:r>
                     <m:t>μ</m:t>
                   </m:r>
-                  <m:r>
-                    <m:rPr>
-                      <m:sty m:val="p"/>
-                    </m:rPr>
-                    <m:t>(</m:t>
-                  </m:r>
-                  <m:r>
-                    <m:t>x</m:t>
-                  </m:r>
-                  <m:r>
-                    <m:rPr>
-                      <m:sty m:val="p"/>
-                    </m:rPr>
-                    <m:t>)</m:t>
-                  </m:r>
                 </m:e>
               </m:d>
               <m:r>
@@ -18770,71 +18083,18 @@
                     <m:rPr>
                       <m:sty m:val="p"/>
                     </m:rPr>
-                    <m:t>(</m:t>
-                  </m:r>
-                  <m:r>
-                    <m:t>x</m:t>
-                  </m:r>
-                  <m:r>
-                    <m:rPr>
-                      <m:sty m:val="p"/>
-                    </m:rPr>
-                    <m:t>)</m:t>
-                  </m:r>
-                  <m:r>
-                    <m:rPr>
-                      <m:sty m:val="p"/>
-                    </m:rPr>
                     <m:t>−</m:t>
                   </m:r>
-                  <m:r>
-                    <m:t>g</m:t>
-                  </m:r>
-                  <m:r>
-                    <m:t>​</m:t>
-                  </m:r>
-                  <m:d>
-                    <m:dPr>
-                      <m:begChr m:val="("/>
-                      <m:sepChr m:val=""/>
-                      <m:endChr m:val=")"/>
-                      <m:grow/>
-                    </m:dPr>
+                  <m:acc>
+                    <m:accPr>
+                      <m:chr m:val="̂"/>
+                    </m:accPr>
                     <m:e>
                       <m:r>
-                        <m:t>x</m:t>
+                        <m:t>y</m:t>
                       </m:r>
-                      <m:r>
-                        <m:rPr>
-                          <m:sty m:val="p"/>
-                        </m:rPr>
-                        <m:t>;</m:t>
-                      </m:r>
-                      <m:sSub>
-                        <m:e>
-                          <m:r>
-                            <m:rPr>
-                              <m:scr m:val="script"/>
-                              <m:sty m:val="p"/>
-                            </m:rPr>
-                            <m:t>D</m:t>
-                          </m:r>
-                        </m:e>
-                        <m:sub>
-                          <m:r>
-                            <m:rPr>
-                              <m:nor/>
-                              <m:sty m:val="p"/>
-                            </m:rPr>
-                            <m:t>train</m:t>
-                          </m:r>
-                        </m:sub>
-                      </m:sSub>
                     </m:e>
-                  </m:d>
-                  <m:r>
-                    <m:t>​</m:t>
-                  </m:r>
+                  </m:acc>
                 </m:e>
               </m:d>
               <m:r>
@@ -18855,21 +18115,6 @@
               </m:r>
               <m:r>
                 <m:t>μ</m:t>
-              </m:r>
-              <m:r>
-                <m:rPr>
-                  <m:sty m:val="p"/>
-                </m:rPr>
-                <m:t>(</m:t>
-              </m:r>
-              <m:r>
-                <m:t>x</m:t>
-              </m:r>
-              <m:r>
-                <m:rPr>
-                  <m:sty m:val="p"/>
-                </m:rPr>
-                <m:t>)</m:t>
               </m:r>
               <m:r>
                 <m:rPr>
@@ -18916,71 +18161,18 @@
                     <m:rPr>
                       <m:sty m:val="p"/>
                     </m:rPr>
-                    <m:t>(</m:t>
-                  </m:r>
-                  <m:r>
-                    <m:t>x</m:t>
-                  </m:r>
-                  <m:r>
-                    <m:rPr>
-                      <m:sty m:val="p"/>
-                    </m:rPr>
-                    <m:t>)</m:t>
-                  </m:r>
-                  <m:r>
-                    <m:rPr>
-                      <m:sty m:val="p"/>
-                    </m:rPr>
                     <m:t>−</m:t>
                   </m:r>
-                  <m:r>
-                    <m:t>g</m:t>
-                  </m:r>
-                  <m:r>
-                    <m:t>​</m:t>
-                  </m:r>
-                  <m:d>
-                    <m:dPr>
-                      <m:begChr m:val="("/>
-                      <m:sepChr m:val=""/>
-                      <m:endChr m:val=")"/>
-                      <m:grow/>
-                    </m:dPr>
+                  <m:acc>
+                    <m:accPr>
+                      <m:chr m:val="̂"/>
+                    </m:accPr>
                     <m:e>
                       <m:r>
-                        <m:t>x</m:t>
+                        <m:t>y</m:t>
                       </m:r>
-                      <m:r>
-                        <m:rPr>
-                          <m:sty m:val="p"/>
-                        </m:rPr>
-                        <m:t>;</m:t>
-                      </m:r>
-                      <m:sSub>
-                        <m:e>
-                          <m:r>
-                            <m:rPr>
-                              <m:scr m:val="script"/>
-                              <m:sty m:val="p"/>
-                            </m:rPr>
-                            <m:t>D</m:t>
-                          </m:r>
-                        </m:e>
-                        <m:sub>
-                          <m:r>
-                            <m:rPr>
-                              <m:nor/>
-                              <m:sty m:val="p"/>
-                            </m:rPr>
-                            <m:t>train</m:t>
-                          </m:r>
-                        </m:sub>
-                      </m:sSub>
                     </m:e>
-                  </m:d>
-                  <m:r>
-                    <m:t>​</m:t>
-                  </m:r>
+                  </m:acc>
                 </m:e>
               </m:d>
               <m:r>
@@ -19079,54 +18271,16 @@
                         </m:rPr>
                         <m:t>−</m:t>
                       </m:r>
-                      <m:r>
-                        <m:t>g</m:t>
-                      </m:r>
-                      <m:r>
-                        <m:t>​</m:t>
-                      </m:r>
-                      <m:d>
-                        <m:dPr>
-                          <m:begChr m:val="("/>
-                          <m:sepChr m:val=""/>
-                          <m:endChr m:val=")"/>
-                          <m:grow/>
-                        </m:dPr>
+                      <m:acc>
+                        <m:accPr>
+                          <m:chr m:val="̂"/>
+                        </m:accPr>
                         <m:e>
                           <m:r>
-                            <m:t>x</m:t>
+                            <m:t>y</m:t>
                           </m:r>
-                          <m:r>
-                            <m:rPr>
-                              <m:sty m:val="p"/>
-                            </m:rPr>
-                            <m:t>;</m:t>
-                          </m:r>
-                          <m:sSub>
-                            <m:e>
-                              <m:r>
-                                <m:rPr>
-                                  <m:scr m:val="script"/>
-                                  <m:sty m:val="p"/>
-                                </m:rPr>
-                                <m:t>D</m:t>
-                              </m:r>
-                            </m:e>
-                            <m:sub>
-                              <m:r>
-                                <m:rPr>
-                                  <m:nor/>
-                                  <m:sty m:val="p"/>
-                                </m:rPr>
-                                <m:t>train</m:t>
-                              </m:r>
-                            </m:sub>
-                          </m:sSub>
                         </m:e>
-                      </m:d>
-                      <m:r>
-                        <m:t>​</m:t>
-                      </m:r>
+                      </m:acc>
                     </m:e>
                   </m:d>
                   <m:r>
@@ -19190,71 +18344,18 @@
                     <m:rPr>
                       <m:sty m:val="p"/>
                     </m:rPr>
-                    <m:t>(</m:t>
-                  </m:r>
-                  <m:r>
-                    <m:t>x</m:t>
-                  </m:r>
-                  <m:r>
-                    <m:rPr>
-                      <m:sty m:val="p"/>
-                    </m:rPr>
-                    <m:t>)</m:t>
-                  </m:r>
-                  <m:r>
-                    <m:rPr>
-                      <m:sty m:val="p"/>
-                    </m:rPr>
                     <m:t>−</m:t>
                   </m:r>
-                  <m:r>
-                    <m:t>g</m:t>
-                  </m:r>
-                  <m:r>
-                    <m:t>​</m:t>
-                  </m:r>
-                  <m:d>
-                    <m:dPr>
-                      <m:begChr m:val="("/>
-                      <m:sepChr m:val=""/>
-                      <m:endChr m:val=")"/>
-                      <m:grow/>
-                    </m:dPr>
+                  <m:acc>
+                    <m:accPr>
+                      <m:chr m:val="̂"/>
+                    </m:accPr>
                     <m:e>
                       <m:r>
-                        <m:t>x</m:t>
+                        <m:t>y</m:t>
                       </m:r>
-                      <m:r>
-                        <m:rPr>
-                          <m:sty m:val="p"/>
-                        </m:rPr>
-                        <m:t>;</m:t>
-                      </m:r>
-                      <m:sSub>
-                        <m:e>
-                          <m:r>
-                            <m:rPr>
-                              <m:scr m:val="script"/>
-                              <m:sty m:val="p"/>
-                            </m:rPr>
-                            <m:t>D</m:t>
-                          </m:r>
-                        </m:e>
-                        <m:sub>
-                          <m:r>
-                            <m:rPr>
-                              <m:nor/>
-                              <m:sty m:val="p"/>
-                            </m:rPr>
-                            <m:t>train</m:t>
-                          </m:r>
-                        </m:sub>
-                      </m:sSub>
                     </m:e>
-                  </m:d>
-                  <m:r>
-                    <m:t>​</m:t>
-                  </m:r>
+                  </m:acc>
                 </m:e>
               </m:d>
               <m:r>
@@ -19286,71 +18387,18 @@
                         <m:rPr>
                           <m:sty m:val="p"/>
                         </m:rPr>
-                        <m:t>(</m:t>
-                      </m:r>
-                      <m:r>
-                        <m:t>x</m:t>
-                      </m:r>
-                      <m:r>
-                        <m:rPr>
-                          <m:sty m:val="p"/>
-                        </m:rPr>
-                        <m:t>)</m:t>
-                      </m:r>
-                      <m:r>
-                        <m:rPr>
-                          <m:sty m:val="p"/>
-                        </m:rPr>
                         <m:t>−</m:t>
                       </m:r>
-                      <m:r>
-                        <m:t>g</m:t>
-                      </m:r>
-                      <m:r>
-                        <m:t>​</m:t>
-                      </m:r>
-                      <m:d>
-                        <m:dPr>
-                          <m:begChr m:val="("/>
-                          <m:sepChr m:val=""/>
-                          <m:endChr m:val=")"/>
-                          <m:grow/>
-                        </m:dPr>
+                      <m:acc>
+                        <m:accPr>
+                          <m:chr m:val="̂"/>
+                        </m:accPr>
                         <m:e>
                           <m:r>
-                            <m:t>x</m:t>
+                            <m:t>y</m:t>
                           </m:r>
-                          <m:r>
-                            <m:rPr>
-                              <m:sty m:val="p"/>
-                            </m:rPr>
-                            <m:t>;</m:t>
-                          </m:r>
-                          <m:sSub>
-                            <m:e>
-                              <m:r>
-                                <m:rPr>
-                                  <m:scr m:val="script"/>
-                                  <m:sty m:val="p"/>
-                                </m:rPr>
-                                <m:t>D</m:t>
-                              </m:r>
-                            </m:e>
-                            <m:sub>
-                              <m:r>
-                                <m:rPr>
-                                  <m:nor/>
-                                  <m:sty m:val="p"/>
-                                </m:rPr>
-                                <m:t>train</m:t>
-                              </m:r>
-                            </m:sub>
-                          </m:sSub>
                         </m:e>
-                      </m:d>
-                      <m:r>
-                        <m:t>​</m:t>
-                      </m:r>
+                      </m:acc>
                     </m:e>
                   </m:d>
                   <m:r>
@@ -19911,21 +18959,6 @@
         <m:r>
           <m:t>μ</m:t>
         </m:r>
-        <m:r>
-          <m:rPr>
-            <m:sty m:val="p"/>
-          </m:rPr>
-          <m:t>(</m:t>
-        </m:r>
-        <m:r>
-          <m:t>x</m:t>
-        </m:r>
-        <m:r>
-          <m:rPr>
-            <m:sty m:val="p"/>
-          </m:rPr>
-          <m:t>)</m:t>
-        </m:r>
       </m:oMath>
       <w:r>
         <w:t xml:space="preserve"> </w:t>
@@ -20077,54 +19110,16 @@
         <w:t xml:space="preserve"> </w:t>
       </w:r>
       <m:oMath>
-        <m:r>
-          <m:t>g</m:t>
-        </m:r>
-        <m:r>
-          <m:t>​</m:t>
-        </m:r>
-        <m:d>
-          <m:dPr>
-            <m:begChr m:val="("/>
-            <m:sepChr m:val=""/>
-            <m:endChr m:val=")"/>
-            <m:grow/>
-          </m:dPr>
+        <m:acc>
+          <m:accPr>
+            <m:chr m:val="̂"/>
+          </m:accPr>
           <m:e>
             <m:r>
-              <m:t>x</m:t>
-            </m:r>
-            <m:r>
-              <m:rPr>
-                <m:sty m:val="p"/>
-              </m:rPr>
-              <m:t>;</m:t>
-            </m:r>
-            <m:sSub>
-              <m:e>
-                <m:r>
-                  <m:rPr>
-                    <m:scr m:val="script"/>
-                    <m:sty m:val="p"/>
-                  </m:rPr>
-                  <m:t>D</m:t>
-                </m:r>
-              </m:e>
-              <m:sub>
-                <m:r>
-                  <m:rPr>
-                    <m:nor/>
-                    <m:sty m:val="p"/>
-                  </m:rPr>
-                  <m:t>train</m:t>
-                </m:r>
-              </m:sub>
-            </m:sSub>
+              <m:t>y</m:t>
+            </m:r>
           </m:e>
-        </m:d>
-        <m:r>
-          <m:t>​</m:t>
-        </m:r>
+        </m:acc>
       </m:oMath>
       <w:r>
         <w:t xml:space="preserve"> </w:t>
@@ -20138,21 +19133,6 @@
       <m:oMath>
         <m:r>
           <m:t>μ</m:t>
-        </m:r>
-        <m:r>
-          <m:rPr>
-            <m:sty m:val="p"/>
-          </m:rPr>
-          <m:t>(</m:t>
-        </m:r>
-        <m:r>
-          <m:t>x</m:t>
-        </m:r>
-        <m:r>
-          <m:rPr>
-            <m:sty m:val="p"/>
-          </m:rPr>
-          <m:t>)</m:t>
         </m:r>
         <m:r>
           <m:rPr>
@@ -20160,54 +19140,16 @@
           </m:rPr>
           <m:t>−</m:t>
         </m:r>
-        <m:r>
-          <m:t>g</m:t>
-        </m:r>
-        <m:r>
-          <m:t>​</m:t>
-        </m:r>
-        <m:d>
-          <m:dPr>
-            <m:begChr m:val="("/>
-            <m:sepChr m:val=""/>
-            <m:endChr m:val=")"/>
-            <m:grow/>
-          </m:dPr>
+        <m:acc>
+          <m:accPr>
+            <m:chr m:val="̂"/>
+          </m:accPr>
           <m:e>
             <m:r>
-              <m:t>x</m:t>
-            </m:r>
-            <m:r>
-              <m:rPr>
-                <m:sty m:val="p"/>
-              </m:rPr>
-              <m:t>;</m:t>
-            </m:r>
-            <m:sSub>
-              <m:e>
-                <m:r>
-                  <m:rPr>
-                    <m:scr m:val="script"/>
-                    <m:sty m:val="p"/>
-                  </m:rPr>
-                  <m:t>D</m:t>
-                </m:r>
-              </m:e>
-              <m:sub>
-                <m:r>
-                  <m:rPr>
-                    <m:nor/>
-                    <m:sty m:val="p"/>
-                  </m:rPr>
-                  <m:t>train</m:t>
-                </m:r>
-              </m:sub>
-            </m:sSub>
+              <m:t>y</m:t>
+            </m:r>
           </m:e>
-        </m:d>
-        <m:r>
-          <m:t>​</m:t>
-        </m:r>
+        </m:acc>
       </m:oMath>
       <w:r>
         <w:t xml:space="preserve">.</w:t>
@@ -20271,71 +19213,18 @@
                         <m:rPr>
                           <m:sty m:val="p"/>
                         </m:rPr>
-                        <m:t>(</m:t>
-                      </m:r>
-                      <m:r>
-                        <m:t>x</m:t>
-                      </m:r>
-                      <m:r>
-                        <m:rPr>
-                          <m:sty m:val="p"/>
-                        </m:rPr>
-                        <m:t>)</m:t>
-                      </m:r>
-                      <m:r>
-                        <m:rPr>
-                          <m:sty m:val="p"/>
-                        </m:rPr>
                         <m:t>−</m:t>
                       </m:r>
-                      <m:r>
-                        <m:t>g</m:t>
-                      </m:r>
-                      <m:r>
-                        <m:t>​</m:t>
-                      </m:r>
-                      <m:d>
-                        <m:dPr>
-                          <m:begChr m:val="("/>
-                          <m:sepChr m:val=""/>
-                          <m:endChr m:val=")"/>
-                          <m:grow/>
-                        </m:dPr>
+                      <m:acc>
+                        <m:accPr>
+                          <m:chr m:val="̂"/>
+                        </m:accPr>
                         <m:e>
                           <m:r>
-                            <m:t>x</m:t>
+                            <m:t>y</m:t>
                           </m:r>
-                          <m:r>
-                            <m:rPr>
-                              <m:sty m:val="p"/>
-                            </m:rPr>
-                            <m:t>;</m:t>
-                          </m:r>
-                          <m:sSub>
-                            <m:e>
-                              <m:r>
-                                <m:rPr>
-                                  <m:scr m:val="script"/>
-                                  <m:sty m:val="p"/>
-                                </m:rPr>
-                                <m:t>D</m:t>
-                              </m:r>
-                            </m:e>
-                            <m:sub>
-                              <m:r>
-                                <m:rPr>
-                                  <m:nor/>
-                                  <m:sty m:val="p"/>
-                                </m:rPr>
-                                <m:t>train</m:t>
-                              </m:r>
-                            </m:sub>
-                          </m:sSub>
                         </m:e>
-                      </m:d>
-                      <m:r>
-                        <m:t>​</m:t>
-                      </m:r>
+                      </m:acc>
                     </m:e>
                   </m:d>
                   <m:r>
@@ -20396,71 +19285,18 @@
                         <m:rPr>
                           <m:sty m:val="p"/>
                         </m:rPr>
-                        <m:t>(</m:t>
-                      </m:r>
-                      <m:r>
-                        <m:t>x</m:t>
-                      </m:r>
-                      <m:r>
-                        <m:rPr>
-                          <m:sty m:val="p"/>
-                        </m:rPr>
-                        <m:t>)</m:t>
-                      </m:r>
-                      <m:r>
-                        <m:rPr>
-                          <m:sty m:val="p"/>
-                        </m:rPr>
                         <m:t>−</m:t>
                       </m:r>
-                      <m:r>
-                        <m:t>g</m:t>
-                      </m:r>
-                      <m:r>
-                        <m:t>​</m:t>
-                      </m:r>
-                      <m:d>
-                        <m:dPr>
-                          <m:begChr m:val="("/>
-                          <m:sepChr m:val=""/>
-                          <m:endChr m:val=")"/>
-                          <m:grow/>
-                        </m:dPr>
+                      <m:acc>
+                        <m:accPr>
+                          <m:chr m:val="̂"/>
+                        </m:accPr>
                         <m:e>
                           <m:r>
-                            <m:t>x</m:t>
+                            <m:t>y</m:t>
                           </m:r>
-                          <m:r>
-                            <m:rPr>
-                              <m:sty m:val="p"/>
-                            </m:rPr>
-                            <m:t>;</m:t>
-                          </m:r>
-                          <m:sSub>
-                            <m:e>
-                              <m:r>
-                                <m:rPr>
-                                  <m:scr m:val="script"/>
-                                  <m:sty m:val="p"/>
-                                </m:rPr>
-                                <m:t>D</m:t>
-                              </m:r>
-                            </m:e>
-                            <m:sub>
-                              <m:r>
-                                <m:rPr>
-                                  <m:nor/>
-                                  <m:sty m:val="p"/>
-                                </m:rPr>
-                                <m:t>train</m:t>
-                              </m:r>
-                            </m:sub>
-                          </m:sSub>
                         </m:e>
-                      </m:d>
-                      <m:r>
-                        <m:t>​</m:t>
-                      </m:r>
+                      </m:acc>
                     </m:e>
                   </m:d>
                   <m:r>
@@ -20547,71 +19383,18 @@
                     <m:rPr>
                       <m:sty m:val="p"/>
                     </m:rPr>
-                    <m:t>(</m:t>
-                  </m:r>
-                  <m:r>
-                    <m:t>x</m:t>
-                  </m:r>
-                  <m:r>
-                    <m:rPr>
-                      <m:sty m:val="p"/>
-                    </m:rPr>
-                    <m:t>)</m:t>
-                  </m:r>
-                  <m:r>
-                    <m:rPr>
-                      <m:sty m:val="p"/>
-                    </m:rPr>
                     <m:t>−</m:t>
                   </m:r>
-                  <m:r>
-                    <m:t>g</m:t>
-                  </m:r>
-                  <m:r>
-                    <m:t>​</m:t>
-                  </m:r>
-                  <m:d>
-                    <m:dPr>
-                      <m:begChr m:val="("/>
-                      <m:sepChr m:val=""/>
-                      <m:endChr m:val=")"/>
-                      <m:grow/>
-                    </m:dPr>
+                  <m:acc>
+                    <m:accPr>
+                      <m:chr m:val="̂"/>
+                    </m:accPr>
                     <m:e>
                       <m:r>
-                        <m:t>x</m:t>
+                        <m:t>y</m:t>
                       </m:r>
-                      <m:r>
-                        <m:rPr>
-                          <m:sty m:val="p"/>
-                        </m:rPr>
-                        <m:t>;</m:t>
-                      </m:r>
-                      <m:sSub>
-                        <m:e>
-                          <m:r>
-                            <m:rPr>
-                              <m:scr m:val="script"/>
-                              <m:sty m:val="p"/>
-                            </m:rPr>
-                            <m:t>D</m:t>
-                          </m:r>
-                        </m:e>
-                        <m:sub>
-                          <m:r>
-                            <m:rPr>
-                              <m:nor/>
-                              <m:sty m:val="p"/>
-                            </m:rPr>
-                            <m:t>train</m:t>
-                          </m:r>
-                        </m:sub>
-                      </m:sSub>
                     </m:e>
-                  </m:d>
-                  <m:r>
-                    <m:t>​</m:t>
-                  </m:r>
+                  </m:acc>
                 </m:e>
               </m:d>
               <m:r>
@@ -20683,71 +19466,18 @@
                     <m:rPr>
                       <m:sty m:val="p"/>
                     </m:rPr>
-                    <m:t>(</m:t>
-                  </m:r>
-                  <m:r>
-                    <m:t>x</m:t>
-                  </m:r>
-                  <m:r>
-                    <m:rPr>
-                      <m:sty m:val="p"/>
-                    </m:rPr>
-                    <m:t>)</m:t>
-                  </m:r>
-                  <m:r>
-                    <m:rPr>
-                      <m:sty m:val="p"/>
-                    </m:rPr>
                     <m:t>−</m:t>
                   </m:r>
-                  <m:r>
-                    <m:t>g</m:t>
-                  </m:r>
-                  <m:r>
-                    <m:t>​</m:t>
-                  </m:r>
-                  <m:d>
-                    <m:dPr>
-                      <m:begChr m:val="("/>
-                      <m:sepChr m:val=""/>
-                      <m:endChr m:val=")"/>
-                      <m:grow/>
-                    </m:dPr>
+                  <m:acc>
+                    <m:accPr>
+                      <m:chr m:val="̂"/>
+                    </m:accPr>
                     <m:e>
                       <m:r>
-                        <m:t>x</m:t>
+                        <m:t>y</m:t>
                       </m:r>
-                      <m:r>
-                        <m:rPr>
-                          <m:sty m:val="p"/>
-                        </m:rPr>
-                        <m:t>;</m:t>
-                      </m:r>
-                      <m:sSub>
-                        <m:e>
-                          <m:r>
-                            <m:rPr>
-                              <m:scr m:val="script"/>
-                              <m:sty m:val="p"/>
-                            </m:rPr>
-                            <m:t>D</m:t>
-                          </m:r>
-                        </m:e>
-                        <m:sub>
-                          <m:r>
-                            <m:rPr>
-                              <m:nor/>
-                              <m:sty m:val="p"/>
-                            </m:rPr>
-                            <m:t>train</m:t>
-                          </m:r>
-                        </m:sub>
-                      </m:sSub>
                     </m:e>
-                  </m:d>
-                  <m:r>
-                    <m:t>​</m:t>
-                  </m:r>
+                  </m:acc>
                 </m:e>
               </m:d>
               <m:r>
@@ -20877,54 +19607,16 @@
                         </m:rPr>
                         <m:t>−</m:t>
                       </m:r>
-                      <m:r>
-                        <m:t>g</m:t>
-                      </m:r>
-                      <m:r>
-                        <m:t>​</m:t>
-                      </m:r>
-                      <m:d>
-                        <m:dPr>
-                          <m:begChr m:val="("/>
-                          <m:sepChr m:val=""/>
-                          <m:endChr m:val=")"/>
-                          <m:grow/>
-                        </m:dPr>
+                      <m:acc>
+                        <m:accPr>
+                          <m:chr m:val="̂"/>
+                        </m:accPr>
                         <m:e>
                           <m:r>
-                            <m:t>x</m:t>
+                            <m:t>y</m:t>
                           </m:r>
-                          <m:r>
-                            <m:rPr>
-                              <m:sty m:val="p"/>
-                            </m:rPr>
-                            <m:t>;</m:t>
-                          </m:r>
-                          <m:sSub>
-                            <m:e>
-                              <m:r>
-                                <m:rPr>
-                                  <m:scr m:val="script"/>
-                                  <m:sty m:val="p"/>
-                                </m:rPr>
-                                <m:t>D</m:t>
-                              </m:r>
-                            </m:e>
-                            <m:sub>
-                              <m:r>
-                                <m:rPr>
-                                  <m:nor/>
-                                  <m:sty m:val="p"/>
-                                </m:rPr>
-                                <m:t>train</m:t>
-                              </m:r>
-                            </m:sub>
-                          </m:sSub>
                         </m:e>
-                      </m:d>
-                      <m:r>
-                        <m:t>​</m:t>
-                      </m:r>
+                      </m:acc>
                     </m:e>
                   </m:d>
                   <m:r>
@@ -21003,71 +19695,18 @@
                         <m:rPr>
                           <m:sty m:val="p"/>
                         </m:rPr>
-                        <m:t>(</m:t>
-                      </m:r>
-                      <m:r>
-                        <m:t>x</m:t>
-                      </m:r>
-                      <m:r>
-                        <m:rPr>
-                          <m:sty m:val="p"/>
-                        </m:rPr>
-                        <m:t>)</m:t>
-                      </m:r>
-                      <m:r>
-                        <m:rPr>
-                          <m:sty m:val="p"/>
-                        </m:rPr>
                         <m:t>−</m:t>
                       </m:r>
-                      <m:r>
-                        <m:t>g</m:t>
-                      </m:r>
-                      <m:r>
-                        <m:t>​</m:t>
-                      </m:r>
-                      <m:d>
-                        <m:dPr>
-                          <m:begChr m:val="("/>
-                          <m:sepChr m:val=""/>
-                          <m:endChr m:val=")"/>
-                          <m:grow/>
-                        </m:dPr>
+                      <m:acc>
+                        <m:accPr>
+                          <m:chr m:val="̂"/>
+                        </m:accPr>
                         <m:e>
                           <m:r>
-                            <m:t>x</m:t>
+                            <m:t>y</m:t>
                           </m:r>
-                          <m:r>
-                            <m:rPr>
-                              <m:sty m:val="p"/>
-                            </m:rPr>
-                            <m:t>;</m:t>
-                          </m:r>
-                          <m:sSub>
-                            <m:e>
-                              <m:r>
-                                <m:rPr>
-                                  <m:scr m:val="script"/>
-                                  <m:sty m:val="p"/>
-                                </m:rPr>
-                                <m:t>D</m:t>
-                              </m:r>
-                            </m:e>
-                            <m:sub>
-                              <m:r>
-                                <m:rPr>
-                                  <m:nor/>
-                                  <m:sty m:val="p"/>
-                                </m:rPr>
-                                <m:t>train</m:t>
-                              </m:r>
-                            </m:sub>
-                          </m:sSub>
                         </m:e>
-                      </m:d>
-                      <m:r>
-                        <m:t>​</m:t>
-                      </m:r>
+                      </m:acc>
                     </m:e>
                   </m:d>
                   <m:r>
@@ -21213,71 +19852,18 @@
               <m:rPr>
                 <m:sty m:val="p"/>
               </m:rPr>
-              <m:t>(</m:t>
-            </m:r>
-            <m:r>
-              <m:t>x</m:t>
-            </m:r>
-            <m:r>
-              <m:rPr>
-                <m:sty m:val="p"/>
-              </m:rPr>
-              <m:t>)</m:t>
-            </m:r>
-            <m:r>
-              <m:rPr>
-                <m:sty m:val="p"/>
-              </m:rPr>
               <m:t>−</m:t>
             </m:r>
-            <m:r>
-              <m:t>g</m:t>
-            </m:r>
-            <m:r>
-              <m:t>​</m:t>
-            </m:r>
-            <m:d>
-              <m:dPr>
-                <m:begChr m:val="("/>
-                <m:sepChr m:val=""/>
-                <m:endChr m:val=")"/>
-                <m:grow/>
-              </m:dPr>
+            <m:acc>
+              <m:accPr>
+                <m:chr m:val="̂"/>
+              </m:accPr>
               <m:e>
                 <m:r>
-                  <m:t>x</m:t>
+                  <m:t>y</m:t>
                 </m:r>
-                <m:r>
-                  <m:rPr>
-                    <m:sty m:val="p"/>
-                  </m:rPr>
-                  <m:t>;</m:t>
-                </m:r>
-                <m:sSub>
-                  <m:e>
-                    <m:r>
-                      <m:rPr>
-                        <m:scr m:val="script"/>
-                        <m:sty m:val="p"/>
-                      </m:rPr>
-                      <m:t>D</m:t>
-                    </m:r>
-                  </m:e>
-                  <m:sub>
-                    <m:r>
-                      <m:rPr>
-                        <m:nor/>
-                        <m:sty m:val="p"/>
-                      </m:rPr>
-                      <m:t>train</m:t>
-                    </m:r>
-                  </m:sub>
-                </m:sSub>
               </m:e>
-            </m:d>
-            <m:r>
-              <m:t>​</m:t>
-            </m:r>
+            </m:acc>
           </m:e>
         </m:d>
         <m:r>
@@ -21383,71 +19969,18 @@
                         <m:rPr>
                           <m:sty m:val="p"/>
                         </m:rPr>
-                        <m:t>(</m:t>
-                      </m:r>
-                      <m:r>
-                        <m:t>x</m:t>
-                      </m:r>
-                      <m:r>
-                        <m:rPr>
-                          <m:sty m:val="p"/>
-                        </m:rPr>
-                        <m:t>)</m:t>
-                      </m:r>
-                      <m:r>
-                        <m:rPr>
-                          <m:sty m:val="p"/>
-                        </m:rPr>
                         <m:t>−</m:t>
                       </m:r>
-                      <m:r>
-                        <m:t>g</m:t>
-                      </m:r>
-                      <m:r>
-                        <m:t>​</m:t>
-                      </m:r>
-                      <m:d>
-                        <m:dPr>
-                          <m:begChr m:val="("/>
-                          <m:sepChr m:val=""/>
-                          <m:endChr m:val=")"/>
-                          <m:grow/>
-                        </m:dPr>
+                      <m:acc>
+                        <m:accPr>
+                          <m:chr m:val="̂"/>
+                        </m:accPr>
                         <m:e>
                           <m:r>
-                            <m:t>x</m:t>
+                            <m:t>y</m:t>
                           </m:r>
-                          <m:r>
-                            <m:rPr>
-                              <m:sty m:val="p"/>
-                            </m:rPr>
-                            <m:t>;</m:t>
-                          </m:r>
-                          <m:sSub>
-                            <m:e>
-                              <m:r>
-                                <m:rPr>
-                                  <m:scr m:val="script"/>
-                                  <m:sty m:val="p"/>
-                                </m:rPr>
-                                <m:t>D</m:t>
-                              </m:r>
-                            </m:e>
-                            <m:sub>
-                              <m:r>
-                                <m:rPr>
-                                  <m:nor/>
-                                  <m:sty m:val="p"/>
-                                </m:rPr>
-                                <m:t>train</m:t>
-                              </m:r>
-                            </m:sub>
-                          </m:sSub>
                         </m:e>
-                      </m:d>
-                      <m:r>
-                        <m:t>​</m:t>
-                      </m:r>
+                      </m:acc>
                     </m:e>
                   </m:d>
                   <m:r>
@@ -21488,21 +20021,6 @@
         <m:r>
           <m:t>μ</m:t>
         </m:r>
-        <m:r>
-          <m:rPr>
-            <m:sty m:val="p"/>
-          </m:rPr>
-          <m:t>(</m:t>
-        </m:r>
-        <m:r>
-          <m:t>x</m:t>
-        </m:r>
-        <m:r>
-          <m:rPr>
-            <m:sty m:val="p"/>
-          </m:rPr>
-          <m:t>)</m:t>
-        </m:r>
       </m:oMath>
       <w:r>
         <w:t xml:space="preserve"> </w:t>
@@ -21518,7 +20036,7 @@
           <w:rPr>
             <w:rStyle w:val="Hyperlink"/>
           </w:rPr>
-          <w:t xml:space="preserve">average fit</w:t>
+          <w:t xml:space="preserve">expected prediction</w:t>
         </w:r>
       </w:hyperlink>
       <w:r>
@@ -21557,7 +20075,7 @@
         <w:t xml:space="preserve"> </w:t>
       </w:r>
       <w:r>
-        <w:t xml:space="preserve">add and subtract the average fit</w:t>
+        <w:t xml:space="preserve">add and subtract the expected prediction</w:t>
       </w:r>
       <w:r>
         <w:t xml:space="preserve"> </w:t>
@@ -21575,25 +20093,6 @@
             </m:r>
           </m:sub>
         </m:sSub>
-        <m:r>
-          <m:t>​</m:t>
-        </m:r>
-        <m:d>
-          <m:dPr>
-            <m:begChr m:val="("/>
-            <m:sepChr m:val=""/>
-            <m:endChr m:val=")"/>
-            <m:grow/>
-          </m:dPr>
-          <m:e>
-            <m:r>
-              <m:t>x</m:t>
-            </m:r>
-          </m:e>
-        </m:d>
-        <m:r>
-          <m:t>​</m:t>
-        </m:r>
       </m:oMath>
       <w:r>
         <w:t xml:space="preserve"> </w:t>
@@ -21650,7 +20149,7 @@
         <w:t xml:space="preserve">. </w:t>
       </w:r>
       <w:r>
-        <w:t xml:space="preserve">Insert the average fit:</w:t>
+        <w:t xml:space="preserve">Insert the expected prediction:</w:t>
       </w:r>
     </w:p>
     <w:p>
@@ -21671,71 +20170,18 @@
                 <m:rPr>
                   <m:sty m:val="p"/>
                 </m:rPr>
-                <m:t>(</m:t>
-              </m:r>
-              <m:r>
-                <m:t>x</m:t>
-              </m:r>
-              <m:r>
-                <m:rPr>
-                  <m:sty m:val="p"/>
-                </m:rPr>
-                <m:t>)</m:t>
-              </m:r>
-              <m:r>
-                <m:rPr>
-                  <m:sty m:val="p"/>
-                </m:rPr>
                 <m:t>−</m:t>
               </m:r>
-              <m:r>
-                <m:t>g</m:t>
-              </m:r>
-              <m:r>
-                <m:t>​</m:t>
-              </m:r>
-              <m:d>
-                <m:dPr>
-                  <m:begChr m:val="("/>
-                  <m:sepChr m:val=""/>
-                  <m:endChr m:val=")"/>
-                  <m:grow/>
-                </m:dPr>
+              <m:acc>
+                <m:accPr>
+                  <m:chr m:val="̂"/>
+                </m:accPr>
                 <m:e>
                   <m:r>
-                    <m:t>x</m:t>
+                    <m:t>y</m:t>
                   </m:r>
-                  <m:r>
-                    <m:rPr>
-                      <m:sty m:val="p"/>
-                    </m:rPr>
-                    <m:t>;</m:t>
-                  </m:r>
-                  <m:sSub>
-                    <m:e>
-                      <m:r>
-                        <m:rPr>
-                          <m:scr m:val="script"/>
-                          <m:sty m:val="p"/>
-                        </m:rPr>
-                        <m:t>D</m:t>
-                      </m:r>
-                    </m:e>
-                    <m:sub>
-                      <m:r>
-                        <m:rPr>
-                          <m:nor/>
-                          <m:sty m:val="p"/>
-                        </m:rPr>
-                        <m:t>train</m:t>
-                      </m:r>
-                    </m:sub>
-                  </m:sSub>
                 </m:e>
-              </m:d>
-              <m:r>
-                <m:t>​</m:t>
-              </m:r>
+              </m:acc>
               <m:r>
                 <m:t>&amp;</m:t>
               </m:r>
@@ -21758,21 +20204,6 @@
                 <m:e>
                   <m:r>
                     <m:t>μ</m:t>
-                  </m:r>
-                  <m:r>
-                    <m:rPr>
-                      <m:sty m:val="p"/>
-                    </m:rPr>
-                    <m:t>(</m:t>
-                  </m:r>
-                  <m:r>
-                    <m:t>x</m:t>
-                  </m:r>
-                  <m:r>
-                    <m:rPr>
-                      <m:sty m:val="p"/>
-                    </m:rPr>
-                    <m:t>)</m:t>
                   </m:r>
                   <m:r>
                     <m:rPr>
@@ -21792,25 +20223,6 @@
                       </m:r>
                     </m:sub>
                   </m:sSub>
-                  <m:r>
-                    <m:t>​</m:t>
-                  </m:r>
-                  <m:d>
-                    <m:dPr>
-                      <m:begChr m:val="("/>
-                      <m:sepChr m:val=""/>
-                      <m:endChr m:val=")"/>
-                      <m:grow/>
-                    </m:dPr>
-                    <m:e>
-                      <m:r>
-                        <m:t>x</m:t>
-                      </m:r>
-                    </m:e>
-                  </m:d>
-                  <m:r>
-                    <m:t>​</m:t>
-                  </m:r>
                 </m:e>
               </m:d>
               <m:r>
@@ -21846,78 +20258,21 @@
                     </m:sub>
                   </m:sSub>
                   <m:r>
-                    <m:t>​</m:t>
-                  </m:r>
-                  <m:d>
-                    <m:dPr>
-                      <m:begChr m:val="("/>
-                      <m:sepChr m:val=""/>
-                      <m:endChr m:val=")"/>
-                      <m:grow/>
-                    </m:dPr>
-                    <m:e>
-                      <m:r>
-                        <m:t>x</m:t>
-                      </m:r>
-                    </m:e>
-                  </m:d>
-                  <m:r>
-                    <m:t>​</m:t>
-                  </m:r>
-                  <m:r>
                     <m:rPr>
                       <m:sty m:val="p"/>
                     </m:rPr>
                     <m:t>−</m:t>
                   </m:r>
-                  <m:r>
-                    <m:t>g</m:t>
-                  </m:r>
-                  <m:r>
-                    <m:t>​</m:t>
-                  </m:r>
-                  <m:d>
-                    <m:dPr>
-                      <m:begChr m:val="("/>
-                      <m:sepChr m:val=""/>
-                      <m:endChr m:val=")"/>
-                      <m:grow/>
-                    </m:dPr>
+                  <m:acc>
+                    <m:accPr>
+                      <m:chr m:val="̂"/>
+                    </m:accPr>
                     <m:e>
                       <m:r>
-                        <m:t>x</m:t>
+                        <m:t>y</m:t>
                       </m:r>
-                      <m:r>
-                        <m:rPr>
-                          <m:sty m:val="p"/>
-                        </m:rPr>
-                        <m:t>;</m:t>
-                      </m:r>
-                      <m:sSub>
-                        <m:e>
-                          <m:r>
-                            <m:rPr>
-                              <m:scr m:val="script"/>
-                              <m:sty m:val="p"/>
-                            </m:rPr>
-                            <m:t>D</m:t>
-                          </m:r>
-                        </m:e>
-                        <m:sub>
-                          <m:r>
-                            <m:rPr>
-                              <m:nor/>
-                              <m:sty m:val="p"/>
-                            </m:rPr>
-                            <m:t>train</m:t>
-                          </m:r>
-                        </m:sub>
-                      </m:sSub>
                     </m:e>
-                  </m:d>
-                  <m:r>
-                    <m:t>​</m:t>
-                  </m:r>
+                  </m:acc>
                 </m:e>
               </m:d>
               <m:r>
@@ -21948,25 +20303,6 @@
                   </m:r>
                 </m:sub>
               </m:sSub>
-              <m:r>
-                <m:t>​</m:t>
-              </m:r>
-              <m:d>
-                <m:dPr>
-                  <m:begChr m:val="("/>
-                  <m:sepChr m:val=""/>
-                  <m:endChr m:val=")"/>
-                  <m:grow/>
-                </m:dPr>
-                <m:e>
-                  <m:r>
-                    <m:t>x</m:t>
-                  </m:r>
-                </m:e>
-              </m:d>
-              <m:r>
-                <m:t>​</m:t>
-              </m:r>
               <m:r>
                 <m:rPr>
                   <m:nor/>
@@ -22018,71 +20354,18 @@
                         <m:rPr>
                           <m:sty m:val="p"/>
                         </m:rPr>
-                        <m:t>(</m:t>
-                      </m:r>
-                      <m:r>
-                        <m:t>x</m:t>
-                      </m:r>
-                      <m:r>
-                        <m:rPr>
-                          <m:sty m:val="p"/>
-                        </m:rPr>
-                        <m:t>)</m:t>
-                      </m:r>
-                      <m:r>
-                        <m:rPr>
-                          <m:sty m:val="p"/>
-                        </m:rPr>
                         <m:t>−</m:t>
                       </m:r>
-                      <m:r>
-                        <m:t>g</m:t>
-                      </m:r>
-                      <m:r>
-                        <m:t>​</m:t>
-                      </m:r>
-                      <m:d>
-                        <m:dPr>
-                          <m:begChr m:val="("/>
-                          <m:sepChr m:val=""/>
-                          <m:endChr m:val=")"/>
-                          <m:grow/>
-                        </m:dPr>
+                      <m:acc>
+                        <m:accPr>
+                          <m:chr m:val="̂"/>
+                        </m:accPr>
                         <m:e>
                           <m:r>
-                            <m:t>x</m:t>
+                            <m:t>y</m:t>
                           </m:r>
-                          <m:r>
-                            <m:rPr>
-                              <m:sty m:val="p"/>
-                            </m:rPr>
-                            <m:t>;</m:t>
-                          </m:r>
-                          <m:sSub>
-                            <m:e>
-                              <m:r>
-                                <m:rPr>
-                                  <m:scr m:val="script"/>
-                                  <m:sty m:val="p"/>
-                                </m:rPr>
-                                <m:t>D</m:t>
-                              </m:r>
-                            </m:e>
-                            <m:sub>
-                              <m:r>
-                                <m:rPr>
-                                  <m:nor/>
-                                  <m:sty m:val="p"/>
-                                </m:rPr>
-                                <m:t>train</m:t>
-                              </m:r>
-                            </m:sub>
-                          </m:sSub>
                         </m:e>
-                      </m:d>
-                      <m:r>
-                        <m:t>​</m:t>
-                      </m:r>
+                      </m:acc>
                     </m:e>
                   </m:d>
                   <m:r>
@@ -22124,21 +20407,6 @@
                         <m:rPr>
                           <m:sty m:val="p"/>
                         </m:rPr>
-                        <m:t>(</m:t>
-                      </m:r>
-                      <m:r>
-                        <m:t>x</m:t>
-                      </m:r>
-                      <m:r>
-                        <m:rPr>
-                          <m:sty m:val="p"/>
-                        </m:rPr>
-                        <m:t>)</m:t>
-                      </m:r>
-                      <m:r>
-                        <m:rPr>
-                          <m:sty m:val="p"/>
-                        </m:rPr>
                         <m:t>−</m:t>
                       </m:r>
                       <m:sSub>
@@ -22153,25 +20421,6 @@
                           </m:r>
                         </m:sub>
                       </m:sSub>
-                      <m:r>
-                        <m:t>​</m:t>
-                      </m:r>
-                      <m:d>
-                        <m:dPr>
-                          <m:begChr m:val="("/>
-                          <m:sepChr m:val=""/>
-                          <m:endChr m:val=")"/>
-                          <m:grow/>
-                        </m:dPr>
-                        <m:e>
-                          <m:r>
-                            <m:t>x</m:t>
-                          </m:r>
-                        </m:e>
-                      </m:d>
-                      <m:r>
-                        <m:t>​</m:t>
-                      </m:r>
                     </m:e>
                   </m:d>
                   <m:r>
@@ -22206,21 +20455,6 @@
                 <m:e>
                   <m:r>
                     <m:t>μ</m:t>
-                  </m:r>
-                  <m:r>
-                    <m:rPr>
-                      <m:sty m:val="p"/>
-                    </m:rPr>
-                    <m:t>(</m:t>
-                  </m:r>
-                  <m:r>
-                    <m:t>x</m:t>
-                  </m:r>
-                  <m:r>
-                    <m:rPr>
-                      <m:sty m:val="p"/>
-                    </m:rPr>
-                    <m:t>)</m:t>
                   </m:r>
                   <m:r>
                     <m:rPr>
@@ -22240,25 +20474,6 @@
                       </m:r>
                     </m:sub>
                   </m:sSub>
-                  <m:r>
-                    <m:t>​</m:t>
-                  </m:r>
-                  <m:d>
-                    <m:dPr>
-                      <m:begChr m:val="("/>
-                      <m:sepChr m:val=""/>
-                      <m:endChr m:val=")"/>
-                      <m:grow/>
-                    </m:dPr>
-                    <m:e>
-                      <m:r>
-                        <m:t>x</m:t>
-                      </m:r>
-                    </m:e>
-                  </m:d>
-                  <m:r>
-                    <m:t>​</m:t>
-                  </m:r>
                 </m:e>
               </m:d>
               <m:r>
@@ -22288,78 +20503,21 @@
                     </m:sub>
                   </m:sSub>
                   <m:r>
-                    <m:t>​</m:t>
-                  </m:r>
-                  <m:d>
-                    <m:dPr>
-                      <m:begChr m:val="("/>
-                      <m:sepChr m:val=""/>
-                      <m:endChr m:val=")"/>
-                      <m:grow/>
-                    </m:dPr>
-                    <m:e>
-                      <m:r>
-                        <m:t>x</m:t>
-                      </m:r>
-                    </m:e>
-                  </m:d>
-                  <m:r>
-                    <m:t>​</m:t>
-                  </m:r>
-                  <m:r>
                     <m:rPr>
                       <m:sty m:val="p"/>
                     </m:rPr>
                     <m:t>−</m:t>
                   </m:r>
-                  <m:r>
-                    <m:t>g</m:t>
-                  </m:r>
-                  <m:r>
-                    <m:t>​</m:t>
-                  </m:r>
-                  <m:d>
-                    <m:dPr>
-                      <m:begChr m:val="("/>
-                      <m:sepChr m:val=""/>
-                      <m:endChr m:val=")"/>
-                      <m:grow/>
-                    </m:dPr>
+                  <m:acc>
+                    <m:accPr>
+                      <m:chr m:val="̂"/>
+                    </m:accPr>
                     <m:e>
                       <m:r>
-                        <m:t>x</m:t>
+                        <m:t>y</m:t>
                       </m:r>
-                      <m:r>
-                        <m:rPr>
-                          <m:sty m:val="p"/>
-                        </m:rPr>
-                        <m:t>;</m:t>
-                      </m:r>
-                      <m:sSub>
-                        <m:e>
-                          <m:r>
-                            <m:rPr>
-                              <m:scr m:val="script"/>
-                              <m:sty m:val="p"/>
-                            </m:rPr>
-                            <m:t>D</m:t>
-                          </m:r>
-                        </m:e>
-                        <m:sub>
-                          <m:r>
-                            <m:rPr>
-                              <m:nor/>
-                              <m:sty m:val="p"/>
-                            </m:rPr>
-                            <m:t>train</m:t>
-                          </m:r>
-                        </m:sub>
-                      </m:sSub>
                     </m:e>
-                  </m:d>
-                  <m:r>
-                    <m:t>​</m:t>
-                  </m:r>
+                  </m:acc>
                 </m:e>
               </m:d>
               <m:r>
@@ -22397,78 +20555,21 @@
                         </m:sub>
                       </m:sSub>
                       <m:r>
-                        <m:t>​</m:t>
-                      </m:r>
-                      <m:d>
-                        <m:dPr>
-                          <m:begChr m:val="("/>
-                          <m:sepChr m:val=""/>
-                          <m:endChr m:val=")"/>
-                          <m:grow/>
-                        </m:dPr>
-                        <m:e>
-                          <m:r>
-                            <m:t>x</m:t>
-                          </m:r>
-                        </m:e>
-                      </m:d>
-                      <m:r>
-                        <m:t>​</m:t>
-                      </m:r>
-                      <m:r>
                         <m:rPr>
                           <m:sty m:val="p"/>
                         </m:rPr>
                         <m:t>−</m:t>
                       </m:r>
-                      <m:r>
-                        <m:t>g</m:t>
-                      </m:r>
-                      <m:r>
-                        <m:t>​</m:t>
-                      </m:r>
-                      <m:d>
-                        <m:dPr>
-                          <m:begChr m:val="("/>
-                          <m:sepChr m:val=""/>
-                          <m:endChr m:val=")"/>
-                          <m:grow/>
-                        </m:dPr>
+                      <m:acc>
+                        <m:accPr>
+                          <m:chr m:val="̂"/>
+                        </m:accPr>
                         <m:e>
                           <m:r>
-                            <m:t>x</m:t>
+                            <m:t>y</m:t>
                           </m:r>
-                          <m:r>
-                            <m:rPr>
-                              <m:sty m:val="p"/>
-                            </m:rPr>
-                            <m:t>;</m:t>
-                          </m:r>
-                          <m:sSub>
-                            <m:e>
-                              <m:r>
-                                <m:rPr>
-                                  <m:scr m:val="script"/>
-                                  <m:sty m:val="p"/>
-                                </m:rPr>
-                                <m:t>D</m:t>
-                              </m:r>
-                            </m:e>
-                            <m:sub>
-                              <m:r>
-                                <m:rPr>
-                                  <m:nor/>
-                                  <m:sty m:val="p"/>
-                                </m:rPr>
-                                <m:t>train</m:t>
-                              </m:r>
-                            </m:sub>
-                          </m:sSub>
                         </m:e>
-                      </m:d>
-                      <m:r>
-                        <m:t>​</m:t>
-                      </m:r>
+                      </m:acc>
                     </m:e>
                   </m:d>
                   <m:r>
@@ -22549,21 +20650,6 @@
         <m:r>
           <m:t>μ</m:t>
         </m:r>
-        <m:r>
-          <m:rPr>
-            <m:sty m:val="p"/>
-          </m:rPr>
-          <m:t>(</m:t>
-        </m:r>
-        <m:r>
-          <m:t>x</m:t>
-        </m:r>
-        <m:r>
-          <m:rPr>
-            <m:sty m:val="p"/>
-          </m:rPr>
-          <m:t>)</m:t>
-        </m:r>
       </m:oMath>
       <w:r>
         <w:t xml:space="preserve"> </w:t>
@@ -22593,25 +20679,6 @@
             </m:r>
           </m:sub>
         </m:sSub>
-        <m:r>
-          <m:t>​</m:t>
-        </m:r>
-        <m:d>
-          <m:dPr>
-            <m:begChr m:val="("/>
-            <m:sepChr m:val=""/>
-            <m:endChr m:val=")"/>
-            <m:grow/>
-          </m:dPr>
-          <m:e>
-            <m:r>
-              <m:t>x</m:t>
-            </m:r>
-          </m:e>
-        </m:d>
-        <m:r>
-          <m:t>​</m:t>
-        </m:r>
       </m:oMath>
       <w:r>
         <w:t xml:space="preserve"> </w:t>
@@ -22674,21 +20741,6 @@
                             <m:rPr>
                               <m:sty m:val="p"/>
                             </m:rPr>
-                            <m:t>(</m:t>
-                          </m:r>
-                          <m:r>
-                            <m:t>x</m:t>
-                          </m:r>
-                          <m:r>
-                            <m:rPr>
-                              <m:sty m:val="p"/>
-                            </m:rPr>
-                            <m:t>)</m:t>
-                          </m:r>
-                          <m:r>
-                            <m:rPr>
-                              <m:sty m:val="p"/>
-                            </m:rPr>
                             <m:t>−</m:t>
                           </m:r>
                           <m:sSub>
@@ -22703,25 +20755,6 @@
                               </m:r>
                             </m:sub>
                           </m:sSub>
-                          <m:r>
-                            <m:t>​</m:t>
-                          </m:r>
-                          <m:d>
-                            <m:dPr>
-                              <m:begChr m:val="("/>
-                              <m:sepChr m:val=""/>
-                              <m:endChr m:val=")"/>
-                              <m:grow/>
-                            </m:dPr>
-                            <m:e>
-                              <m:r>
-                                <m:t>x</m:t>
-                              </m:r>
-                            </m:e>
-                          </m:d>
-                          <m:r>
-                            <m:t>​</m:t>
-                          </m:r>
                         </m:e>
                       </m:d>
                       <m:r>
@@ -22768,21 +20801,6 @@
                         <m:rPr>
                           <m:sty m:val="p"/>
                         </m:rPr>
-                        <m:t>(</m:t>
-                      </m:r>
-                      <m:r>
-                        <m:t>x</m:t>
-                      </m:r>
-                      <m:r>
-                        <m:rPr>
-                          <m:sty m:val="p"/>
-                        </m:rPr>
-                        <m:t>)</m:t>
-                      </m:r>
-                      <m:r>
-                        <m:rPr>
-                          <m:sty m:val="p"/>
-                        </m:rPr>
                         <m:t>−</m:t>
                       </m:r>
                       <m:sSub>
@@ -22797,25 +20815,6 @@
                           </m:r>
                         </m:sub>
                       </m:sSub>
-                      <m:r>
-                        <m:t>​</m:t>
-                      </m:r>
-                      <m:d>
-                        <m:dPr>
-                          <m:begChr m:val="("/>
-                          <m:sepChr m:val=""/>
-                          <m:endChr m:val=")"/>
-                          <m:grow/>
-                        </m:dPr>
-                        <m:e>
-                          <m:r>
-                            <m:t>x</m:t>
-                          </m:r>
-                        </m:e>
-                      </m:d>
-                      <m:r>
-                        <m:t>​</m:t>
-                      </m:r>
                     </m:e>
                   </m:d>
                   <m:r>
@@ -22878,25 +20877,6 @@
                         </m:sub>
                       </m:sSub>
                       <m:r>
-                        <m:t>​</m:t>
-                      </m:r>
-                      <m:d>
-                        <m:dPr>
-                          <m:begChr m:val="("/>
-                          <m:sepChr m:val=""/>
-                          <m:endChr m:val=")"/>
-                          <m:grow/>
-                        </m:dPr>
-                        <m:e>
-                          <m:r>
-                            <m:t>x</m:t>
-                          </m:r>
-                        </m:e>
-                      </m:d>
-                      <m:r>
-                        <m:t>​</m:t>
-                      </m:r>
-                      <m:r>
                         <m:rPr>
                           <m:sty m:val="p"/>
                         </m:rPr>
@@ -22904,21 +20884,6 @@
                       </m:r>
                       <m:r>
                         <m:t>μ</m:t>
-                      </m:r>
-                      <m:r>
-                        <m:rPr>
-                          <m:sty m:val="p"/>
-                        </m:rPr>
-                        <m:t>(</m:t>
-                      </m:r>
-                      <m:r>
-                        <m:t>x</m:t>
-                      </m:r>
-                      <m:r>
-                        <m:rPr>
-                          <m:sty m:val="p"/>
-                        </m:rPr>
-                        <m:t>)</m:t>
                       </m:r>
                     </m:e>
                   </m:d>
@@ -22986,54 +20951,16 @@
                           <m:grow/>
                         </m:dPr>
                         <m:e>
-                          <m:r>
-                            <m:t>g</m:t>
-                          </m:r>
-                          <m:r>
-                            <m:t>​</m:t>
-                          </m:r>
-                          <m:d>
-                            <m:dPr>
-                              <m:begChr m:val="("/>
-                              <m:sepChr m:val=""/>
-                              <m:endChr m:val=")"/>
-                              <m:grow/>
-                            </m:dPr>
+                          <m:acc>
+                            <m:accPr>
+                              <m:chr m:val="̂"/>
+                            </m:accPr>
                             <m:e>
                               <m:r>
-                                <m:t>x</m:t>
+                                <m:t>y</m:t>
                               </m:r>
-                              <m:r>
-                                <m:rPr>
-                                  <m:sty m:val="p"/>
-                                </m:rPr>
-                                <m:t>;</m:t>
-                              </m:r>
-                              <m:sSub>
-                                <m:e>
-                                  <m:r>
-                                    <m:rPr>
-                                      <m:scr m:val="script"/>
-                                      <m:sty m:val="p"/>
-                                    </m:rPr>
-                                    <m:t>D</m:t>
-                                  </m:r>
-                                </m:e>
-                                <m:sub>
-                                  <m:r>
-                                    <m:rPr>
-                                      <m:nor/>
-                                      <m:sty m:val="p"/>
-                                    </m:rPr>
-                                    <m:t>train</m:t>
-                                  </m:r>
-                                </m:sub>
-                              </m:sSub>
                             </m:e>
-                          </m:d>
-                          <m:r>
-                            <m:t>​</m:t>
-                          </m:r>
+                          </m:acc>
                         </m:e>
                       </m:d>
                       <m:r>
@@ -23062,7 +20989,7 @@
                   <m:nor/>
                   <m:sty m:val="p"/>
                 </m:rPr>
-                <m:t>(definitions of the average fit and of bias)</m:t>
+                <m:t>(definitions of the expected prediction and of bias)</m:t>
               </m:r>
             </m:e>
           </m:eqArr>
@@ -23080,7 +21007,7 @@
         <w:t xml:space="preserve"> </w:t>
       </w:r>
       <w:r>
-        <w:t xml:space="preserve">but by the definition of the average fit.</w:t>
+        <w:t xml:space="preserve">but by the definition of the expected prediction.</w:t>
       </w:r>
       <w:r>
         <w:t xml:space="preserve"> </w:t>
@@ -23138,21 +21065,6 @@
                         <m:rPr>
                           <m:sty m:val="p"/>
                         </m:rPr>
-                        <m:t>(</m:t>
-                      </m:r>
-                      <m:r>
-                        <m:t>x</m:t>
-                      </m:r>
-                      <m:r>
-                        <m:rPr>
-                          <m:sty m:val="p"/>
-                        </m:rPr>
-                        <m:t>)</m:t>
-                      </m:r>
-                      <m:r>
-                        <m:rPr>
-                          <m:sty m:val="p"/>
-                        </m:rPr>
                         <m:t>−</m:t>
                       </m:r>
                       <m:sSub>
@@ -23167,25 +21079,6 @@
                           </m:r>
                         </m:sub>
                       </m:sSub>
-                      <m:r>
-                        <m:t>​</m:t>
-                      </m:r>
-                      <m:d>
-                        <m:dPr>
-                          <m:begChr m:val="("/>
-                          <m:sepChr m:val=""/>
-                          <m:endChr m:val=")"/>
-                          <m:grow/>
-                        </m:dPr>
-                        <m:e>
-                          <m:r>
-                            <m:t>x</m:t>
-                          </m:r>
-                        </m:e>
-                      </m:d>
-                      <m:r>
-                        <m:t>​</m:t>
-                      </m:r>
                     </m:e>
                   </m:d>
                   <m:r>
@@ -23215,78 +21108,21 @@
                         </m:sub>
                       </m:sSub>
                       <m:r>
-                        <m:t>​</m:t>
-                      </m:r>
-                      <m:d>
-                        <m:dPr>
-                          <m:begChr m:val="("/>
-                          <m:sepChr m:val=""/>
-                          <m:endChr m:val=")"/>
-                          <m:grow/>
-                        </m:dPr>
-                        <m:e>
-                          <m:r>
-                            <m:t>x</m:t>
-                          </m:r>
-                        </m:e>
-                      </m:d>
-                      <m:r>
-                        <m:t>​</m:t>
-                      </m:r>
-                      <m:r>
                         <m:rPr>
                           <m:sty m:val="p"/>
                         </m:rPr>
                         <m:t>−</m:t>
                       </m:r>
-                      <m:r>
-                        <m:t>g</m:t>
-                      </m:r>
-                      <m:r>
-                        <m:t>​</m:t>
-                      </m:r>
-                      <m:d>
-                        <m:dPr>
-                          <m:begChr m:val="("/>
-                          <m:sepChr m:val=""/>
-                          <m:endChr m:val=")"/>
-                          <m:grow/>
-                        </m:dPr>
+                      <m:acc>
+                        <m:accPr>
+                          <m:chr m:val="̂"/>
+                        </m:accPr>
                         <m:e>
                           <m:r>
-                            <m:t>x</m:t>
+                            <m:t>y</m:t>
                           </m:r>
-                          <m:r>
-                            <m:rPr>
-                              <m:sty m:val="p"/>
-                            </m:rPr>
-                            <m:t>;</m:t>
-                          </m:r>
-                          <m:sSub>
-                            <m:e>
-                              <m:r>
-                                <m:rPr>
-                                  <m:scr m:val="script"/>
-                                  <m:sty m:val="p"/>
-                                </m:rPr>
-                                <m:t>D</m:t>
-                              </m:r>
-                            </m:e>
-                            <m:sub>
-                              <m:r>
-                                <m:rPr>
-                                  <m:nor/>
-                                  <m:sty m:val="p"/>
-                                </m:rPr>
-                                <m:t>train</m:t>
-                              </m:r>
-                            </m:sub>
-                          </m:sSub>
                         </m:e>
-                      </m:d>
-                      <m:r>
-                        <m:t>​</m:t>
-                      </m:r>
+                      </m:acc>
                     </m:e>
                   </m:d>
                   <m:r>
@@ -23322,21 +21158,6 @@
                 <m:e>
                   <m:r>
                     <m:t>μ</m:t>
-                  </m:r>
-                  <m:r>
-                    <m:rPr>
-                      <m:sty m:val="p"/>
-                    </m:rPr>
-                    <m:t>(</m:t>
-                  </m:r>
-                  <m:r>
-                    <m:t>x</m:t>
-                  </m:r>
-                  <m:r>
-                    <m:rPr>
-                      <m:sty m:val="p"/>
-                    </m:rPr>
-                    <m:t>)</m:t>
                   </m:r>
                   <m:r>
                     <m:rPr>
@@ -23356,25 +21177,6 @@
                       </m:r>
                     </m:sub>
                   </m:sSub>
-                  <m:r>
-                    <m:t>​</m:t>
-                  </m:r>
-                  <m:d>
-                    <m:dPr>
-                      <m:begChr m:val="("/>
-                      <m:sepChr m:val=""/>
-                      <m:endChr m:val=")"/>
-                      <m:grow/>
-                    </m:dPr>
-                    <m:e>
-                      <m:r>
-                        <m:t>x</m:t>
-                      </m:r>
-                    </m:e>
-                  </m:d>
-                  <m:r>
-                    <m:t>​</m:t>
-                  </m:r>
                 </m:e>
               </m:d>
               <m:r>
@@ -23410,78 +21212,21 @@
                     </m:sub>
                   </m:sSub>
                   <m:r>
-                    <m:t>​</m:t>
-                  </m:r>
-                  <m:d>
-                    <m:dPr>
-                      <m:begChr m:val="("/>
-                      <m:sepChr m:val=""/>
-                      <m:endChr m:val=")"/>
-                      <m:grow/>
-                    </m:dPr>
-                    <m:e>
-                      <m:r>
-                        <m:t>x</m:t>
-                      </m:r>
-                    </m:e>
-                  </m:d>
-                  <m:r>
-                    <m:t>​</m:t>
-                  </m:r>
-                  <m:r>
                     <m:rPr>
                       <m:sty m:val="p"/>
                     </m:rPr>
                     <m:t>−</m:t>
                   </m:r>
-                  <m:r>
-                    <m:t>g</m:t>
-                  </m:r>
-                  <m:r>
-                    <m:t>​</m:t>
-                  </m:r>
-                  <m:d>
-                    <m:dPr>
-                      <m:begChr m:val="("/>
-                      <m:sepChr m:val=""/>
-                      <m:endChr m:val=")"/>
-                      <m:grow/>
-                    </m:dPr>
+                  <m:acc>
+                    <m:accPr>
+                      <m:chr m:val="̂"/>
+                    </m:accPr>
                     <m:e>
                       <m:r>
-                        <m:t>x</m:t>
+                        <m:t>y</m:t>
                       </m:r>
-                      <m:r>
-                        <m:rPr>
-                          <m:sty m:val="p"/>
-                        </m:rPr>
-                        <m:t>;</m:t>
-                      </m:r>
-                      <m:sSub>
-                        <m:e>
-                          <m:r>
-                            <m:rPr>
-                              <m:scr m:val="script"/>
-                              <m:sty m:val="p"/>
-                            </m:rPr>
-                            <m:t>D</m:t>
-                          </m:r>
-                        </m:e>
-                        <m:sub>
-                          <m:r>
-                            <m:rPr>
-                              <m:nor/>
-                              <m:sty m:val="p"/>
-                            </m:rPr>
-                            <m:t>train</m:t>
-                          </m:r>
-                        </m:sub>
-                      </m:sSub>
                     </m:e>
-                  </m:d>
-                  <m:r>
-                    <m:t>​</m:t>
-                  </m:r>
+                  </m:acc>
                 </m:e>
               </m:d>
               <m:r>
@@ -23527,21 +21272,6 @@
                 <m:e>
                   <m:r>
                     <m:t>μ</m:t>
-                  </m:r>
-                  <m:r>
-                    <m:rPr>
-                      <m:sty m:val="p"/>
-                    </m:rPr>
-                    <m:t>(</m:t>
-                  </m:r>
-                  <m:r>
-                    <m:t>x</m:t>
-                  </m:r>
-                  <m:r>
-                    <m:rPr>
-                      <m:sty m:val="p"/>
-                    </m:rPr>
-                    <m:t>)</m:t>
                   </m:r>
                   <m:r>
                     <m:rPr>
@@ -23561,25 +21291,6 @@
                       </m:r>
                     </m:sub>
                   </m:sSub>
-                  <m:r>
-                    <m:t>​</m:t>
-                  </m:r>
-                  <m:d>
-                    <m:dPr>
-                      <m:begChr m:val="("/>
-                      <m:sepChr m:val=""/>
-                      <m:endChr m:val=")"/>
-                      <m:grow/>
-                    </m:dPr>
-                    <m:e>
-                      <m:r>
-                        <m:t>x</m:t>
-                      </m:r>
-                    </m:e>
-                  </m:d>
-                  <m:r>
-                    <m:t>​</m:t>
-                  </m:r>
                 </m:e>
               </m:d>
               <m:r>
@@ -23609,36 +21320,43 @@
                     </m:sub>
                   </m:sSub>
                   <m:r>
-                    <m:t>​</m:t>
-                  </m:r>
-                  <m:d>
-                    <m:dPr>
-                      <m:begChr m:val="("/>
-                      <m:sepChr m:val=""/>
-                      <m:endChr m:val=")"/>
-                      <m:grow/>
-                    </m:dPr>
-                    <m:e>
-                      <m:r>
-                        <m:t>x</m:t>
-                      </m:r>
-                    </m:e>
-                  </m:d>
-                  <m:r>
-                    <m:t>​</m:t>
-                  </m:r>
-                  <m:r>
                     <m:rPr>
                       <m:sty m:val="p"/>
                     </m:rPr>
                     <m:t>−</m:t>
                   </m:r>
-                  <m:r>
-                    <m:rPr>
-                      <m:sty m:val="p"/>
-                    </m:rPr>
-                    <m:t>E</m:t>
-                  </m:r>
+                  <m:sSub>
+                    <m:e>
+                      <m:r>
+                        <m:rPr>
+                          <m:sty m:val="p"/>
+                        </m:rPr>
+                        <m:t>E</m:t>
+                      </m:r>
+                    </m:e>
+                    <m:sub>
+                      <m:sSub>
+                        <m:e>
+                          <m:r>
+                            <m:rPr>
+                              <m:scr m:val="script"/>
+                              <m:sty m:val="p"/>
+                            </m:rPr>
+                            <m:t>D</m:t>
+                          </m:r>
+                        </m:e>
+                        <m:sub>
+                          <m:r>
+                            <m:rPr>
+                              <m:nor/>
+                              <m:sty m:val="p"/>
+                            </m:rPr>
+                            <m:t>train</m:t>
+                          </m:r>
+                        </m:sub>
+                      </m:sSub>
+                    </m:sub>
+                  </m:sSub>
                   <m:r>
                     <m:t>​</m:t>
                   </m:r>
@@ -23650,54 +21368,16 @@
                       <m:grow/>
                     </m:dPr>
                     <m:e>
-                      <m:r>
-                        <m:t>g</m:t>
-                      </m:r>
-                      <m:r>
-                        <m:t>​</m:t>
-                      </m:r>
-                      <m:d>
-                        <m:dPr>
-                          <m:begChr m:val="("/>
-                          <m:sepChr m:val=""/>
-                          <m:endChr m:val=")"/>
-                          <m:grow/>
-                        </m:dPr>
+                      <m:acc>
+                        <m:accPr>
+                          <m:chr m:val="̂"/>
+                        </m:accPr>
                         <m:e>
                           <m:r>
-                            <m:t>x</m:t>
+                            <m:t>y</m:t>
                           </m:r>
-                          <m:r>
-                            <m:rPr>
-                              <m:sty m:val="p"/>
-                            </m:rPr>
-                            <m:t>;</m:t>
-                          </m:r>
-                          <m:sSub>
-                            <m:e>
-                              <m:r>
-                                <m:rPr>
-                                  <m:scr m:val="script"/>
-                                  <m:sty m:val="p"/>
-                                </m:rPr>
-                                <m:t>D</m:t>
-                              </m:r>
-                            </m:e>
-                            <m:sub>
-                              <m:r>
-                                <m:rPr>
-                                  <m:nor/>
-                                  <m:sty m:val="p"/>
-                                </m:rPr>
-                                <m:t>train</m:t>
-                              </m:r>
-                            </m:sub>
-                          </m:sSub>
                         </m:e>
-                      </m:d>
-                      <m:r>
-                        <m:t>​</m:t>
-                      </m:r>
+                      </m:acc>
                     </m:e>
                   </m:d>
                   <m:r>
@@ -23748,21 +21428,6 @@
                 <m:e>
                   <m:r>
                     <m:t>μ</m:t>
-                  </m:r>
-                  <m:r>
-                    <m:rPr>
-                      <m:sty m:val="p"/>
-                    </m:rPr>
-                    <m:t>(</m:t>
-                  </m:r>
-                  <m:r>
-                    <m:t>x</m:t>
-                  </m:r>
-                  <m:r>
-                    <m:rPr>
-                      <m:sty m:val="p"/>
-                    </m:rPr>
-                    <m:t>)</m:t>
                   </m:r>
                   <m:r>
                     <m:rPr>
@@ -23782,25 +21447,6 @@
                       </m:r>
                     </m:sub>
                   </m:sSub>
-                  <m:r>
-                    <m:t>​</m:t>
-                  </m:r>
-                  <m:d>
-                    <m:dPr>
-                      <m:begChr m:val="("/>
-                      <m:sepChr m:val=""/>
-                      <m:endChr m:val=")"/>
-                      <m:grow/>
-                    </m:dPr>
-                    <m:e>
-                      <m:r>
-                        <m:t>x</m:t>
-                      </m:r>
-                    </m:e>
-                  </m:d>
-                  <m:r>
-                    <m:t>​</m:t>
-                  </m:r>
                 </m:e>
               </m:d>
               <m:r>
@@ -23830,23 +21476,68 @@
                     </m:sub>
                   </m:sSub>
                   <m:r>
-                    <m:t>​</m:t>
+                    <m:rPr>
+                      <m:sty m:val="p"/>
+                    </m:rPr>
+                    <m:t>−</m:t>
                   </m:r>
-                  <m:d>
-                    <m:dPr>
-                      <m:begChr m:val="("/>
-                      <m:sepChr m:val=""/>
-                      <m:endChr m:val=")"/>
-                      <m:grow/>
-                    </m:dPr>
+                  <m:sSub>
                     <m:e>
                       <m:r>
-                        <m:t>x</m:t>
+                        <m:t>μ</m:t>
                       </m:r>
                     </m:e>
-                  </m:d>
+                    <m:sub>
+                      <m:r>
+                        <m:t>h</m:t>
+                      </m:r>
+                    </m:sub>
+                  </m:sSub>
+                </m:e>
+              </m:d>
+              <m:r>
+                <m:t>​</m:t>
+              </m:r>
+              <m:r>
+                <m:t>&amp;</m:t>
+              </m:r>
+              <m:r>
+                <m:t>&amp;</m:t>
+              </m:r>
+              <m:r>
+                <m:rPr>
+                  <m:nor/>
+                  <m:sty m:val="p"/>
+                </m:rPr>
+                <m:t>(definition of the expected prediction)</m:t>
+              </m:r>
+            </m:e>
+            <m:e>
+              <m:r>
+                <m:t>&amp;</m:t>
+              </m:r>
+              <m:r>
+                <m:rPr>
+                  <m:sty m:val="p"/>
+                </m:rPr>
+                <m:t>=</m:t>
+              </m:r>
+              <m:r>
+                <m:t>2</m:t>
+              </m:r>
+              <m:r>
+                <m:t>​</m:t>
+              </m:r>
+              <m:d>
+                <m:dPr>
+                  <m:begChr m:val="("/>
+                  <m:sepChr m:val=""/>
+                  <m:endChr m:val=")"/>
+                  <m:grow/>
+                </m:dPr>
+                <m:e>
                   <m:r>
-                    <m:t>​</m:t>
+                    <m:t>μ</m:t>
                   </m:r>
                   <m:r>
                     <m:rPr>
@@ -23866,123 +21557,6 @@
                       </m:r>
                     </m:sub>
                   </m:sSub>
-                  <m:r>
-                    <m:t>​</m:t>
-                  </m:r>
-                  <m:d>
-                    <m:dPr>
-                      <m:begChr m:val="("/>
-                      <m:sepChr m:val=""/>
-                      <m:endChr m:val=")"/>
-                      <m:grow/>
-                    </m:dPr>
-                    <m:e>
-                      <m:r>
-                        <m:t>x</m:t>
-                      </m:r>
-                    </m:e>
-                  </m:d>
-                  <m:r>
-                    <m:t>​</m:t>
-                  </m:r>
-                </m:e>
-              </m:d>
-              <m:r>
-                <m:t>​</m:t>
-              </m:r>
-              <m:r>
-                <m:t>&amp;</m:t>
-              </m:r>
-              <m:r>
-                <m:t>&amp;</m:t>
-              </m:r>
-              <m:r>
-                <m:rPr>
-                  <m:nor/>
-                  <m:sty m:val="p"/>
-                </m:rPr>
-                <m:t>(definition of the average fit)</m:t>
-              </m:r>
-            </m:e>
-            <m:e>
-              <m:r>
-                <m:t>&amp;</m:t>
-              </m:r>
-              <m:r>
-                <m:rPr>
-                  <m:sty m:val="p"/>
-                </m:rPr>
-                <m:t>=</m:t>
-              </m:r>
-              <m:r>
-                <m:t>2</m:t>
-              </m:r>
-              <m:r>
-                <m:t>​</m:t>
-              </m:r>
-              <m:d>
-                <m:dPr>
-                  <m:begChr m:val="("/>
-                  <m:sepChr m:val=""/>
-                  <m:endChr m:val=")"/>
-                  <m:grow/>
-                </m:dPr>
-                <m:e>
-                  <m:r>
-                    <m:t>μ</m:t>
-                  </m:r>
-                  <m:r>
-                    <m:rPr>
-                      <m:sty m:val="p"/>
-                    </m:rPr>
-                    <m:t>(</m:t>
-                  </m:r>
-                  <m:r>
-                    <m:t>x</m:t>
-                  </m:r>
-                  <m:r>
-                    <m:rPr>
-                      <m:sty m:val="p"/>
-                    </m:rPr>
-                    <m:t>)</m:t>
-                  </m:r>
-                  <m:r>
-                    <m:rPr>
-                      <m:sty m:val="p"/>
-                    </m:rPr>
-                    <m:t>−</m:t>
-                  </m:r>
-                  <m:sSub>
-                    <m:e>
-                      <m:r>
-                        <m:t>μ</m:t>
-                      </m:r>
-                    </m:e>
-                    <m:sub>
-                      <m:r>
-                        <m:t>h</m:t>
-                      </m:r>
-                    </m:sub>
-                  </m:sSub>
-                  <m:r>
-                    <m:t>​</m:t>
-                  </m:r>
-                  <m:d>
-                    <m:dPr>
-                      <m:begChr m:val="("/>
-                      <m:sepChr m:val=""/>
-                      <m:endChr m:val=")"/>
-                      <m:grow/>
-                    </m:dPr>
-                    <m:e>
-                      <m:r>
-                        <m:t>x</m:t>
-                      </m:r>
-                    </m:e>
-                  </m:d>
-                  <m:r>
-                    <m:t>​</m:t>
-                  </m:r>
                 </m:e>
               </m:d>
               <m:r>
@@ -24155,78 +21729,21 @@
                             </m:sub>
                           </m:sSub>
                           <m:r>
-                            <m:t>​</m:t>
-                          </m:r>
-                          <m:d>
-                            <m:dPr>
-                              <m:begChr m:val="("/>
-                              <m:sepChr m:val=""/>
-                              <m:endChr m:val=")"/>
-                              <m:grow/>
-                            </m:dPr>
-                            <m:e>
-                              <m:r>
-                                <m:t>x</m:t>
-                              </m:r>
-                            </m:e>
-                          </m:d>
-                          <m:r>
-                            <m:t>​</m:t>
-                          </m:r>
-                          <m:r>
                             <m:rPr>
                               <m:sty m:val="p"/>
                             </m:rPr>
                             <m:t>−</m:t>
                           </m:r>
-                          <m:r>
-                            <m:t>g</m:t>
-                          </m:r>
-                          <m:r>
-                            <m:t>​</m:t>
-                          </m:r>
-                          <m:d>
-                            <m:dPr>
-                              <m:begChr m:val="("/>
-                              <m:sepChr m:val=""/>
-                              <m:endChr m:val=")"/>
-                              <m:grow/>
-                            </m:dPr>
+                          <m:acc>
+                            <m:accPr>
+                              <m:chr m:val="̂"/>
+                            </m:accPr>
                             <m:e>
                               <m:r>
-                                <m:t>x</m:t>
+                                <m:t>y</m:t>
                               </m:r>
-                              <m:r>
-                                <m:rPr>
-                                  <m:sty m:val="p"/>
-                                </m:rPr>
-                                <m:t>;</m:t>
-                              </m:r>
-                              <m:sSub>
-                                <m:e>
-                                  <m:r>
-                                    <m:rPr>
-                                      <m:scr m:val="script"/>
-                                      <m:sty m:val="p"/>
-                                    </m:rPr>
-                                    <m:t>D</m:t>
-                                  </m:r>
-                                </m:e>
-                                <m:sub>
-                                  <m:r>
-                                    <m:rPr>
-                                      <m:nor/>
-                                      <m:sty m:val="p"/>
-                                    </m:rPr>
-                                    <m:t>train</m:t>
-                                  </m:r>
-                                </m:sub>
-                              </m:sSub>
                             </m:e>
-                          </m:d>
-                          <m:r>
-                            <m:t>​</m:t>
-                          </m:r>
+                          </m:acc>
                         </m:e>
                       </m:d>
                       <m:r>
@@ -24283,54 +21800,16 @@
                           <m:grow/>
                         </m:dPr>
                         <m:e>
-                          <m:r>
-                            <m:t>g</m:t>
-                          </m:r>
-                          <m:r>
-                            <m:t>​</m:t>
-                          </m:r>
-                          <m:d>
-                            <m:dPr>
-                              <m:begChr m:val="("/>
-                              <m:sepChr m:val=""/>
-                              <m:endChr m:val=")"/>
-                              <m:grow/>
-                            </m:dPr>
+                          <m:acc>
+                            <m:accPr>
+                              <m:chr m:val="̂"/>
+                            </m:accPr>
                             <m:e>
                               <m:r>
-                                <m:t>x</m:t>
+                                <m:t>y</m:t>
                               </m:r>
-                              <m:r>
-                                <m:rPr>
-                                  <m:sty m:val="p"/>
-                                </m:rPr>
-                                <m:t>;</m:t>
-                              </m:r>
-                              <m:sSub>
-                                <m:e>
-                                  <m:r>
-                                    <m:rPr>
-                                      <m:scr m:val="script"/>
-                                      <m:sty m:val="p"/>
-                                    </m:rPr>
-                                    <m:t>D</m:t>
-                                  </m:r>
-                                </m:e>
-                                <m:sub>
-                                  <m:r>
-                                    <m:rPr>
-                                      <m:nor/>
-                                      <m:sty m:val="p"/>
-                                    </m:rPr>
-                                    <m:t>train</m:t>
-                                  </m:r>
-                                </m:sub>
-                              </m:sSub>
                             </m:e>
-                          </m:d>
-                          <m:r>
-                            <m:t>​</m:t>
-                          </m:r>
+                          </m:acc>
                           <m:r>
                             <m:rPr>
                               <m:sty m:val="p"/>
@@ -24349,25 +21828,6 @@
                               </m:r>
                             </m:sub>
                           </m:sSub>
-                          <m:r>
-                            <m:t>​</m:t>
-                          </m:r>
-                          <m:d>
-                            <m:dPr>
-                              <m:begChr m:val="("/>
-                              <m:sepChr m:val=""/>
-                              <m:endChr m:val=")"/>
-                              <m:grow/>
-                            </m:dPr>
-                            <m:e>
-                              <m:r>
-                                <m:t>x</m:t>
-                              </m:r>
-                            </m:e>
-                          </m:d>
-                          <m:r>
-                            <m:t>​</m:t>
-                          </m:r>
                         </m:e>
                       </m:d>
                       <m:r>
@@ -24439,29 +21899,32 @@
                           <m:grow/>
                         </m:dPr>
                         <m:e>
-                          <m:r>
-                            <m:t>g</m:t>
-                          </m:r>
-                          <m:r>
-                            <m:t>​</m:t>
-                          </m:r>
-                          <m:d>
-                            <m:dPr>
-                              <m:begChr m:val="("/>
-                              <m:sepChr m:val=""/>
-                              <m:endChr m:val=")"/>
-                              <m:grow/>
-                            </m:dPr>
+                          <m:acc>
+                            <m:accPr>
+                              <m:chr m:val="̂"/>
+                            </m:accPr>
                             <m:e>
                               <m:r>
-                                <m:t>x</m:t>
+                                <m:t>y</m:t>
                               </m:r>
+                            </m:e>
+                          </m:acc>
+                          <m:r>
+                            <m:rPr>
+                              <m:sty m:val="p"/>
+                            </m:rPr>
+                            <m:t>−</m:t>
+                          </m:r>
+                          <m:sSub>
+                            <m:e>
                               <m:r>
                                 <m:rPr>
                                   <m:sty m:val="p"/>
                                 </m:rPr>
-                                <m:t>;</m:t>
+                                <m:t>E</m:t>
                               </m:r>
+                            </m:e>
+                            <m:sub>
                               <m:sSub>
                                 <m:e>
                                   <m:r>
@@ -24482,23 +21945,8 @@
                                   </m:r>
                                 </m:sub>
                               </m:sSub>
-                            </m:e>
-                          </m:d>
-                          <m:r>
-                            <m:t>​</m:t>
-                          </m:r>
-                          <m:r>
-                            <m:rPr>
-                              <m:sty m:val="p"/>
-                            </m:rPr>
-                            <m:t>−</m:t>
-                          </m:r>
-                          <m:r>
-                            <m:rPr>
-                              <m:sty m:val="p"/>
-                            </m:rPr>
-                            <m:t>E</m:t>
-                          </m:r>
+                            </m:sub>
+                          </m:sSub>
                           <m:r>
                             <m:t>​</m:t>
                           </m:r>
@@ -24510,54 +21958,16 @@
                               <m:grow/>
                             </m:dPr>
                             <m:e>
-                              <m:r>
-                                <m:t>g</m:t>
-                              </m:r>
-                              <m:r>
-                                <m:t>​</m:t>
-                              </m:r>
-                              <m:d>
-                                <m:dPr>
-                                  <m:begChr m:val="("/>
-                                  <m:sepChr m:val=""/>
-                                  <m:endChr m:val=")"/>
-                                  <m:grow/>
-                                </m:dPr>
+                              <m:acc>
+                                <m:accPr>
+                                  <m:chr m:val="̂"/>
+                                </m:accPr>
                                 <m:e>
                                   <m:r>
-                                    <m:t>x</m:t>
+                                    <m:t>y</m:t>
                                   </m:r>
-                                  <m:r>
-                                    <m:rPr>
-                                      <m:sty m:val="p"/>
-                                    </m:rPr>
-                                    <m:t>;</m:t>
-                                  </m:r>
-                                  <m:sSub>
-                                    <m:e>
-                                      <m:r>
-                                        <m:rPr>
-                                          <m:scr m:val="script"/>
-                                          <m:sty m:val="p"/>
-                                        </m:rPr>
-                                        <m:t>D</m:t>
-                                      </m:r>
-                                    </m:e>
-                                    <m:sub>
-                                      <m:r>
-                                        <m:rPr>
-                                          <m:nor/>
-                                          <m:sty m:val="p"/>
-                                        </m:rPr>
-                                        <m:t>train</m:t>
-                                      </m:r>
-                                    </m:sub>
-                                  </m:sSub>
                                 </m:e>
-                              </m:d>
-                              <m:r>
-                                <m:t>​</m:t>
-                              </m:r>
+                              </m:acc>
                             </m:e>
                           </m:d>
                           <m:r>
@@ -24591,7 +22001,7 @@
                   <m:nor/>
                   <m:sty m:val="p"/>
                 </m:rPr>
-                <m:t>(definition of the average fit)</m:t>
+                <m:t>(definition of the expected prediction)</m:t>
               </m:r>
             </m:e>
             <m:e>
@@ -24621,54 +22031,16 @@
                   <m:grow/>
                 </m:dPr>
                 <m:e>
-                  <m:r>
-                    <m:t>g</m:t>
-                  </m:r>
-                  <m:r>
-                    <m:t>​</m:t>
-                  </m:r>
-                  <m:d>
-                    <m:dPr>
-                      <m:begChr m:val="("/>
-                      <m:sepChr m:val=""/>
-                      <m:endChr m:val=")"/>
-                      <m:grow/>
-                    </m:dPr>
+                  <m:acc>
+                    <m:accPr>
+                      <m:chr m:val="̂"/>
+                    </m:accPr>
                     <m:e>
                       <m:r>
-                        <m:t>x</m:t>
+                        <m:t>y</m:t>
                       </m:r>
-                      <m:r>
-                        <m:rPr>
-                          <m:sty m:val="p"/>
-                        </m:rPr>
-                        <m:t>;</m:t>
-                      </m:r>
-                      <m:sSub>
-                        <m:e>
-                          <m:r>
-                            <m:rPr>
-                              <m:scr m:val="script"/>
-                              <m:sty m:val="p"/>
-                            </m:rPr>
-                            <m:t>D</m:t>
-                          </m:r>
-                        </m:e>
-                        <m:sub>
-                          <m:r>
-                            <m:rPr>
-                              <m:nor/>
-                              <m:sty m:val="p"/>
-                            </m:rPr>
-                            <m:t>train</m:t>
-                          </m:r>
-                        </m:sub>
-                      </m:sSub>
                     </m:e>
-                  </m:d>
-                  <m:r>
-                    <m:t>​</m:t>
-                  </m:r>
+                  </m:acc>
                 </m:e>
               </m:d>
               <m:r>
@@ -24747,71 +22119,18 @@
                         <m:rPr>
                           <m:sty m:val="p"/>
                         </m:rPr>
-                        <m:t>(</m:t>
-                      </m:r>
-                      <m:r>
-                        <m:t>x</m:t>
-                      </m:r>
-                      <m:r>
-                        <m:rPr>
-                          <m:sty m:val="p"/>
-                        </m:rPr>
-                        <m:t>)</m:t>
-                      </m:r>
-                      <m:r>
-                        <m:rPr>
-                          <m:sty m:val="p"/>
-                        </m:rPr>
                         <m:t>−</m:t>
                       </m:r>
-                      <m:r>
-                        <m:t>g</m:t>
-                      </m:r>
-                      <m:r>
-                        <m:t>​</m:t>
-                      </m:r>
-                      <m:d>
-                        <m:dPr>
-                          <m:begChr m:val="("/>
-                          <m:sepChr m:val=""/>
-                          <m:endChr m:val=")"/>
-                          <m:grow/>
-                        </m:dPr>
+                      <m:acc>
+                        <m:accPr>
+                          <m:chr m:val="̂"/>
+                        </m:accPr>
                         <m:e>
                           <m:r>
-                            <m:t>x</m:t>
+                            <m:t>y</m:t>
                           </m:r>
-                          <m:r>
-                            <m:rPr>
-                              <m:sty m:val="p"/>
-                            </m:rPr>
-                            <m:t>;</m:t>
-                          </m:r>
-                          <m:sSub>
-                            <m:e>
-                              <m:r>
-                                <m:rPr>
-                                  <m:scr m:val="script"/>
-                                  <m:sty m:val="p"/>
-                                </m:rPr>
-                                <m:t>D</m:t>
-                              </m:r>
-                            </m:e>
-                            <m:sub>
-                              <m:r>
-                                <m:rPr>
-                                  <m:nor/>
-                                  <m:sty m:val="p"/>
-                                </m:rPr>
-                                <m:t>train</m:t>
-                              </m:r>
-                            </m:sub>
-                          </m:sSub>
                         </m:e>
-                      </m:d>
-                      <m:r>
-                        <m:t>​</m:t>
-                      </m:r>
+                      </m:acc>
                     </m:e>
                   </m:d>
                   <m:r>
@@ -24865,54 +22184,16 @@
                       <m:grow/>
                     </m:dPr>
                     <m:e>
-                      <m:r>
-                        <m:t>g</m:t>
-                      </m:r>
-                      <m:r>
-                        <m:t>​</m:t>
-                      </m:r>
-                      <m:d>
-                        <m:dPr>
-                          <m:begChr m:val="("/>
-                          <m:sepChr m:val=""/>
-                          <m:endChr m:val=")"/>
-                          <m:grow/>
-                        </m:dPr>
+                      <m:acc>
+                        <m:accPr>
+                          <m:chr m:val="̂"/>
+                        </m:accPr>
                         <m:e>
                           <m:r>
-                            <m:t>x</m:t>
+                            <m:t>y</m:t>
                           </m:r>
-                          <m:r>
-                            <m:rPr>
-                              <m:sty m:val="p"/>
-                            </m:rPr>
-                            <m:t>;</m:t>
-                          </m:r>
-                          <m:sSub>
-                            <m:e>
-                              <m:r>
-                                <m:rPr>
-                                  <m:scr m:val="script"/>
-                                  <m:sty m:val="p"/>
-                                </m:rPr>
-                                <m:t>D</m:t>
-                              </m:r>
-                            </m:e>
-                            <m:sub>
-                              <m:r>
-                                <m:rPr>
-                                  <m:nor/>
-                                  <m:sty m:val="p"/>
-                                </m:rPr>
-                                <m:t>train</m:t>
-                              </m:r>
-                            </m:sub>
-                          </m:sSub>
                         </m:e>
-                      </m:d>
-                      <m:r>
-                        <m:t>​</m:t>
-                      </m:r>
+                      </m:acc>
                     </m:e>
                   </m:d>
                   <m:r>
@@ -24953,54 +22234,16 @@
               <m:grow/>
             </m:dPr>
             <m:e>
-              <m:r>
-                <m:t>g</m:t>
-              </m:r>
-              <m:r>
-                <m:t>​</m:t>
-              </m:r>
-              <m:d>
-                <m:dPr>
-                  <m:begChr m:val="("/>
-                  <m:sepChr m:val=""/>
-                  <m:endChr m:val=")"/>
-                  <m:grow/>
-                </m:dPr>
+              <m:acc>
+                <m:accPr>
+                  <m:chr m:val="̂"/>
+                </m:accPr>
                 <m:e>
                   <m:r>
-                    <m:t>x</m:t>
+                    <m:t>y</m:t>
                   </m:r>
-                  <m:r>
-                    <m:rPr>
-                      <m:sty m:val="p"/>
-                    </m:rPr>
-                    <m:t>;</m:t>
-                  </m:r>
-                  <m:sSub>
-                    <m:e>
-                      <m:r>
-                        <m:rPr>
-                          <m:scr m:val="script"/>
-                          <m:sty m:val="p"/>
-                        </m:rPr>
-                        <m:t>D</m:t>
-                      </m:r>
-                    </m:e>
-                    <m:sub>
-                      <m:r>
-                        <m:rPr>
-                          <m:nor/>
-                          <m:sty m:val="p"/>
-                        </m:rPr>
-                        <m:t>train</m:t>
-                      </m:r>
-                    </m:sub>
-                  </m:sSub>
                 </m:e>
-              </m:d>
-              <m:r>
-                <m:t>​</m:t>
-              </m:r>
+              </m:acc>
             </m:e>
           </m:d>
           <m:r>
@@ -25194,21 +22437,6 @@
           <m:rPr>
             <m:sty m:val="p"/>
           </m:rPr>
-          <m:t>(</m:t>
-        </m:r>
-        <m:r>
-          <m:t>x</m:t>
-        </m:r>
-        <m:r>
-          <m:rPr>
-            <m:sty m:val="p"/>
-          </m:rPr>
-          <m:t>)</m:t>
-        </m:r>
-        <m:r>
-          <m:rPr>
-            <m:sty m:val="p"/>
-          </m:rPr>
           <m:t>+</m:t>
         </m:r>
         <m:r>
@@ -25367,53 +22595,31 @@
             <m:grow/>
           </m:dPr>
           <m:e>
-            <m:r>
-              <m:t>g</m:t>
-            </m:r>
-            <m:r>
-              <m:t>​</m:t>
-            </m:r>
-            <m:d>
-              <m:dPr>
-                <m:begChr m:val="("/>
-                <m:sepChr m:val=""/>
-                <m:endChr m:val=")"/>
-                <m:grow/>
-              </m:dPr>
+            <m:sSup>
               <m:e>
                 <m:r>
-                  <m:t>x</m:t>
+                  <m:t>​</m:t>
                 </m:r>
-                <m:r>
-                  <m:rPr>
-                    <m:sty m:val="p"/>
-                  </m:rPr>
-                  <m:t>;</m:t>
-                </m:r>
-                <m:sSub>
+                <m:d>
+                  <m:dPr>
+                    <m:begChr m:val="("/>
+                    <m:sepChr m:val=""/>
+                    <m:endChr m:val=")"/>
+                    <m:grow/>
+                  </m:dPr>
                   <m:e>
-                    <m:r>
-                      <m:rPr>
-                        <m:scr m:val="script"/>
-                        <m:sty m:val="p"/>
-                      </m:rPr>
-                      <m:t>D</m:t>
-                    </m:r>
+                    <m:acc>
+                      <m:accPr>
+                        <m:chr m:val="̂"/>
+                      </m:accPr>
+                      <m:e>
+                        <m:r>
+                          <m:t>y</m:t>
+                        </m:r>
+                      </m:e>
+                    </m:acc>
                   </m:e>
-                  <m:sub>
-                    <m:r>
-                      <m:rPr>
-                        <m:nor/>
-                        <m:sty m:val="p"/>
-                      </m:rPr>
-                      <m:t>train</m:t>
-                    </m:r>
-                  </m:sub>
-                </m:sSub>
-              </m:e>
-            </m:d>
-            <m:sSup>
-              <m:e>
+                </m:d>
                 <m:r>
                   <m:t>​</m:t>
                 </m:r>
@@ -25500,54 +22706,16 @@
         <w:t xml:space="preserve"> </w:t>
       </w:r>
       <m:oMath>
-        <m:r>
-          <m:t>g</m:t>
-        </m:r>
-        <m:r>
-          <m:t>​</m:t>
-        </m:r>
-        <m:d>
-          <m:dPr>
-            <m:begChr m:val="("/>
-            <m:sepChr m:val=""/>
-            <m:endChr m:val=")"/>
-            <m:grow/>
-          </m:dPr>
+        <m:acc>
+          <m:accPr>
+            <m:chr m:val="̂"/>
+          </m:accPr>
           <m:e>
             <m:r>
-              <m:t>x</m:t>
-            </m:r>
-            <m:r>
-              <m:rPr>
-                <m:sty m:val="p"/>
-              </m:rPr>
-              <m:t>;</m:t>
-            </m:r>
-            <m:sSub>
-              <m:e>
-                <m:r>
-                  <m:rPr>
-                    <m:scr m:val="script"/>
-                    <m:sty m:val="p"/>
-                  </m:rPr>
-                  <m:t>D</m:t>
-                </m:r>
-              </m:e>
-              <m:sub>
-                <m:r>
-                  <m:rPr>
-                    <m:nor/>
-                    <m:sty m:val="p"/>
-                  </m:rPr>
-                  <m:t>train</m:t>
-                </m:r>
-              </m:sub>
-            </m:sSub>
+              <m:t>y</m:t>
+            </m:r>
           </m:e>
-        </m:d>
-        <m:r>
-          <m:t>​</m:t>
-        </m:r>
+        </m:acc>
       </m:oMath>
       <w:r>
         <w:t xml:space="preserve">, used as an</w:t>
@@ -25575,21 +22743,6 @@
       <m:oMath>
         <m:r>
           <m:t>μ</m:t>
-        </m:r>
-        <m:r>
-          <m:rPr>
-            <m:sty m:val="p"/>
-          </m:rPr>
-          <m:t>(</m:t>
-        </m:r>
-        <m:r>
-          <m:t>x</m:t>
-        </m:r>
-        <m:r>
-          <m:rPr>
-            <m:sty m:val="p"/>
-          </m:rPr>
-          <m:t>)</m:t>
         </m:r>
       </m:oMath>
       <w:r>
@@ -25727,54 +22880,16 @@
                       <m:grow/>
                     </m:dPr>
                     <m:e>
-                      <m:r>
-                        <m:t>g</m:t>
-                      </m:r>
-                      <m:r>
-                        <m:t>​</m:t>
-                      </m:r>
-                      <m:d>
-                        <m:dPr>
-                          <m:begChr m:val="("/>
-                          <m:sepChr m:val=""/>
-                          <m:endChr m:val=")"/>
-                          <m:grow/>
-                        </m:dPr>
+                      <m:acc>
+                        <m:accPr>
+                          <m:chr m:val="̂"/>
+                        </m:accPr>
                         <m:e>
                           <m:r>
-                            <m:t>x</m:t>
+                            <m:t>y</m:t>
                           </m:r>
-                          <m:r>
-                            <m:rPr>
-                              <m:sty m:val="p"/>
-                            </m:rPr>
-                            <m:t>;</m:t>
-                          </m:r>
-                          <m:sSub>
-                            <m:e>
-                              <m:r>
-                                <m:rPr>
-                                  <m:scr m:val="script"/>
-                                  <m:sty m:val="p"/>
-                                </m:rPr>
-                                <m:t>D</m:t>
-                              </m:r>
-                            </m:e>
-                            <m:sub>
-                              <m:r>
-                                <m:rPr>
-                                  <m:nor/>
-                                  <m:sty m:val="p"/>
-                                </m:rPr>
-                                <m:t>train</m:t>
-                              </m:r>
-                            </m:sub>
-                          </m:sSub>
                         </m:e>
-                      </m:d>
-                      <m:r>
-                        <m:t>​</m:t>
-                      </m:r>
+                      </m:acc>
                     </m:e>
                   </m:d>
                   <m:r>
@@ -25815,54 +22930,16 @@
               <m:grow/>
             </m:dPr>
             <m:e>
-              <m:r>
-                <m:t>g</m:t>
-              </m:r>
-              <m:r>
-                <m:t>​</m:t>
-              </m:r>
-              <m:d>
-                <m:dPr>
-                  <m:begChr m:val="("/>
-                  <m:sepChr m:val=""/>
-                  <m:endChr m:val=")"/>
-                  <m:grow/>
-                </m:dPr>
+              <m:acc>
+                <m:accPr>
+                  <m:chr m:val="̂"/>
+                </m:accPr>
                 <m:e>
                   <m:r>
-                    <m:t>x</m:t>
+                    <m:t>y</m:t>
                   </m:r>
-                  <m:r>
-                    <m:rPr>
-                      <m:sty m:val="p"/>
-                    </m:rPr>
-                    <m:t>;</m:t>
-                  </m:r>
-                  <m:sSub>
-                    <m:e>
-                      <m:r>
-                        <m:rPr>
-                          <m:scr m:val="script"/>
-                          <m:sty m:val="p"/>
-                        </m:rPr>
-                        <m:t>D</m:t>
-                      </m:r>
-                    </m:e>
-                    <m:sub>
-                      <m:r>
-                        <m:rPr>
-                          <m:nor/>
-                          <m:sty m:val="p"/>
-                        </m:rPr>
-                        <m:t>train</m:t>
-                      </m:r>
-                    </m:sub>
-                  </m:sSub>
                 </m:e>
-              </m:d>
-              <m:r>
-                <m:t>​</m:t>
-              </m:r>
+              </m:acc>
             </m:e>
           </m:d>
           <m:r>
@@ -26008,21 +23085,6 @@
         <m:r>
           <m:t>μ</m:t>
         </m:r>
-        <m:r>
-          <m:rPr>
-            <m:sty m:val="p"/>
-          </m:rPr>
-          <m:t>(</m:t>
-        </m:r>
-        <m:r>
-          <m:t>x</m:t>
-        </m:r>
-        <m:r>
-          <m:rPr>
-            <m:sty m:val="p"/>
-          </m:rPr>
-          <m:t>)</m:t>
-        </m:r>
       </m:oMath>
       <w:r>
         <w:t xml:space="preserve">.</w:t>
@@ -26199,71 +23261,18 @@
                             <m:rPr>
                               <m:sty m:val="p"/>
                             </m:rPr>
-                            <m:t>(</m:t>
-                          </m:r>
-                          <m:r>
-                            <m:t>x</m:t>
-                          </m:r>
-                          <m:r>
-                            <m:rPr>
-                              <m:sty m:val="p"/>
-                            </m:rPr>
-                            <m:t>)</m:t>
-                          </m:r>
-                          <m:r>
-                            <m:rPr>
-                              <m:sty m:val="p"/>
-                            </m:rPr>
                             <m:t>−</m:t>
                           </m:r>
-                          <m:r>
-                            <m:t>g</m:t>
-                          </m:r>
-                          <m:r>
-                            <m:t>​</m:t>
-                          </m:r>
-                          <m:d>
-                            <m:dPr>
-                              <m:begChr m:val="("/>
-                              <m:sepChr m:val=""/>
-                              <m:endChr m:val=")"/>
-                              <m:grow/>
-                            </m:dPr>
+                          <m:acc>
+                            <m:accPr>
+                              <m:chr m:val="̂"/>
+                            </m:accPr>
                             <m:e>
                               <m:r>
-                                <m:t>x</m:t>
+                                <m:t>y</m:t>
                               </m:r>
-                              <m:r>
-                                <m:rPr>
-                                  <m:sty m:val="p"/>
-                                </m:rPr>
-                                <m:t>;</m:t>
-                              </m:r>
-                              <m:sSub>
-                                <m:e>
-                                  <m:r>
-                                    <m:rPr>
-                                      <m:scr m:val="script"/>
-                                      <m:sty m:val="p"/>
-                                    </m:rPr>
-                                    <m:t>D</m:t>
-                                  </m:r>
-                                </m:e>
-                                <m:sub>
-                                  <m:r>
-                                    <m:rPr>
-                                      <m:nor/>
-                                      <m:sty m:val="p"/>
-                                    </m:rPr>
-                                    <m:t>train</m:t>
-                                  </m:r>
-                                </m:sub>
-                              </m:sSub>
                             </m:e>
-                          </m:d>
-                          <m:r>
-                            <m:t>​</m:t>
-                          </m:r>
+                          </m:acc>
                         </m:e>
                       </m:d>
                       <m:r>
@@ -26353,54 +23362,16 @@
                           <m:grow/>
                         </m:dPr>
                         <m:e>
-                          <m:r>
-                            <m:t>g</m:t>
-                          </m:r>
-                          <m:r>
-                            <m:t>​</m:t>
-                          </m:r>
-                          <m:d>
-                            <m:dPr>
-                              <m:begChr m:val="("/>
-                              <m:sepChr m:val=""/>
-                              <m:endChr m:val=")"/>
-                              <m:grow/>
-                            </m:dPr>
+                          <m:acc>
+                            <m:accPr>
+                              <m:chr m:val="̂"/>
+                            </m:accPr>
                             <m:e>
                               <m:r>
-                                <m:t>x</m:t>
+                                <m:t>y</m:t>
                               </m:r>
-                              <m:r>
-                                <m:rPr>
-                                  <m:sty m:val="p"/>
-                                </m:rPr>
-                                <m:t>;</m:t>
-                              </m:r>
-                              <m:sSub>
-                                <m:e>
-                                  <m:r>
-                                    <m:rPr>
-                                      <m:scr m:val="script"/>
-                                      <m:sty m:val="p"/>
-                                    </m:rPr>
-                                    <m:t>D</m:t>
-                                  </m:r>
-                                </m:e>
-                                <m:sub>
-                                  <m:r>
-                                    <m:rPr>
-                                      <m:nor/>
-                                      <m:sty m:val="p"/>
-                                    </m:rPr>
-                                    <m:t>train</m:t>
-                                  </m:r>
-                                </m:sub>
-                              </m:sSub>
                             </m:e>
-                          </m:d>
-                          <m:r>
-                            <m:t>​</m:t>
-                          </m:r>
+                          </m:acc>
                         </m:e>
                       </m:d>
                       <m:r>
@@ -26441,54 +23412,16 @@
                   <m:grow/>
                 </m:dPr>
                 <m:e>
-                  <m:r>
-                    <m:t>g</m:t>
-                  </m:r>
-                  <m:r>
-                    <m:t>​</m:t>
-                  </m:r>
-                  <m:d>
-                    <m:dPr>
-                      <m:begChr m:val="("/>
-                      <m:sepChr m:val=""/>
-                      <m:endChr m:val=")"/>
-                      <m:grow/>
-                    </m:dPr>
+                  <m:acc>
+                    <m:accPr>
+                      <m:chr m:val="̂"/>
+                    </m:accPr>
                     <m:e>
                       <m:r>
-                        <m:t>x</m:t>
+                        <m:t>y</m:t>
                       </m:r>
-                      <m:r>
-                        <m:rPr>
-                          <m:sty m:val="p"/>
-                        </m:rPr>
-                        <m:t>;</m:t>
-                      </m:r>
-                      <m:sSub>
-                        <m:e>
-                          <m:r>
-                            <m:rPr>
-                              <m:scr m:val="script"/>
-                              <m:sty m:val="p"/>
-                            </m:rPr>
-                            <m:t>D</m:t>
-                          </m:r>
-                        </m:e>
-                        <m:sub>
-                          <m:r>
-                            <m:rPr>
-                              <m:nor/>
-                              <m:sty m:val="p"/>
-                            </m:rPr>
-                            <m:t>train</m:t>
-                          </m:r>
-                        </m:sub>
-                      </m:sSub>
                     </m:e>
-                  </m:d>
-                  <m:r>
-                    <m:t>​</m:t>
-                  </m:r>
+                  </m:acc>
                 </m:e>
               </m:d>
               <m:r>
@@ -26548,54 +23481,16 @@
                           <m:grow/>
                         </m:dPr>
                         <m:e>
-                          <m:r>
-                            <m:t>g</m:t>
-                          </m:r>
-                          <m:r>
-                            <m:t>​</m:t>
-                          </m:r>
-                          <m:d>
-                            <m:dPr>
-                              <m:begChr m:val="("/>
-                              <m:sepChr m:val=""/>
-                              <m:endChr m:val=")"/>
-                              <m:grow/>
-                            </m:dPr>
+                          <m:acc>
+                            <m:accPr>
+                              <m:chr m:val="̂"/>
+                            </m:accPr>
                             <m:e>
                               <m:r>
-                                <m:t>x</m:t>
+                                <m:t>y</m:t>
                               </m:r>
-                              <m:r>
-                                <m:rPr>
-                                  <m:sty m:val="p"/>
-                                </m:rPr>
-                                <m:t>;</m:t>
-                              </m:r>
-                              <m:sSub>
-                                <m:e>
-                                  <m:r>
-                                    <m:rPr>
-                                      <m:scr m:val="script"/>
-                                      <m:sty m:val="p"/>
-                                    </m:rPr>
-                                    <m:t>D</m:t>
-                                  </m:r>
-                                </m:e>
-                                <m:sub>
-                                  <m:r>
-                                    <m:rPr>
-                                      <m:nor/>
-                                      <m:sty m:val="p"/>
-                                    </m:rPr>
-                                    <m:t>train</m:t>
-                                  </m:r>
-                                </m:sub>
-                              </m:sSub>
                             </m:e>
-                          </m:d>
-                          <m:r>
-                            <m:t>​</m:t>
-                          </m:r>
+                          </m:acc>
                         </m:e>
                       </m:d>
                       <m:r>
@@ -26636,54 +23531,16 @@
                   <m:grow/>
                 </m:dPr>
                 <m:e>
-                  <m:r>
-                    <m:t>g</m:t>
-                  </m:r>
-                  <m:r>
-                    <m:t>​</m:t>
-                  </m:r>
-                  <m:d>
-                    <m:dPr>
-                      <m:begChr m:val="("/>
-                      <m:sepChr m:val=""/>
-                      <m:endChr m:val=")"/>
-                      <m:grow/>
-                    </m:dPr>
+                  <m:acc>
+                    <m:accPr>
+                      <m:chr m:val="̂"/>
+                    </m:accPr>
                     <m:e>
                       <m:r>
-                        <m:t>x</m:t>
+                        <m:t>y</m:t>
                       </m:r>
-                      <m:r>
-                        <m:rPr>
-                          <m:sty m:val="p"/>
-                        </m:rPr>
-                        <m:t>;</m:t>
-                      </m:r>
-                      <m:sSub>
-                        <m:e>
-                          <m:r>
-                            <m:rPr>
-                              <m:scr m:val="script"/>
-                              <m:sty m:val="p"/>
-                            </m:rPr>
-                            <m:t>D</m:t>
-                          </m:r>
-                        </m:e>
-                        <m:sub>
-                          <m:r>
-                            <m:rPr>
-                              <m:nor/>
-                              <m:sty m:val="p"/>
-                            </m:rPr>
-                            <m:t>train</m:t>
-                          </m:r>
-                        </m:sub>
-                      </m:sSub>
                     </m:e>
-                  </m:d>
-                  <m:r>
-                    <m:t>​</m:t>
-                  </m:r>
+                  </m:acc>
                 </m:e>
               </m:d>
               <m:r>
@@ -27140,31 +23997,35 @@
           </m:e>
         </m:acc>
         <m:r>
-          <m:rPr>
-            <m:sty m:val="p"/>
-          </m:rPr>
-          <m:t>(</m:t>
-        </m:r>
-        <m:sSub>
+          <m:t>​</m:t>
+        </m:r>
+        <m:d>
+          <m:dPr>
+            <m:begChr m:val="("/>
+            <m:sepChr m:val=""/>
+            <m:endChr m:val=")"/>
+            <m:grow/>
+          </m:dPr>
           <m:e>
-            <m:r>
-              <m:t>X</m:t>
-            </m:r>
+            <m:sSub>
+              <m:e>
+                <m:r>
+                  <m:t>X</m:t>
+                </m:r>
+              </m:e>
+              <m:sub>
+                <m:r>
+                  <m:rPr>
+                    <m:sty m:val="p"/>
+                  </m:rPr>
+                  <m:t>*</m:t>
+                </m:r>
+              </m:sub>
+            </m:sSub>
           </m:e>
-          <m:sub>
-            <m:r>
-              <m:rPr>
-                <m:sty m:val="p"/>
-              </m:rPr>
-              <m:t>*</m:t>
-            </m:r>
-          </m:sub>
-        </m:sSub>
-        <m:r>
-          <m:rPr>
-            <m:sty m:val="p"/>
-          </m:rPr>
-          <m:t>)</m:t>
+        </m:d>
+        <m:r>
+          <m:t>​</m:t>
         </m:r>
       </m:oMath>
       <w:r>
@@ -28292,21 +25153,6 @@
       <m:oMath>
         <m:r>
           <m:t>μ</m:t>
-        </m:r>
-        <m:r>
-          <m:rPr>
-            <m:sty m:val="p"/>
-          </m:rPr>
-          <m:t>(</m:t>
-        </m:r>
-        <m:r>
-          <m:t>x</m:t>
-        </m:r>
-        <m:r>
-          <m:rPr>
-            <m:sty m:val="p"/>
-          </m:rPr>
-          <m:t>)</m:t>
         </m:r>
       </m:oMath>
       <w:r>
@@ -28380,9 +25226,16 @@
                         <m:e>
                           <m:sSub>
                             <m:e>
-                              <m:r>
-                                <m:t>g</m:t>
-                              </m:r>
+                              <m:acc>
+                                <m:accPr>
+                                  <m:chr m:val="̂"/>
+                                </m:accPr>
+                                <m:e>
+                                  <m:r>
+                                    <m:t>y</m:t>
+                                  </m:r>
+                                </m:e>
+                              </m:acc>
                             </m:e>
                             <m:sub>
                               <m:r>
@@ -28413,32 +25266,6 @@
                               <m:r>
                                 <m:t>x</m:t>
                               </m:r>
-                              <m:r>
-                                <m:rPr>
-                                  <m:sty m:val="p"/>
-                                </m:rPr>
-                                <m:t>;</m:t>
-                              </m:r>
-                              <m:sSub>
-                                <m:e>
-                                  <m:r>
-                                    <m:rPr>
-                                      <m:scr m:val="script"/>
-                                      <m:sty m:val="p"/>
-                                    </m:rPr>
-                                    <m:t>D</m:t>
-                                  </m:r>
-                                </m:e>
-                                <m:sub>
-                                  <m:r>
-                                    <m:rPr>
-                                      <m:nor/>
-                                      <m:sty m:val="p"/>
-                                    </m:rPr>
-                                    <m:t>train</m:t>
-                                  </m:r>
-                                </m:sub>
-                              </m:sSub>
                             </m:e>
                           </m:d>
                           <m:r>
@@ -28502,9 +25329,16 @@
                         <m:e>
                           <m:sSub>
                             <m:e>
-                              <m:r>
-                                <m:t>g</m:t>
-                              </m:r>
+                              <m:acc>
+                                <m:accPr>
+                                  <m:chr m:val="̂"/>
+                                </m:accPr>
+                                <m:e>
+                                  <m:r>
+                                    <m:t>y</m:t>
+                                  </m:r>
+                                </m:e>
+                              </m:acc>
                             </m:e>
                             <m:sub>
                               <m:r>
@@ -28526,32 +25360,6 @@
                               <m:r>
                                 <m:t>x</m:t>
                               </m:r>
-                              <m:r>
-                                <m:rPr>
-                                  <m:sty m:val="p"/>
-                                </m:rPr>
-                                <m:t>;</m:t>
-                              </m:r>
-                              <m:sSub>
-                                <m:e>
-                                  <m:r>
-                                    <m:rPr>
-                                      <m:scr m:val="script"/>
-                                      <m:sty m:val="p"/>
-                                    </m:rPr>
-                                    <m:t>D</m:t>
-                                  </m:r>
-                                </m:e>
-                                <m:sub>
-                                  <m:r>
-                                    <m:rPr>
-                                      <m:nor/>
-                                      <m:sty m:val="p"/>
-                                    </m:rPr>
-                                    <m:t>train</m:t>
-                                  </m:r>
-                                </m:sub>
-                              </m:sSub>
                             </m:e>
                           </m:d>
                           <m:r>
@@ -28601,9 +25409,16 @@
                 <m:e>
                   <m:sSub>
                     <m:e>
-                      <m:r>
-                        <m:t>g</m:t>
-                      </m:r>
+                      <m:acc>
+                        <m:accPr>
+                          <m:chr m:val="̂"/>
+                        </m:accPr>
+                        <m:e>
+                          <m:r>
+                            <m:t>y</m:t>
+                          </m:r>
+                        </m:e>
+                      </m:acc>
                     </m:e>
                     <m:sub>
                       <m:r>
@@ -28634,32 +25449,6 @@
                       <m:r>
                         <m:t>x</m:t>
                       </m:r>
-                      <m:r>
-                        <m:rPr>
-                          <m:sty m:val="p"/>
-                        </m:rPr>
-                        <m:t>;</m:t>
-                      </m:r>
-                      <m:sSub>
-                        <m:e>
-                          <m:r>
-                            <m:rPr>
-                              <m:scr m:val="script"/>
-                              <m:sty m:val="p"/>
-                            </m:rPr>
-                            <m:t>D</m:t>
-                          </m:r>
-                        </m:e>
-                        <m:sub>
-                          <m:r>
-                            <m:rPr>
-                              <m:nor/>
-                              <m:sty m:val="p"/>
-                            </m:rPr>
-                            <m:t>train</m:t>
-                          </m:r>
-                        </m:sub>
-                      </m:sSub>
                     </m:e>
                   </m:d>
                   <m:r>
@@ -28698,9 +25487,16 @@
                 <m:e>
                   <m:sSub>
                     <m:e>
-                      <m:r>
-                        <m:t>g</m:t>
-                      </m:r>
+                      <m:acc>
+                        <m:accPr>
+                          <m:chr m:val="̂"/>
+                        </m:accPr>
+                        <m:e>
+                          <m:r>
+                            <m:t>y</m:t>
+                          </m:r>
+                        </m:e>
+                      </m:acc>
                     </m:e>
                     <m:sub>
                       <m:r>
@@ -28722,32 +25518,6 @@
                       <m:r>
                         <m:t>x</m:t>
                       </m:r>
-                      <m:r>
-                        <m:rPr>
-                          <m:sty m:val="p"/>
-                        </m:rPr>
-                        <m:t>;</m:t>
-                      </m:r>
-                      <m:sSub>
-                        <m:e>
-                          <m:r>
-                            <m:rPr>
-                              <m:scr m:val="script"/>
-                              <m:sty m:val="p"/>
-                            </m:rPr>
-                            <m:t>D</m:t>
-                          </m:r>
-                        </m:e>
-                        <m:sub>
-                          <m:r>
-                            <m:rPr>
-                              <m:nor/>
-                              <m:sty m:val="p"/>
-                            </m:rPr>
-                            <m:t>train</m:t>
-                          </m:r>
-                        </m:sub>
-                      </m:sSub>
                     </m:e>
                   </m:d>
                   <m:r>
@@ -28997,9 +25767,16 @@
       <m:oMath>
         <m:sSub>
           <m:e>
-            <m:r>
-              <m:t>g</m:t>
-            </m:r>
+            <m:acc>
+              <m:accPr>
+                <m:chr m:val="̂"/>
+              </m:accPr>
+              <m:e>
+                <m:r>
+                  <m:t>y</m:t>
+                </m:r>
+              </m:e>
+            </m:acc>
           </m:e>
           <m:sub>
             <m:r>
@@ -29027,9 +25804,16 @@
         </m:r>
         <m:sSub>
           <m:e>
-            <m:r>
-              <m:t>g</m:t>
-            </m:r>
+            <m:acc>
+              <m:accPr>
+                <m:chr m:val="̂"/>
+              </m:accPr>
+              <m:e>
+                <m:r>
+                  <m:t>y</m:t>
+                </m:r>
+              </m:e>
+            </m:acc>
           </m:e>
           <m:sub>
             <m:r>
@@ -29053,9 +25837,16 @@
       <m:oMath>
         <m:sSub>
           <m:e>
-            <m:r>
-              <m:t>g</m:t>
-            </m:r>
+            <m:acc>
+              <m:accPr>
+                <m:chr m:val="̂"/>
+              </m:accPr>
+              <m:e>
+                <m:r>
+                  <m:t>y</m:t>
+                </m:r>
+              </m:e>
+            </m:acc>
           </m:e>
           <m:sub>
             <m:r>
@@ -29076,9 +25867,16 @@
       <m:oMath>
         <m:sSub>
           <m:e>
-            <m:r>
-              <m:t>g</m:t>
-            </m:r>
+            <m:acc>
+              <m:accPr>
+                <m:chr m:val="̂"/>
+              </m:accPr>
+              <m:e>
+                <m:r>
+                  <m:t>y</m:t>
+                </m:r>
+              </m:e>
+            </m:acc>
           </m:e>
           <m:sub>
             <m:r>
@@ -29335,7 +26133,27 @@
         <w:t xml:space="preserve"> </w:t>
       </w:r>
       <w:r>
-        <w:t xml:space="preserve">is a candidate of</w:t>
+        <w:t xml:space="preserve">is among the functions that candidate</w:t>
+      </w:r>
+      <w:r>
+        <w:t xml:space="preserve"> </w:t>
+      </w:r>
+      <m:oMath>
+        <m:r>
+          <m:t>1</m:t>
+        </m:r>
+      </m:oMath>
+      <w:r>
+        <w:t xml:space="preserve"> </w:t>
+      </w:r>
+      <w:r>
+        <w:t xml:space="preserve">can fit,</w:t>
+      </w:r>
+      <w:r>
+        <w:t xml:space="preserve"> </w:t>
+      </w:r>
+      <w:r>
+        <w:t xml:space="preserve">the squared bias of</w:t>
       </w:r>
       <w:r>
         <w:t xml:space="preserve"> </w:t>
@@ -29343,9 +26161,16 @@
       <m:oMath>
         <m:sSub>
           <m:e>
-            <m:r>
-              <m:t>g</m:t>
-            </m:r>
+            <m:acc>
+              <m:accPr>
+                <m:chr m:val="̂"/>
+              </m:accPr>
+              <m:e>
+                <m:r>
+                  <m:t>y</m:t>
+                </m:r>
+              </m:e>
+            </m:acc>
           </m:e>
           <m:sub>
             <m:r>
@@ -29355,13 +26180,16 @@
         </m:sSub>
       </m:oMath>
       <w:r>
-        <w:t xml:space="preserve">,</w:t>
-      </w:r>
-      <w:r>
-        <w:t xml:space="preserve"> </w:t>
-      </w:r>
-      <w:r>
-        <w:t xml:space="preserve">the squared bias of</w:t>
+        <w:t xml:space="preserve"> </w:t>
+      </w:r>
+      <w:r>
+        <w:t xml:space="preserve">can be zero,</w:t>
+      </w:r>
+      <w:r>
+        <w:t xml:space="preserve"> </w:t>
+      </w:r>
+      <w:r>
+        <w:t xml:space="preserve">and then no more flexible</w:t>
       </w:r>
       <w:r>
         <w:t xml:space="preserve"> </w:t>
@@ -29369,13 +26197,20 @@
       <m:oMath>
         <m:sSub>
           <m:e>
-            <m:r>
-              <m:t>g</m:t>
-            </m:r>
+            <m:acc>
+              <m:accPr>
+                <m:chr m:val="̂"/>
+              </m:accPr>
+              <m:e>
+                <m:r>
+                  <m:t>y</m:t>
+                </m:r>
+              </m:e>
+            </m:acc>
           </m:e>
           <m:sub>
             <m:r>
-              <m:t>1</m:t>
+              <m:t>l</m:t>
             </m:r>
           </m:sub>
         </m:sSub>
@@ -29384,35 +26219,6 @@
         <w:t xml:space="preserve"> </w:t>
       </w:r>
       <w:r>
-        <w:t xml:space="preserve">can be zero,</w:t>
-      </w:r>
-      <w:r>
-        <w:t xml:space="preserve"> </w:t>
-      </w:r>
-      <w:r>
-        <w:t xml:space="preserve">and then no later</w:t>
-      </w:r>
-      <w:r>
-        <w:t xml:space="preserve"> </w:t>
-      </w:r>
-      <m:oMath>
-        <m:sSub>
-          <m:e>
-            <m:r>
-              <m:t>g</m:t>
-            </m:r>
-          </m:e>
-          <m:sub>
-            <m:r>
-              <m:t>l</m:t>
-            </m:r>
-          </m:sub>
-        </m:sSub>
-      </m:oMath>
-      <w:r>
-        <w:t xml:space="preserve"> </w:t>
-      </w:r>
-      <w:r>
         <w:t xml:space="preserve">has a smaller squared bias</w:t>
       </w:r>
       <w:r>
@@ -29431,19 +26237,19 @@
         <w:t xml:space="preserve"> </w:t>
       </w:r>
       <w:r>
-        <w:t xml:space="preserve">The procedures past the smallest error</w:t>
-      </w:r>
-      <w:r>
-        <w:t xml:space="preserve"> </w:t>
-      </w:r>
-      <w:r>
-        <w:t xml:space="preserve">have lowered their squared bias by less than they have raised their variance,</w:t>
-      </w:r>
-      <w:r>
-        <w:t xml:space="preserve"> </w:t>
-      </w:r>
-      <w:r>
-        <w:t xml:space="preserve">and the rules they produce tend to</w:t>
+        <w:t xml:space="preserve">Past the candidate with the smallest expected squared prediction error,</w:t>
+      </w:r>
+      <w:r>
+        <w:t xml:space="preserve"> </w:t>
+      </w:r>
+      <w:r>
+        <w:t xml:space="preserve">the more flexible candidates have lowered their squared bias by less than they have raised their variance,</w:t>
+      </w:r>
+      <w:r>
+        <w:t xml:space="preserve"> </w:t>
+      </w:r>
+      <w:r>
+        <w:t xml:space="preserve">and their fitted models tend to</w:t>
       </w:r>
       <w:r>
         <w:t xml:space="preserve"> </w:t>
@@ -29463,7 +26269,7 @@
         <w:t xml:space="preserve"> </w:t>
       </w:r>
       <w:r>
-        <w:t xml:space="preserve">they fit their training sets more closely than the procedure with the smallest error</w:t>
+        <w:t xml:space="preserve">they fit their training sets more closely than the fitted model of the candidate with the smallest expected squared prediction error</w:t>
       </w:r>
       <w:r>
         <w:t xml:space="preserve"> </w:t>
@@ -36608,19 +33414,23 @@
             </m:e>
           </m:acc>
           <m:r>
-            <m:rPr>
-              <m:sty m:val="p"/>
-            </m:rPr>
-            <m:t>(</m:t>
+            <m:t>​</m:t>
           </m:r>
+          <m:d>
+            <m:dPr>
+              <m:begChr m:val="("/>
+              <m:sepChr m:val=""/>
+              <m:endChr m:val=")"/>
+              <m:grow/>
+            </m:dPr>
+            <m:e>
+              <m:r>
+                <m:t>x</m:t>
+              </m:r>
+            </m:e>
+          </m:d>
           <m:r>
-            <m:t>x</m:t>
-          </m:r>
-          <m:r>
-            <m:rPr>
-              <m:sty m:val="p"/>
-            </m:rPr>
-            <m:t>)</m:t>
+            <m:t>​</m:t>
           </m:r>
           <m:r>
             <m:rPr>
@@ -36630,9 +33440,16 @@
           </m:r>
           <m:sSub>
             <m:e>
-              <m:r>
-                <m:t>g</m:t>
-              </m:r>
+              <m:acc>
+                <m:accPr>
+                  <m:chr m:val="̂"/>
+                </m:accPr>
+                <m:e>
+                  <m:r>
+                    <m:t>y</m:t>
+                  </m:r>
+                </m:e>
+              </m:acc>
             </m:e>
             <m:sub>
               <m:r>
@@ -36654,32 +33471,6 @@
               <m:r>
                 <m:t>x</m:t>
               </m:r>
-              <m:r>
-                <m:rPr>
-                  <m:sty m:val="p"/>
-                </m:rPr>
-                <m:t>;</m:t>
-              </m:r>
-              <m:sSub>
-                <m:e>
-                  <m:r>
-                    <m:rPr>
-                      <m:scr m:val="script"/>
-                      <m:sty m:val="p"/>
-                    </m:rPr>
-                    <m:t>D</m:t>
-                  </m:r>
-                </m:e>
-                <m:sub>
-                  <m:r>
-                    <m:rPr>
-                      <m:nor/>
-                      <m:sty m:val="p"/>
-                    </m:rPr>
-                    <m:t>train</m:t>
-                  </m:r>
-                </m:sub>
-              </m:sSub>
             </m:e>
           </m:d>
           <m:r>
@@ -38111,9 +34902,16 @@
               </m:r>
               <m:sSub>
                 <m:e>
-                  <m:r>
-                    <m:t>g</m:t>
-                  </m:r>
+                  <m:acc>
+                    <m:accPr>
+                      <m:chr m:val="̂"/>
+                    </m:accPr>
+                    <m:e>
+                      <m:r>
+                        <m:t>y</m:t>
+                      </m:r>
+                    </m:e>
+                  </m:acc>
                 </m:e>
                 <m:sub>
                   <m:r>
@@ -38141,32 +34939,6 @@
                     <m:sub>
                       <m:r>
                         <m:t>i</m:t>
-                      </m:r>
-                    </m:sub>
-                  </m:sSub>
-                  <m:r>
-                    <m:rPr>
-                      <m:sty m:val="p"/>
-                    </m:rPr>
-                    <m:t>;</m:t>
-                  </m:r>
-                  <m:sSub>
-                    <m:e>
-                      <m:r>
-                        <m:rPr>
-                          <m:scr m:val="script"/>
-                          <m:sty m:val="p"/>
-                        </m:rPr>
-                        <m:t>D</m:t>
-                      </m:r>
-                    </m:e>
-                    <m:sub>
-                      <m:r>
-                        <m:rPr>
-                          <m:nor/>
-                          <m:sty m:val="p"/>
-                        </m:rPr>
-                        <m:t>train</m:t>
                       </m:r>
                     </m:sub>
                   </m:sSub>
@@ -38305,17 +35077,17 @@
         <w:t xml:space="preserve"> </w:t>
       </w:r>
       <w:r>
-        <w:t xml:space="preserve">on which the rule of the</w:t>
-      </w:r>
-      <w:r>
-        <w:t xml:space="preserve"> </w:t>
-      </w:r>
-      <w:hyperlink w:anchor="def-validation-choice">
+        <w:t xml:space="preserve">on which the</w:t>
+      </w:r>
+      <w:r>
+        <w:t xml:space="preserve"> </w:t>
+      </w:r>
+      <w:hyperlink w:anchor="def-fitted-model">
         <w:r>
           <w:rPr>
             <w:rStyle w:val="Hyperlink"/>
           </w:rPr>
-          <w:t xml:space="preserve">validation choice</w:t>
+          <w:t xml:space="preserve">fitted model</w:t>
         </w:r>
       </w:hyperlink>
       <w:r>
@@ -38324,9 +35096,16 @@
       <m:oMath>
         <m:sSub>
           <m:e>
-            <m:r>
-              <m:t>g</m:t>
-            </m:r>
+            <m:acc>
+              <m:accPr>
+                <m:chr m:val="̂"/>
+              </m:accPr>
+              <m:e>
+                <m:r>
+                  <m:t>y</m:t>
+                </m:r>
+              </m:e>
+            </m:acc>
           </m:e>
           <m:sub>
             <m:acc>
@@ -38346,7 +35125,24 @@
         <w:t xml:space="preserve"> </w:t>
       </w:r>
       <w:r>
-        <w:t xml:space="preserve">is scored:</w:t>
+        <w:t xml:space="preserve">that the</w:t>
+      </w:r>
+      <w:r>
+        <w:t xml:space="preserve"> </w:t>
+      </w:r>
+      <w:hyperlink w:anchor="def-validation-choice">
+        <w:r>
+          <w:rPr>
+            <w:rStyle w:val="Hyperlink"/>
+          </w:rPr>
+          <w:t xml:space="preserve">validation choice</w:t>
+        </w:r>
+      </w:hyperlink>
+      <w:r>
+        <w:t xml:space="preserve"> </w:t>
+      </w:r>
+      <w:r>
+        <w:t xml:space="preserve">picks is scored:</w:t>
       </w:r>
     </w:p>
     <w:p>
@@ -38885,7 +35681,7 @@
         </w:numPr>
       </w:pPr>
       <w:r>
-        <w:t xml:space="preserve">the training set is used to fit each candidate procedure,</w:t>
+        <w:t xml:space="preserve">the training set is used to fit each candidate model,</w:t>
       </w:r>
       <w:r>
         <w:t xml:space="preserve"> </w:t>
@@ -38964,7 +35760,7 @@
         <w:t xml:space="preserve"> </w:t>
       </w:r>
       <w:r>
-        <w:t xml:space="preserve">of the chosen rule.</w:t>
+        <w:t xml:space="preserve">of the chosen fitted model.</w:t>
       </w:r>
     </w:p>
     <w:p>
@@ -38972,7 +35768,7 @@
         <w:pStyle w:val="FirstParagraph"/>
       </w:pPr>
       <w:r>
-        <w:t xml:space="preserve">The chosen procedure won on the validation set</w:t>
+        <w:t xml:space="preserve">The chosen fitted model won on the validation set</w:t>
       </w:r>
       <w:r>
         <w:t xml:space="preserve"> </w:t>
@@ -38984,7 +35780,7 @@
         <w:t xml:space="preserve"> </w:t>
       </w:r>
       <w:r>
-        <w:t xml:space="preserve">so its validation error is optimistic.</w:t>
+        <w:t xml:space="preserve">so its prediction error on the validation set is optimistic as an estimate of its generalization error.</w:t>
       </w:r>
       <w:r>
         <w:t xml:space="preserve"> </w:t>
@@ -46307,29 +43103,20 @@
               </m:r>
             </m:lim>
           </m:limUpp>
-          <m:r>
-            <m:t>g</m:t>
-          </m:r>
-          <m:r>
-            <m:t>​</m:t>
-          </m:r>
-          <m:d>
-            <m:dPr>
-              <m:begChr m:val="("/>
-              <m:sepChr m:val=""/>
-              <m:endChr m:val=")"/>
-              <m:grow/>
-            </m:dPr>
+          <m:sSub>
             <m:e>
-              <m:r>
-                <m:t>x</m:t>
-              </m:r>
-              <m:r>
-                <m:rPr>
-                  <m:sty m:val="p"/>
-                </m:rPr>
-                <m:t>;</m:t>
-              </m:r>
+              <m:acc>
+                <m:accPr>
+                  <m:chr m:val="̂"/>
+                </m:accPr>
+                <m:e>
+                  <m:r>
+                    <m:t>y</m:t>
+                  </m:r>
+                </m:e>
+              </m:acc>
+            </m:e>
+            <m:sub>
               <m:r>
                 <m:t>​</m:t>
               </m:r>
@@ -46428,6 +43215,22 @@
                   </m:sSub>
                 </m:sub>
               </m:sSub>
+            </m:sub>
+          </m:sSub>
+          <m:r>
+            <m:t>​</m:t>
+          </m:r>
+          <m:d>
+            <m:dPr>
+              <m:begChr m:val="("/>
+              <m:sepChr m:val=""/>
+              <m:endChr m:val=")"/>
+              <m:grow/>
+            </m:dPr>
+            <m:e>
+              <m:r>
+                <m:t>x</m:t>
+              </m:r>
             </m:e>
           </m:d>
           <m:r>
@@ -58920,29 +55723,20 @@
           </m:rPr>
           <m:t>=</m:t>
         </m:r>
-        <m:r>
-          <m:t>g</m:t>
-        </m:r>
-        <m:r>
-          <m:t>​</m:t>
-        </m:r>
-        <m:d>
-          <m:dPr>
-            <m:begChr m:val="("/>
-            <m:sepChr m:val=""/>
-            <m:endChr m:val=")"/>
-            <m:grow/>
-          </m:dPr>
+        <m:sSub>
           <m:e>
-            <m:r>
-              <m:t>x</m:t>
-            </m:r>
-            <m:r>
-              <m:rPr>
-                <m:sty m:val="p"/>
-              </m:rPr>
-              <m:t>;</m:t>
-            </m:r>
+            <m:acc>
+              <m:accPr>
+                <m:chr m:val="̂"/>
+              </m:accPr>
+              <m:e>
+                <m:r>
+                  <m:t>y</m:t>
+                </m:r>
+              </m:e>
+            </m:acc>
+          </m:e>
+          <m:sub>
             <m:r>
               <m:t>​</m:t>
             </m:r>
@@ -59080,6 +55874,22 @@
                 </m:r>
               </m:sub>
             </m:sSub>
+          </m:sub>
+        </m:sSub>
+        <m:r>
+          <m:t>​</m:t>
+        </m:r>
+        <m:d>
+          <m:dPr>
+            <m:begChr m:val="("/>
+            <m:sepChr m:val=""/>
+            <m:endChr m:val=")"/>
+            <m:grow/>
+          </m:dPr>
+          <m:e>
+            <m:r>
+              <m:t>x</m:t>
+            </m:r>
           </m:e>
         </m:d>
         <m:r>
@@ -62616,7 +59426,7 @@
         <w:rPr>
           <w:rStyle w:val="CommentTok"/>
         </w:rPr>
-        <w:t xml:space="preserve">#&gt;    8.88178e-15    2.00000e+00</w:t>
+        <w:t xml:space="preserve">#&gt;    7.10543e-15    2.00000e+00</w:t>
       </w:r>
     </w:p>
     <w:p>
@@ -62624,7 +59434,7 @@
         <w:pStyle w:val="FirstParagraph"/>
       </w:pPr>
       <w:r>
-        <w:t xml:space="preserve">The two columns differ by at most 8.9e-15,</w:t>
+        <w:t xml:space="preserve">The two columns differ by at most 7.1e-15,</w:t>
       </w:r>
       <w:r>
         <w:t xml:space="preserve"> </w:t>
@@ -63692,9 +60502,62 @@
                       <m:grow/>
                     </m:dPr>
                     <m:e>
-                      <m:r>
-                        <m:t>g</m:t>
-                      </m:r>
+                      <m:sSup>
+                        <m:e>
+                          <m:acc>
+                            <m:accPr>
+                              <m:chr m:val="̂"/>
+                            </m:accPr>
+                            <m:e>
+                              <m:r>
+                                <m:t>y</m:t>
+                              </m:r>
+                            </m:e>
+                          </m:acc>
+                        </m:e>
+                        <m:sup>
+                          <m:r>
+                            <m:rPr>
+                              <m:sty m:val="p"/>
+                            </m:rPr>
+                            <m:t>(</m:t>
+                          </m:r>
+                          <m:r>
+                            <m:rPr>
+                              <m:sty m:val="p"/>
+                            </m:rPr>
+                            <m:t>−</m:t>
+                          </m:r>
+                          <m:r>
+                            <m:t>κ</m:t>
+                          </m:r>
+                          <m:r>
+                            <m:t>​</m:t>
+                          </m:r>
+                          <m:d>
+                            <m:dPr>
+                              <m:begChr m:val="("/>
+                              <m:sepChr m:val=""/>
+                              <m:endChr m:val=")"/>
+                              <m:grow/>
+                            </m:dPr>
+                            <m:e>
+                              <m:r>
+                                <m:t>i</m:t>
+                              </m:r>
+                            </m:e>
+                          </m:d>
+                          <m:r>
+                            <m:t>​</m:t>
+                          </m:r>
+                          <m:r>
+                            <m:rPr>
+                              <m:sty m:val="p"/>
+                            </m:rPr>
+                            <m:t>)</m:t>
+                          </m:r>
+                        </m:sup>
+                      </m:sSup>
                       <m:r>
                         <m:t>​</m:t>
                       </m:r>
@@ -63716,165 +60579,6 @@
                               <m:r>
                                 <m:t>i</m:t>
                               </m:r>
-                            </m:sub>
-                          </m:sSub>
-                          <m:r>
-                            <m:rPr>
-                              <m:sty m:val="p"/>
-                            </m:rPr>
-                            <m:t>;</m:t>
-                          </m:r>
-                          <m:r>
-                            <m:t>​</m:t>
-                          </m:r>
-                          <m:d>
-                            <m:dPr>
-                              <m:begChr m:val="("/>
-                              <m:sepChr m:val=""/>
-                              <m:endChr m:val=")"/>
-                              <m:grow/>
-                            </m:dPr>
-                            <m:e>
-                              <m:r>
-                                <m:rPr>
-                                  <m:sty m:val="p"/>
-                                </m:rPr>
-                                <m:t>(</m:t>
-                              </m:r>
-                              <m:sSub>
-                                <m:e>
-                                  <m:r>
-                                    <m:t>x</m:t>
-                                  </m:r>
-                                </m:e>
-                                <m:sub>
-                                  <m:sSup>
-                                    <m:e>
-                                      <m:r>
-                                        <m:t>i</m:t>
-                                      </m:r>
-                                    </m:e>
-                                    <m:sup>
-                                      <m:r>
-                                        <m:rPr>
-                                          <m:sty m:val="p"/>
-                                        </m:rPr>
-                                        <m:t>′</m:t>
-                                      </m:r>
-                                    </m:sup>
-                                  </m:sSup>
-                                </m:sub>
-                              </m:sSub>
-                              <m:r>
-                                <m:rPr>
-                                  <m:sty m:val="p"/>
-                                </m:rPr>
-                                <m:t>,</m:t>
-                              </m:r>
-                              <m:sSub>
-                                <m:e>
-                                  <m:r>
-                                    <m:t>y</m:t>
-                                  </m:r>
-                                </m:e>
-                                <m:sub>
-                                  <m:sSup>
-                                    <m:e>
-                                      <m:r>
-                                        <m:t>i</m:t>
-                                      </m:r>
-                                    </m:e>
-                                    <m:sup>
-                                      <m:r>
-                                        <m:rPr>
-                                          <m:sty m:val="p"/>
-                                        </m:rPr>
-                                        <m:t>′</m:t>
-                                      </m:r>
-                                    </m:sup>
-                                  </m:sSup>
-                                </m:sub>
-                              </m:sSub>
-                              <m:r>
-                                <m:rPr>
-                                  <m:sty m:val="p"/>
-                                </m:rPr>
-                                <m:t>)</m:t>
-                              </m:r>
-                            </m:e>
-                          </m:d>
-                          <m:sSub>
-                            <m:e>
-                              <m:r>
-                                <m:t>​</m:t>
-                              </m:r>
-                            </m:e>
-                            <m:sub>
-                              <m:sSup>
-                                <m:e>
-                                  <m:r>
-                                    <m:t>i</m:t>
-                                  </m:r>
-                                </m:e>
-                                <m:sup>
-                                  <m:r>
-                                    <m:rPr>
-                                      <m:sty m:val="p"/>
-                                    </m:rPr>
-                                    <m:t>′</m:t>
-                                  </m:r>
-                                </m:sup>
-                              </m:sSup>
-                              <m:r>
-                                <m:rPr>
-                                  <m:sty m:val="p"/>
-                                </m:rPr>
-                                <m:t>∈</m:t>
-                              </m:r>
-                              <m:r>
-                                <m:t>I</m:t>
-                              </m:r>
-                              <m:r>
-                                <m:rPr>
-                                  <m:sty m:val="p"/>
-                                </m:rPr>
-                                <m:t>\</m:t>
-                              </m:r>
-                              <m:sSub>
-                                <m:e>
-                                  <m:r>
-                                    <m:rPr>
-                                      <m:scr m:val="script"/>
-                                      <m:sty m:val="p"/>
-                                    </m:rPr>
-                                    <m:t>F</m:t>
-                                  </m:r>
-                                </m:e>
-                                <m:sub>
-                                  <m:r>
-                                    <m:t>κ</m:t>
-                                  </m:r>
-                                  <m:r>
-                                    <m:t>​</m:t>
-                                  </m:r>
-                                  <m:d>
-                                    <m:dPr>
-                                      <m:begChr m:val="("/>
-                                      <m:sepChr m:val=""/>
-                                      <m:endChr m:val=")"/>
-                                      <m:grow/>
-                                    </m:dPr>
-                                    <m:e>
-                                      <m:r>
-                                        <m:t>i</m:t>
-                                      </m:r>
-                                    </m:e>
-                                  </m:d>
-                                  <m:r>
-                                    <m:t>​</m:t>
-                                  </m:r>
-                                </m:sub>
-                              </m:sSub>
                             </m:sub>
                           </m:sSub>
                         </m:e>
@@ -64318,15 +61022,6 @@
               <m:grow/>
             </m:dPr>
             <m:e>
-              <m:r>
-                <m:t>x</m:t>
-              </m:r>
-              <m:r>
-                <m:rPr>
-                  <m:sty m:val="p"/>
-                </m:rPr>
-                <m:t>;</m:t>
-              </m:r>
               <m:sSub>
                 <m:e>
                   <m:r>
@@ -64373,9 +61068,16 @@
           </m:limUpp>
           <m:sSub>
             <m:e>
-              <m:r>
-                <m:t>g</m:t>
-              </m:r>
+              <m:acc>
+                <m:accPr>
+                  <m:chr m:val="̂"/>
+                </m:accPr>
+                <m:e>
+                  <m:r>
+                    <m:t>y</m:t>
+                  </m:r>
+                </m:e>
+              </m:acc>
             </m:e>
             <m:sub>
               <m:r>
@@ -64498,51 +61200,6 @@
               </m:r>
             </m:sub>
           </m:sSub>
-          <m:r>
-            <m:t>​</m:t>
-          </m:r>
-          <m:d>
-            <m:dPr>
-              <m:begChr m:val="("/>
-              <m:sepChr m:val=""/>
-              <m:endChr m:val=")"/>
-              <m:grow/>
-            </m:dPr>
-            <m:e>
-              <m:r>
-                <m:t>x</m:t>
-              </m:r>
-              <m:r>
-                <m:rPr>
-                  <m:sty m:val="p"/>
-                </m:rPr>
-                <m:t>;</m:t>
-              </m:r>
-              <m:sSub>
-                <m:e>
-                  <m:r>
-                    <m:rPr>
-                      <m:scr m:val="script"/>
-                      <m:sty m:val="p"/>
-                    </m:rPr>
-                    <m:t>D</m:t>
-                  </m:r>
-                </m:e>
-                <m:sub>
-                  <m:r>
-                    <m:rPr>
-                      <m:nor/>
-                      <m:sty m:val="p"/>
-                    </m:rPr>
-                    <m:t>train</m:t>
-                  </m:r>
-                </m:sub>
-              </m:sSub>
-            </m:e>
-          </m:d>
-          <m:r>
-            <m:t>​</m:t>
-          </m:r>
           <m:r>
             <m:rPr>
               <m:sty m:val="p"/>
@@ -66604,9 +63261,43 @@
                       <m:grow/>
                     </m:dPr>
                     <m:e>
-                      <m:r>
-                        <m:t>g</m:t>
-                      </m:r>
+                      <m:sSup>
+                        <m:e>
+                          <m:acc>
+                            <m:accPr>
+                              <m:chr m:val="̂"/>
+                            </m:accPr>
+                            <m:e>
+                              <m:r>
+                                <m:t>y</m:t>
+                              </m:r>
+                            </m:e>
+                          </m:acc>
+                        </m:e>
+                        <m:sup>
+                          <m:r>
+                            <m:rPr>
+                              <m:sty m:val="p"/>
+                            </m:rPr>
+                            <m:t>(</m:t>
+                          </m:r>
+                          <m:r>
+                            <m:rPr>
+                              <m:sty m:val="p"/>
+                            </m:rPr>
+                            <m:t>−</m:t>
+                          </m:r>
+                          <m:r>
+                            <m:t>j</m:t>
+                          </m:r>
+                          <m:r>
+                            <m:rPr>
+                              <m:sty m:val="p"/>
+                            </m:rPr>
+                            <m:t>)</m:t>
+                          </m:r>
+                        </m:sup>
+                      </m:sSup>
                       <m:r>
                         <m:t>​</m:t>
                       </m:r>
@@ -66628,146 +63319,6 @@
                               <m:r>
                                 <m:t>i</m:t>
                               </m:r>
-                            </m:sub>
-                          </m:sSub>
-                          <m:r>
-                            <m:rPr>
-                              <m:sty m:val="p"/>
-                            </m:rPr>
-                            <m:t>;</m:t>
-                          </m:r>
-                          <m:r>
-                            <m:t>​</m:t>
-                          </m:r>
-                          <m:d>
-                            <m:dPr>
-                              <m:begChr m:val="("/>
-                              <m:sepChr m:val=""/>
-                              <m:endChr m:val=")"/>
-                              <m:grow/>
-                            </m:dPr>
-                            <m:e>
-                              <m:r>
-                                <m:rPr>
-                                  <m:sty m:val="p"/>
-                                </m:rPr>
-                                <m:t>(</m:t>
-                              </m:r>
-                              <m:sSub>
-                                <m:e>
-                                  <m:r>
-                                    <m:t>x</m:t>
-                                  </m:r>
-                                </m:e>
-                                <m:sub>
-                                  <m:sSup>
-                                    <m:e>
-                                      <m:r>
-                                        <m:t>i</m:t>
-                                      </m:r>
-                                    </m:e>
-                                    <m:sup>
-                                      <m:r>
-                                        <m:rPr>
-                                          <m:sty m:val="p"/>
-                                        </m:rPr>
-                                        <m:t>′</m:t>
-                                      </m:r>
-                                    </m:sup>
-                                  </m:sSup>
-                                </m:sub>
-                              </m:sSub>
-                              <m:r>
-                                <m:rPr>
-                                  <m:sty m:val="p"/>
-                                </m:rPr>
-                                <m:t>,</m:t>
-                              </m:r>
-                              <m:sSub>
-                                <m:e>
-                                  <m:r>
-                                    <m:t>y</m:t>
-                                  </m:r>
-                                </m:e>
-                                <m:sub>
-                                  <m:sSup>
-                                    <m:e>
-                                      <m:r>
-                                        <m:t>i</m:t>
-                                      </m:r>
-                                    </m:e>
-                                    <m:sup>
-                                      <m:r>
-                                        <m:rPr>
-                                          <m:sty m:val="p"/>
-                                        </m:rPr>
-                                        <m:t>′</m:t>
-                                      </m:r>
-                                    </m:sup>
-                                  </m:sSup>
-                                </m:sub>
-                              </m:sSub>
-                              <m:r>
-                                <m:rPr>
-                                  <m:sty m:val="p"/>
-                                </m:rPr>
-                                <m:t>)</m:t>
-                              </m:r>
-                            </m:e>
-                          </m:d>
-                          <m:sSub>
-                            <m:e>
-                              <m:r>
-                                <m:t>​</m:t>
-                              </m:r>
-                            </m:e>
-                            <m:sub>
-                              <m:sSup>
-                                <m:e>
-                                  <m:r>
-                                    <m:t>i</m:t>
-                                  </m:r>
-                                </m:e>
-                                <m:sup>
-                                  <m:r>
-                                    <m:rPr>
-                                      <m:sty m:val="p"/>
-                                    </m:rPr>
-                                    <m:t>′</m:t>
-                                  </m:r>
-                                </m:sup>
-                              </m:sSup>
-                              <m:r>
-                                <m:rPr>
-                                  <m:sty m:val="p"/>
-                                </m:rPr>
-                                <m:t>∈</m:t>
-                              </m:r>
-                              <m:r>
-                                <m:t>I</m:t>
-                              </m:r>
-                              <m:r>
-                                <m:rPr>
-                                  <m:sty m:val="p"/>
-                                </m:rPr>
-                                <m:t>\</m:t>
-                              </m:r>
-                              <m:sSub>
-                                <m:e>
-                                  <m:r>
-                                    <m:rPr>
-                                      <m:scr m:val="script"/>
-                                      <m:sty m:val="p"/>
-                                    </m:rPr>
-                                    <m:t>F</m:t>
-                                  </m:r>
-                                </m:e>
-                                <m:sub>
-                                  <m:r>
-                                    <m:t>j</m:t>
-                                  </m:r>
-                                </m:sub>
-                              </m:sSub>
                             </m:sub>
                           </m:sSub>
                         </m:e>
